--- a/Proposta_Demo_Multi_Escopo.docx
+++ b/Proposta_Demo_Multi_Escopo.docx
@@ -442,6 +442,7 @@
           <w:sz w:val="20"/>
           <w:szCs w:val="20"/>
         </w:rPr>
+        <w:jc w:val="both"/>
       </w:pPr>
       <w:r>
         <w:rPr>
@@ -462,6 +463,7 @@
           <w:sz w:val="20"/>
           <w:szCs w:val="20"/>
         </w:rPr>
+        <w:jc w:val="both"/>
       </w:pPr>
       <w:r>
         <w:rPr>
@@ -480,6 +482,17 @@
           <w:sz w:val="20"/>
           <w:szCs w:val="20"/>
         </w:rPr>
+      </w:pPr>
+    </w:p>
+    <w:p>
+      <w:pPr>
+        <w:spacing w:line="276" w:lineRule="auto"/>
+        <w:rPr>
+          <w:rFonts w:ascii="Arvo" w:hAnsi="Arvo"/>
+          <w:sz w:val="20"/>
+          <w:szCs w:val="20"/>
+        </w:rPr>
+        <w:jc w:val="both"/>
       </w:pPr>
       <w:r>
         <w:rPr>
@@ -500,6 +513,7 @@
           <w:sz w:val="20"/>
           <w:szCs w:val="20"/>
         </w:rPr>
+        <w:jc w:val="both"/>
       </w:pPr>
       <w:r>
         <w:rPr>
@@ -518,6 +532,17 @@
           <w:sz w:val="20"/>
           <w:szCs w:val="20"/>
         </w:rPr>
+      </w:pPr>
+    </w:p>
+    <w:p>
+      <w:pPr>
+        <w:spacing w:line="276" w:lineRule="auto"/>
+        <w:rPr>
+          <w:rFonts w:ascii="Arvo" w:hAnsi="Arvo"/>
+          <w:sz w:val="20"/>
+          <w:szCs w:val="20"/>
+        </w:rPr>
+        <w:jc w:val="both"/>
       </w:pPr>
       <w:r>
         <w:rPr>
@@ -538,6 +563,7 @@
           <w:sz w:val="20"/>
           <w:szCs w:val="20"/>
         </w:rPr>
+        <w:jc w:val="both"/>
       </w:pPr>
       <w:r>
         <w:rPr>
@@ -550,7 +576,6 @@
     </w:p>
     <w:p>
       <w:pPr>
-        <w:snapToGrid w:val="0"/>
         <w:spacing w:line="276" w:lineRule="auto"/>
         <w:rPr>
           <w:rFonts w:ascii="Arvo" w:hAnsi="Arvo"/>
@@ -632,6 +657,7 @@
           <w:sz w:val="20"/>
           <w:szCs w:val="20"/>
         </w:rPr>
+        <w:jc w:val="both"/>
       </w:pPr>
       <w:r>
         <w:rPr>
@@ -652,6 +678,7 @@
           <w:sz w:val="20"/>
           <w:szCs w:val="20"/>
         </w:rPr>
+        <w:jc w:val="both"/>
       </w:pPr>
       <w:r>
         <w:rPr>
@@ -661,6 +688,16 @@
         </w:rPr>
         <w:t xml:space="preserve">Contencioso trabalhista de massa: defesa em reclamações trabalhistas em primeira e segunda instâncias, fase de conhecimento e execução, em todos os TRTs do território nacional, incluindo audiências e recursos.</w:t>
       </w:r>
+    </w:p>
+    <w:p>
+      <w:pPr>
+        <w:spacing w:line="276" w:lineRule="auto"/>
+        <w:rPr>
+          <w:rFonts w:ascii="Arvo" w:hAnsi="Arvo"/>
+          <w:sz w:val="20"/>
+          <w:szCs w:val="20"/>
+        </w:rPr>
+      </w:pPr>
     </w:p>
     <w:p>
       <w:pPr>
@@ -672,6 +709,7 @@
           <w:sz w:val="20"/>
           <w:szCs w:val="20"/>
         </w:rPr>
+        <w:jc w:val="both"/>
       </w:pPr>
       <w:r>
         <w:rPr>
@@ -692,6 +730,7 @@
           <w:sz w:val="20"/>
           <w:szCs w:val="20"/>
         </w:rPr>
+        <w:jc w:val="both"/>
       </w:pPr>
       <w:r>
         <w:rPr>
@@ -701,6 +740,16 @@
         </w:rPr>
         <w:t xml:space="preserve">Contencioso cível estratégico: defesa em ações cíveis de alta complexidade — ações de cobrança, indenizatórias, ações coletivas — perante juízos cíveis estaduais e federais, com atuação por ato processual.</w:t>
       </w:r>
+    </w:p>
+    <w:p>
+      <w:pPr>
+        <w:spacing w:line="276" w:lineRule="auto"/>
+        <w:rPr>
+          <w:rFonts w:ascii="Arvo" w:hAnsi="Arvo"/>
+          <w:sz w:val="20"/>
+          <w:szCs w:val="20"/>
+        </w:rPr>
+      </w:pPr>
     </w:p>
     <w:p>
       <w:pPr>
@@ -712,6 +761,7 @@
           <w:sz w:val="20"/>
           <w:szCs w:val="20"/>
         </w:rPr>
+        <w:jc w:val="both"/>
       </w:pPr>
       <w:r>
         <w:rPr>
@@ -732,6 +782,7 @@
           <w:sz w:val="20"/>
           <w:szCs w:val="20"/>
         </w:rPr>
+        <w:jc w:val="both"/>
       </w:pPr>
       <w:r>
         <w:rPr>
@@ -744,138 +795,416 @@
     </w:p>
     <w:p>
       <w:pPr>
-        <w:snapToGrid w:val="0"/>
-        <w:spacing w:line="276" w:lineRule="auto"/>
-        <w:rPr>
-          <w:rFonts w:ascii="Arvo" w:hAnsi="Arvo"/>
-          <w:sz w:val="20"/>
-          <w:szCs w:val="20"/>
-        </w:rPr>
-      </w:pPr>
-    </w:p>
-    <w:p>
-      <w:pPr>
-        <w:spacing w:line="276" w:lineRule="auto"/>
-        <w:rPr>
-          <w:rFonts w:ascii="Arvo" w:hAnsi="Arvo"/>
-          <w:sz w:val="20"/>
-          <w:szCs w:val="20"/>
-        </w:rPr>
-      </w:pPr>
-      <w:r>
-        <w:rPr>
-          <w:rFonts w:ascii="Arvo" w:hAnsi="Arvo"/>
-          <w:b/>
-          <w:bCs/>
-          <w:sz w:val="20"/>
-          <w:szCs w:val="20"/>
-        </w:rPr>
-        <w:t xml:space="preserve">Honorários — Escopo Consultivo A</w:t>
-      </w:r>
-    </w:p>
-    <w:p>
-      <w:pPr>
-        <w:spacing w:line="276" w:lineRule="auto"/>
-        <w:rPr>
-          <w:rFonts w:ascii="Arvo" w:hAnsi="Arvo"/>
-          <w:sz w:val="20"/>
-          <w:szCs w:val="20"/>
-        </w:rPr>
-      </w:pPr>
-      <w:r>
-        <w:rPr>
-          <w:rFonts w:ascii="Arvo" w:hAnsi="Arvo"/>
-          <w:sz w:val="20"/>
-          <w:szCs w:val="20"/>
-        </w:rPr>
-        <w:t xml:space="preserve">Os honorários serão apurados conforme tabela de senioridade: Sócio: R$ 1.200,00, Associado Sênior: R$ 950,00, Associado Pleno: R$ 750,00, Associado Júnior: R$ 500,00, Estagiário/Paralegal: R$ 280,00</w:t>
-      </w:r>
-    </w:p>
-    <w:p>
-      <w:pPr>
-        <w:spacing w:line="276" w:lineRule="auto"/>
-        <w:rPr>
-          <w:rFonts w:ascii="Arvo" w:hAnsi="Arvo"/>
-          <w:sz w:val="20"/>
-          <w:szCs w:val="20"/>
-        </w:rPr>
-      </w:pPr>
-      <w:r>
-        <w:rPr>
-          <w:rFonts w:ascii="Arvo" w:hAnsi="Arvo"/>
-          <w:b/>
-          <w:bCs/>
-          <w:sz w:val="20"/>
-          <w:szCs w:val="20"/>
-        </w:rPr>
-        <w:t xml:space="preserve">Honorários — Escopo Consultivo B</w:t>
-      </w:r>
-    </w:p>
-    <w:p>
-      <w:pPr>
-        <w:spacing w:line="276" w:lineRule="auto"/>
-        <w:rPr>
-          <w:rFonts w:ascii="Arvo" w:hAnsi="Arvo"/>
-          <w:sz w:val="20"/>
-          <w:szCs w:val="20"/>
-        </w:rPr>
-      </w:pPr>
-      <w:r>
-        <w:rPr>
-          <w:rFonts w:ascii="Arvo" w:hAnsi="Arvo"/>
-          <w:sz w:val="20"/>
-          <w:szCs w:val="20"/>
-        </w:rPr>
-        <w:t xml:space="preserve">Os honorários serão apurados com base em valor horário único de R$ 700,00 por hora.</w:t>
-      </w:r>
-    </w:p>
-    <w:p>
-      <w:pPr>
-        <w:spacing w:line="276" w:lineRule="auto"/>
-        <w:rPr>
-          <w:rFonts w:ascii="Arvo" w:hAnsi="Arvo"/>
-          <w:sz w:val="20"/>
-          <w:szCs w:val="20"/>
-        </w:rPr>
-      </w:pPr>
-      <w:r>
-        <w:rPr>
-          <w:rFonts w:ascii="Arvo" w:hAnsi="Arvo"/>
-          <w:b/>
-          <w:bCs/>
-          <w:sz w:val="20"/>
-          <w:szCs w:val="20"/>
-        </w:rPr>
-        <w:t xml:space="preserve">Honorários — Escopo Consultivo C</w:t>
-      </w:r>
-    </w:p>
-    <w:p>
-      <w:pPr>
-        <w:spacing w:line="276" w:lineRule="auto"/>
-        <w:rPr>
-          <w:rFonts w:ascii="Arvo" w:hAnsi="Arvo"/>
-          <w:sz w:val="20"/>
-          <w:szCs w:val="20"/>
-        </w:rPr>
-      </w:pPr>
-      <w:r>
-        <w:rPr>
-          <w:rFonts w:ascii="Arvo" w:hAnsi="Arvo"/>
-          <w:sz w:val="20"/>
-          <w:szCs w:val="20"/>
-        </w:rPr>
-        <w:t xml:space="preserve">Honorários fixos mensais: R$ 18.500,00 / Cap: 35 horas horas / Hora excedente: R$ 650,00.</w:t>
-      </w:r>
-    </w:p>
-    <w:p>
-      <w:pPr>
-        <w:spacing w:line="276" w:lineRule="auto"/>
-        <w:rPr>
-          <w:rFonts w:ascii="Arvo" w:hAnsi="Arvo"/>
-          <w:sz w:val="20"/>
-          <w:szCs w:val="20"/>
-        </w:rPr>
-      </w:pPr>
+        <w:spacing w:line="276" w:lineRule="auto"/>
+        <w:rPr>
+          <w:rFonts w:ascii="Arvo" w:hAnsi="Arvo"/>
+          <w:sz w:val="20"/>
+          <w:szCs w:val="20"/>
+        </w:rPr>
+      </w:pPr>
+    </w:p>
+    <w:p>
+      <w:pPr>
+        <w:spacing w:line="276" w:lineRule="auto"/>
+        <w:rPr>
+          <w:rFonts w:ascii="Arvo" w:hAnsi="Arvo"/>
+          <w:sz w:val="20"/>
+          <w:szCs w:val="20"/>
+        </w:rPr>
+        <w:jc w:val="both"/>
+      </w:pPr>
+      <w:r>
+        <w:rPr>
+          <w:rFonts w:ascii="Arvo" w:hAnsi="Arvo"/>
+          <w:sz w:val="20"/>
+          <w:szCs w:val="20"/>
+        </w:rPr>
+        <w:t xml:space="preserve"/>
+      </w:r>
+      <w:p>
+        <w:r>
+          <w:rPr>
+            <w:rFonts w:ascii="Arvo" w:hAnsi="Arvo"/>
+            <w:b/>
+            <w:sz w:val="20"/>
+          </w:rPr>
+          <w:t>Honorários — Escopo Consultivo A</w:t>
+        </w:r>
+      </w:p>
+      <w:p>
+        <w:pPr>
+          <w:jc w:val="both"/>
+        </w:pPr>
+        <w:r>
+          <w:rPr>
+            <w:rFonts w:ascii="Arvo" w:hAnsi="Arvo"/>
+            <w:sz w:val="20"/>
+          </w:rPr>
+          <w:t>Os honorários serão apurados conforme a tabela de senioridade abaixo, com base em relatório mensal de horas executadas.</w:t>
+        </w:r>
+      </w:p>
+      <w:tbl>
+        <w:tblPr>
+          <w:tblW w:type="auto" w:w="0"/>
+          <w:tblLook w:firstColumn="1" w:firstRow="1" w:lastColumn="0" w:lastRow="0" w:noHBand="0" w:noVBand="1" w:val="04A0"/>
+          <w:tblBorders>
+            <w:top w:val="single" w:sz="4" w:space="0" w:color="auto"/>
+            <w:left w:val="single" w:sz="4" w:space="0" w:color="auto"/>
+            <w:right w:val="single" w:sz="4" w:space="0" w:color="auto"/>
+            <w:insideH w:val="single" w:sz="4" w:space="0" w:color="auto"/>
+            <w:insideV w:val="single" w:sz="4" w:space="0" w:color="auto"/>
+          </w:tblBorders>
+        </w:tblPr>
+        <w:tblGrid>
+          <w:gridCol w:w="4320"/>
+          <w:gridCol w:w="4320"/>
+        </w:tblGrid>
+        <w:tr>
+          <w:tc>
+            <w:tcPr>
+              <w:tcW w:type="dxa" w:w="4320"/>
+            </w:tcPr>
+            <w:p>
+              <w:pPr>
+                <w:jc w:val="left"/>
+              </w:pPr>
+              <w:r/>
+              <w:r>
+                <w:rPr>
+                  <w:rFonts w:ascii="Arvo" w:hAnsi="Arvo"/>
+                  <w:b/>
+                  <w:sz w:val="20"/>
+                </w:rPr>
+                <w:t>Categoria</w:t>
+              </w:r>
+            </w:p>
+          </w:tc>
+          <w:tc>
+            <w:tcPr>
+              <w:tcW w:type="dxa" w:w="4320"/>
+            </w:tcPr>
+            <w:p>
+              <w:pPr>
+                <w:jc w:val="left"/>
+              </w:pPr>
+              <w:r/>
+              <w:r>
+                <w:rPr>
+                  <w:rFonts w:ascii="Arvo" w:hAnsi="Arvo"/>
+                  <w:b/>
+                  <w:sz w:val="20"/>
+                </w:rPr>
+                <w:t>Valor por hora</w:t>
+              </w:r>
+            </w:p>
+          </w:tc>
+        </w:tr>
+        <w:tr>
+          <w:tc>
+            <w:tcPr>
+              <w:tcW w:type="dxa" w:w="4320"/>
+            </w:tcPr>
+            <w:p>
+              <w:pPr>
+                <w:jc w:val="left"/>
+              </w:pPr>
+              <w:r/>
+              <w:r>
+                <w:rPr>
+                  <w:rFonts w:ascii="Arvo" w:hAnsi="Arvo"/>
+                  <w:sz w:val="20"/>
+                </w:rPr>
+                <w:t>Sócio</w:t>
+              </w:r>
+            </w:p>
+          </w:tc>
+          <w:tc>
+            <w:tcPr>
+              <w:tcW w:type="dxa" w:w="4320"/>
+            </w:tcPr>
+            <w:p>
+              <w:pPr>
+                <w:jc w:val="left"/>
+              </w:pPr>
+              <w:r/>
+              <w:r>
+                <w:rPr>
+                  <w:rFonts w:ascii="Arvo" w:hAnsi="Arvo"/>
+                  <w:sz w:val="20"/>
+                </w:rPr>
+                <w:t>R$ 1.200,00</w:t>
+              </w:r>
+            </w:p>
+          </w:tc>
+        </w:tr>
+        <w:tr>
+          <w:tc>
+            <w:tcPr>
+              <w:tcW w:type="dxa" w:w="4320"/>
+            </w:tcPr>
+            <w:p>
+              <w:pPr>
+                <w:jc w:val="left"/>
+              </w:pPr>
+              <w:r/>
+              <w:r>
+                <w:rPr>
+                  <w:rFonts w:ascii="Arvo" w:hAnsi="Arvo"/>
+                  <w:sz w:val="20"/>
+                </w:rPr>
+                <w:t>Associado Sênior</w:t>
+              </w:r>
+            </w:p>
+          </w:tc>
+          <w:tc>
+            <w:tcPr>
+              <w:tcW w:type="dxa" w:w="4320"/>
+            </w:tcPr>
+            <w:p>
+              <w:pPr>
+                <w:jc w:val="left"/>
+              </w:pPr>
+              <w:r/>
+              <w:r>
+                <w:rPr>
+                  <w:rFonts w:ascii="Arvo" w:hAnsi="Arvo"/>
+                  <w:sz w:val="20"/>
+                </w:rPr>
+                <w:t>R$ 950,00</w:t>
+              </w:r>
+            </w:p>
+          </w:tc>
+        </w:tr>
+        <w:tr>
+          <w:tc>
+            <w:tcPr>
+              <w:tcW w:type="dxa" w:w="4320"/>
+            </w:tcPr>
+            <w:p>
+              <w:pPr>
+                <w:jc w:val="left"/>
+              </w:pPr>
+              <w:r/>
+              <w:r>
+                <w:rPr>
+                  <w:rFonts w:ascii="Arvo" w:hAnsi="Arvo"/>
+                  <w:sz w:val="20"/>
+                </w:rPr>
+                <w:t>Associado Pleno</w:t>
+              </w:r>
+            </w:p>
+          </w:tc>
+          <w:tc>
+            <w:tcPr>
+              <w:tcW w:type="dxa" w:w="4320"/>
+            </w:tcPr>
+            <w:p>
+              <w:pPr>
+                <w:jc w:val="left"/>
+              </w:pPr>
+              <w:r/>
+              <w:r>
+                <w:rPr>
+                  <w:rFonts w:ascii="Arvo" w:hAnsi="Arvo"/>
+                  <w:sz w:val="20"/>
+                </w:rPr>
+                <w:t>R$ 750,00</w:t>
+              </w:r>
+            </w:p>
+          </w:tc>
+        </w:tr>
+        <w:tr>
+          <w:tc>
+            <w:tcPr>
+              <w:tcW w:type="dxa" w:w="4320"/>
+            </w:tcPr>
+            <w:p>
+              <w:pPr>
+                <w:jc w:val="left"/>
+              </w:pPr>
+              <w:r/>
+              <w:r>
+                <w:rPr>
+                  <w:rFonts w:ascii="Arvo" w:hAnsi="Arvo"/>
+                  <w:sz w:val="20"/>
+                </w:rPr>
+                <w:t>Associado Júnior</w:t>
+              </w:r>
+            </w:p>
+          </w:tc>
+          <w:tc>
+            <w:tcPr>
+              <w:tcW w:type="dxa" w:w="4320"/>
+            </w:tcPr>
+            <w:p>
+              <w:pPr>
+                <w:jc w:val="left"/>
+              </w:pPr>
+              <w:r/>
+              <w:r>
+                <w:rPr>
+                  <w:rFonts w:ascii="Arvo" w:hAnsi="Arvo"/>
+                  <w:sz w:val="20"/>
+                </w:rPr>
+                <w:t>R$ 500,00</w:t>
+              </w:r>
+            </w:p>
+          </w:tc>
+        </w:tr>
+        <w:tr>
+          <w:tc>
+            <w:tcPr>
+              <w:tcW w:type="dxa" w:w="4320"/>
+            </w:tcPr>
+            <w:p>
+              <w:pPr>
+                <w:jc w:val="left"/>
+              </w:pPr>
+              <w:r/>
+              <w:r>
+                <w:rPr>
+                  <w:rFonts w:ascii="Arvo" w:hAnsi="Arvo"/>
+                  <w:sz w:val="20"/>
+                </w:rPr>
+                <w:t>Estagiário/Paralegal</w:t>
+              </w:r>
+            </w:p>
+          </w:tc>
+          <w:tc>
+            <w:tcPr>
+              <w:tcW w:type="dxa" w:w="4320"/>
+            </w:tcPr>
+            <w:p>
+              <w:pPr>
+                <w:jc w:val="left"/>
+              </w:pPr>
+              <w:r/>
+              <w:r>
+                <w:rPr>
+                  <w:rFonts w:ascii="Arvo" w:hAnsi="Arvo"/>
+                  <w:sz w:val="20"/>
+                </w:rPr>
+                <w:t>R$ 280,00</w:t>
+              </w:r>
+            </w:p>
+          </w:tc>
+        </w:tr>
+      </w:tbl>
+      <w:p>
+        <w:r>
+          <w:rPr>
+            <w:rFonts w:ascii="Arvo" w:hAnsi="Arvo"/>
+            <w:sz w:val="20"/>
+          </w:rPr>
+        </w:r>
+      </w:p>
+      <w:r>
+        <w:t xml:space="preserve"/>
+      </w:r>
+    </w:p>
+    <w:p>
+      <w:pPr>
+        <w:spacing w:line="276" w:lineRule="auto"/>
+        <w:rPr>
+          <w:rFonts w:ascii="Arvo" w:hAnsi="Arvo"/>
+          <w:sz w:val="20"/>
+          <w:szCs w:val="20"/>
+        </w:rPr>
+        <w:jc w:val="both"/>
+      </w:pPr>
+      <w:r>
+        <w:rPr>
+          <w:rFonts w:ascii="Arvo" w:hAnsi="Arvo"/>
+          <w:sz w:val="20"/>
+          <w:szCs w:val="20"/>
+        </w:rPr>
+        <w:t xml:space="preserve"/>
+      </w:r>
+      <w:p>
+        <w:r>
+          <w:rPr>
+            <w:rFonts w:ascii="Arvo" w:hAnsi="Arvo"/>
+            <w:b/>
+            <w:sz w:val="20"/>
+          </w:rPr>
+          <w:t>Honorários — Escopo Consultivo B</w:t>
+        </w:r>
+      </w:p>
+      <w:p>
+        <w:pPr>
+          <w:jc w:val="both"/>
+        </w:pPr>
+        <w:r>
+          <w:rPr>
+            <w:rFonts w:ascii="Arvo" w:hAnsi="Arvo"/>
+            <w:sz w:val="20"/>
+          </w:rPr>
+          <w:t>Os honorários serão apurados com base em valor horário único, aplicável indistintamente a qualquer profissional alocado na prestação dos serviços consultivos, ao valor de R$ 700,00 por hora.</w:t>
+        </w:r>
+      </w:p>
+      <w:p>
+        <w:r>
+          <w:rPr>
+            <w:rFonts w:ascii="Arvo" w:hAnsi="Arvo"/>
+            <w:sz w:val="20"/>
+          </w:rPr>
+        </w:r>
+      </w:p>
+      <w:r>
+        <w:t xml:space="preserve"/>
+      </w:r>
+    </w:p>
+    <w:p>
+      <w:pPr>
+        <w:spacing w:line="276" w:lineRule="auto"/>
+        <w:rPr>
+          <w:rFonts w:ascii="Arvo" w:hAnsi="Arvo"/>
+          <w:sz w:val="20"/>
+          <w:szCs w:val="20"/>
+        </w:rPr>
+        <w:jc w:val="both"/>
+      </w:pPr>
+      <w:r>
+        <w:rPr>
+          <w:rFonts w:ascii="Arvo" w:hAnsi="Arvo"/>
+          <w:sz w:val="20"/>
+          <w:szCs w:val="20"/>
+        </w:rPr>
+        <w:t xml:space="preserve"/>
+      </w:r>
+      <w:p>
+        <w:r>
+          <w:rPr>
+            <w:rFonts w:ascii="Arvo" w:hAnsi="Arvo"/>
+            <w:b/>
+            <w:sz w:val="20"/>
+          </w:rPr>
+          <w:t>Honorários — Escopo Consultivo C</w:t>
+        </w:r>
+      </w:p>
+      <w:p>
+        <w:pPr>
+          <w:jc w:val="both"/>
+        </w:pPr>
+        <w:r>
+          <w:rPr>
+            <w:rFonts w:ascii="Arvo" w:hAnsi="Arvo"/>
+            <w:sz w:val="20"/>
+          </w:rPr>
+          <w:t>Honorários fixos mensais de R$ 18.500,00, abrangendo até 35 horas de trabalho consultivo por mês. Horas excedentes ao cap serão cobradas a R$ 650,00 por hora.</w:t>
+        </w:r>
+      </w:p>
+      <w:p>
+        <w:r>
+          <w:rPr>
+            <w:rFonts w:ascii="Arvo" w:hAnsi="Arvo"/>
+            <w:sz w:val="20"/>
+          </w:rPr>
+        </w:r>
+      </w:p>
+      <w:r>
+        <w:t xml:space="preserve"/>
+      </w:r>
     </w:p>
     <w:p>
       <w:pPr>
@@ -1759,110 +2088,1002 @@
           <w:sz w:val="20"/>
           <w:szCs w:val="20"/>
         </w:rPr>
-      </w:pPr>
-      <w:r>
-        <w:rPr>
-          <w:rFonts w:ascii="Arvo" w:hAnsi="Arvo"/>
-          <w:b/>
-          <w:bCs/>
-          <w:sz w:val="20"/>
-          <w:szCs w:val="20"/>
-        </w:rPr>
-        <w:t xml:space="preserve">Honorários — Escopo Contencioso A</w:t>
-      </w:r>
-    </w:p>
-    <w:p>
-      <w:pPr>
-        <w:spacing w:line="276" w:lineRule="auto"/>
-        <w:rPr>
-          <w:rFonts w:ascii="Arvo" w:hAnsi="Arvo"/>
-          <w:sz w:val="20"/>
-          <w:szCs w:val="20"/>
-        </w:rPr>
-      </w:pPr>
-      <w:r>
-        <w:rPr>
-          <w:rFonts w:ascii="Arvo" w:hAnsi="Arvo"/>
-          <w:sz w:val="20"/>
-          <w:szCs w:val="20"/>
-        </w:rPr>
-        <w:t xml:space="preserve">Valor mensal por processo: Trabalhista | Conhecimento | R$ 5.500,00; Trabalhista | Execução | R$ 3.800,00; Cível | Conhecimento | R$ 7.200,00; Tributária | Conhecimento | R$ 9.500,00</w:t>
-      </w:r>
-    </w:p>
-    <w:p>
-      <w:pPr>
-        <w:spacing w:line="276" w:lineRule="auto"/>
-        <w:rPr>
-          <w:rFonts w:ascii="Arvo" w:hAnsi="Arvo"/>
-          <w:sz w:val="20"/>
-          <w:szCs w:val="20"/>
-        </w:rPr>
-      </w:pPr>
-      <w:r>
-        <w:rPr>
-          <w:rFonts w:ascii="Arvo" w:hAnsi="Arvo"/>
-          <w:b/>
-          <w:bCs/>
-          <w:sz w:val="20"/>
-          <w:szCs w:val="20"/>
-        </w:rPr>
-        <w:t xml:space="preserve">Honorários — Escopo Contencioso B</w:t>
-      </w:r>
-    </w:p>
-    <w:p>
-      <w:pPr>
-        <w:spacing w:line="276" w:lineRule="auto"/>
-        <w:rPr>
-          <w:rFonts w:ascii="Arvo" w:hAnsi="Arvo"/>
-          <w:sz w:val="20"/>
-          <w:szCs w:val="20"/>
-        </w:rPr>
-      </w:pPr>
-      <w:r>
-        <w:rPr>
-          <w:rFonts w:ascii="Arvo" w:hAnsi="Arvo"/>
-          <w:sz w:val="20"/>
-          <w:szCs w:val="20"/>
-        </w:rPr>
-        <w:t xml:space="preserve">Valor por ato processual: Petição Inicial: R$ 2.500,00; Contestação: R$ 2.200,00; Recurso Ordinário: R$ 3.000,00; Agravo: R$ 1.800,00; Apelação: R$ 3.500,00; Recurso Especial / Extraordinário: R$ 6.500,00; Audiência: R$ 1.500,00; Diligência Externa: R$ 850,00</w:t>
-      </w:r>
-    </w:p>
-    <w:p>
-      <w:pPr>
-        <w:spacing w:line="276" w:lineRule="auto"/>
-        <w:rPr>
-          <w:rFonts w:ascii="Arvo" w:hAnsi="Arvo"/>
-          <w:sz w:val="20"/>
-          <w:szCs w:val="20"/>
-        </w:rPr>
-      </w:pPr>
-      <w:r>
-        <w:rPr>
-          <w:rFonts w:ascii="Arvo" w:hAnsi="Arvo"/>
-          <w:b/>
-          <w:bCs/>
-          <w:sz w:val="20"/>
-          <w:szCs w:val="20"/>
-        </w:rPr>
-        <w:t xml:space="preserve">Honorários — Escopo Contencioso C</w:t>
-      </w:r>
-    </w:p>
-    <w:p>
-      <w:pPr>
-        <w:spacing w:line="276" w:lineRule="auto"/>
-        <w:rPr>
-          <w:rFonts w:ascii="Arvo" w:hAnsi="Arvo"/>
-          <w:sz w:val="20"/>
-          <w:szCs w:val="20"/>
-        </w:rPr>
-      </w:pPr>
-      <w:r>
-        <w:rPr>
-          <w:rFonts w:ascii="Arvo" w:hAnsi="Arvo"/>
-          <w:sz w:val="20"/>
-          <w:szCs w:val="20"/>
-        </w:rPr>
-        <w:t xml:space="preserve">Preço global contencioso: R$ 85.000,00 / Fases: Conhecimento e Execução em primeira e segunda instâncias (TRT/TRF), incluindo embargos de declaração e demais incidentes.. 40% no ato da assinatura da proposta; 30% após sentença de primeiro grau; 30% após trânsito em julgado.</w:t>
+        <w:jc w:val="both"/>
+      </w:pPr>
+      <w:r>
+        <w:rPr>
+          <w:rFonts w:ascii="Arvo" w:hAnsi="Arvo"/>
+          <w:sz w:val="20"/>
+          <w:szCs w:val="20"/>
+        </w:rPr>
+        <w:t xml:space="preserve"/>
+      </w:r>
+      <w:p>
+        <w:r>
+          <w:rPr>
+            <w:rFonts w:ascii="Arvo" w:hAnsi="Arvo"/>
+            <w:b/>
+            <w:sz w:val="20"/>
+          </w:rPr>
+          <w:t>Honorários — Escopo Contencioso A</w:t>
+        </w:r>
+      </w:p>
+      <w:p>
+        <w:pPr>
+          <w:jc w:val="both"/>
+        </w:pPr>
+        <w:r>
+          <w:rPr>
+            <w:rFonts w:ascii="Arvo" w:hAnsi="Arvo"/>
+            <w:sz w:val="20"/>
+          </w:rPr>
+          <w:t>Os honorários serão apurados em valor mensal por processo, conforme natureza e fase, de acordo com a tabela abaixo:</w:t>
+        </w:r>
+      </w:p>
+      <w:tbl>
+        <w:tblPr>
+          <w:tblW w:type="auto" w:w="0"/>
+          <w:tblLook w:firstColumn="1" w:firstRow="1" w:lastColumn="0" w:lastRow="0" w:noHBand="0" w:noVBand="1" w:val="04A0"/>
+          <w:tblBorders>
+            <w:top w:val="single" w:sz="4" w:space="0" w:color="auto"/>
+            <w:left w:val="single" w:sz="4" w:space="0" w:color="auto"/>
+            <w:right w:val="single" w:sz="4" w:space="0" w:color="auto"/>
+            <w:insideH w:val="single" w:sz="4" w:space="0" w:color="auto"/>
+            <w:insideV w:val="single" w:sz="4" w:space="0" w:color="auto"/>
+          </w:tblBorders>
+        </w:tblPr>
+        <w:tblGrid>
+          <w:gridCol w:w="2880"/>
+          <w:gridCol w:w="2880"/>
+          <w:gridCol w:w="2880"/>
+        </w:tblGrid>
+        <w:tr>
+          <w:tc>
+            <w:tcPr>
+              <w:tcW w:type="dxa" w:w="2880"/>
+            </w:tcPr>
+            <w:p>
+              <w:pPr>
+                <w:jc w:val="left"/>
+              </w:pPr>
+              <w:r/>
+              <w:r>
+                <w:rPr>
+                  <w:rFonts w:ascii="Arvo" w:hAnsi="Arvo"/>
+                  <w:b/>
+                  <w:sz w:val="20"/>
+                </w:rPr>
+                <w:t>Natureza da ação</w:t>
+              </w:r>
+            </w:p>
+          </w:tc>
+          <w:tc>
+            <w:tcPr>
+              <w:tcW w:type="dxa" w:w="2880"/>
+            </w:tcPr>
+            <w:p>
+              <w:pPr>
+                <w:jc w:val="left"/>
+              </w:pPr>
+              <w:r/>
+              <w:r>
+                <w:rPr>
+                  <w:rFonts w:ascii="Arvo" w:hAnsi="Arvo"/>
+                  <w:b/>
+                  <w:sz w:val="20"/>
+                </w:rPr>
+                <w:t>Instâncias de Atuação</w:t>
+              </w:r>
+            </w:p>
+          </w:tc>
+          <w:tc>
+            <w:tcPr>
+              <w:tcW w:type="dxa" w:w="2880"/>
+            </w:tcPr>
+            <w:p>
+              <w:pPr>
+                <w:jc w:val="left"/>
+              </w:pPr>
+              <w:r/>
+              <w:r>
+                <w:rPr>
+                  <w:rFonts w:ascii="Arvo" w:hAnsi="Arvo"/>
+                  <w:b/>
+                  <w:sz w:val="20"/>
+                </w:rPr>
+                <w:t>Valor</w:t>
+              </w:r>
+            </w:p>
+          </w:tc>
+        </w:tr>
+        <w:tr>
+          <w:tc>
+            <w:tcPr>
+              <w:tcW w:type="dxa" w:w="2880"/>
+            </w:tcPr>
+            <w:p>
+              <w:pPr>
+                <w:jc w:val="left"/>
+              </w:pPr>
+              <w:r/>
+              <w:r>
+                <w:rPr>
+                  <w:rFonts w:ascii="Arvo" w:hAnsi="Arvo"/>
+                  <w:sz w:val="20"/>
+                </w:rPr>
+                <w:t>Trabalhista</w:t>
+              </w:r>
+            </w:p>
+          </w:tc>
+          <w:tc>
+            <w:tcPr>
+              <w:tcW w:type="dxa" w:w="2880"/>
+            </w:tcPr>
+            <w:p>
+              <w:pPr>
+                <w:jc w:val="left"/>
+              </w:pPr>
+              <w:r/>
+              <w:r>
+                <w:rPr>
+                  <w:rFonts w:ascii="Arvo" w:hAnsi="Arvo"/>
+                  <w:sz w:val="20"/>
+                </w:rPr>
+                <w:t>Conhecimento</w:t>
+              </w:r>
+            </w:p>
+          </w:tc>
+          <w:tc>
+            <w:tcPr>
+              <w:tcW w:type="dxa" w:w="2880"/>
+            </w:tcPr>
+            <w:p>
+              <w:pPr>
+                <w:jc w:val="left"/>
+              </w:pPr>
+              <w:r/>
+              <w:r>
+                <w:rPr>
+                  <w:rFonts w:ascii="Arvo" w:hAnsi="Arvo"/>
+                  <w:sz w:val="20"/>
+                </w:rPr>
+                <w:t>R$ 5.500,00</w:t>
+              </w:r>
+            </w:p>
+          </w:tc>
+        </w:tr>
+        <w:tr>
+          <w:tc>
+            <w:tcPr>
+              <w:tcW w:type="dxa" w:w="2880"/>
+            </w:tcPr>
+            <w:p>
+              <w:pPr>
+                <w:jc w:val="left"/>
+              </w:pPr>
+              <w:r/>
+              <w:r>
+                <w:rPr>
+                  <w:rFonts w:ascii="Arvo" w:hAnsi="Arvo"/>
+                  <w:sz w:val="20"/>
+                </w:rPr>
+                <w:t>Trabalhista</w:t>
+              </w:r>
+            </w:p>
+          </w:tc>
+          <w:tc>
+            <w:tcPr>
+              <w:tcW w:type="dxa" w:w="2880"/>
+            </w:tcPr>
+            <w:p>
+              <w:pPr>
+                <w:jc w:val="left"/>
+              </w:pPr>
+              <w:r/>
+              <w:r>
+                <w:rPr>
+                  <w:rFonts w:ascii="Arvo" w:hAnsi="Arvo"/>
+                  <w:sz w:val="20"/>
+                </w:rPr>
+                <w:t>Execução</w:t>
+              </w:r>
+            </w:p>
+          </w:tc>
+          <w:tc>
+            <w:tcPr>
+              <w:tcW w:type="dxa" w:w="2880"/>
+            </w:tcPr>
+            <w:p>
+              <w:pPr>
+                <w:jc w:val="left"/>
+              </w:pPr>
+              <w:r/>
+              <w:r>
+                <w:rPr>
+                  <w:rFonts w:ascii="Arvo" w:hAnsi="Arvo"/>
+                  <w:sz w:val="20"/>
+                </w:rPr>
+                <w:t>R$ 3.800,00</w:t>
+              </w:r>
+            </w:p>
+          </w:tc>
+        </w:tr>
+        <w:tr>
+          <w:tc>
+            <w:tcPr>
+              <w:tcW w:type="dxa" w:w="2880"/>
+            </w:tcPr>
+            <w:p>
+              <w:pPr>
+                <w:jc w:val="left"/>
+              </w:pPr>
+              <w:r/>
+              <w:r>
+                <w:rPr>
+                  <w:rFonts w:ascii="Arvo" w:hAnsi="Arvo"/>
+                  <w:sz w:val="20"/>
+                </w:rPr>
+                <w:t>Cível</w:t>
+              </w:r>
+            </w:p>
+          </w:tc>
+          <w:tc>
+            <w:tcPr>
+              <w:tcW w:type="dxa" w:w="2880"/>
+            </w:tcPr>
+            <w:p>
+              <w:pPr>
+                <w:jc w:val="left"/>
+              </w:pPr>
+              <w:r/>
+              <w:r>
+                <w:rPr>
+                  <w:rFonts w:ascii="Arvo" w:hAnsi="Arvo"/>
+                  <w:sz w:val="20"/>
+                </w:rPr>
+                <w:t>Conhecimento</w:t>
+              </w:r>
+            </w:p>
+          </w:tc>
+          <w:tc>
+            <w:tcPr>
+              <w:tcW w:type="dxa" w:w="2880"/>
+            </w:tcPr>
+            <w:p>
+              <w:pPr>
+                <w:jc w:val="left"/>
+              </w:pPr>
+              <w:r/>
+              <w:r>
+                <w:rPr>
+                  <w:rFonts w:ascii="Arvo" w:hAnsi="Arvo"/>
+                  <w:sz w:val="20"/>
+                </w:rPr>
+                <w:t>R$ 7.200,00</w:t>
+              </w:r>
+            </w:p>
+          </w:tc>
+        </w:tr>
+        <w:tr>
+          <w:tc>
+            <w:tcPr>
+              <w:tcW w:type="dxa" w:w="2880"/>
+            </w:tcPr>
+            <w:p>
+              <w:pPr>
+                <w:jc w:val="left"/>
+              </w:pPr>
+              <w:r/>
+              <w:r>
+                <w:rPr>
+                  <w:rFonts w:ascii="Arvo" w:hAnsi="Arvo"/>
+                  <w:sz w:val="20"/>
+                </w:rPr>
+                <w:t>Tributária</w:t>
+              </w:r>
+            </w:p>
+          </w:tc>
+          <w:tc>
+            <w:tcPr>
+              <w:tcW w:type="dxa" w:w="2880"/>
+            </w:tcPr>
+            <w:p>
+              <w:pPr>
+                <w:jc w:val="left"/>
+              </w:pPr>
+              <w:r/>
+              <w:r>
+                <w:rPr>
+                  <w:rFonts w:ascii="Arvo" w:hAnsi="Arvo"/>
+                  <w:sz w:val="20"/>
+                </w:rPr>
+                <w:t>Conhecimento</w:t>
+              </w:r>
+            </w:p>
+          </w:tc>
+          <w:tc>
+            <w:tcPr>
+              <w:tcW w:type="dxa" w:w="2880"/>
+            </w:tcPr>
+            <w:p>
+              <w:pPr>
+                <w:jc w:val="left"/>
+              </w:pPr>
+              <w:r/>
+              <w:r>
+                <w:rPr>
+                  <w:rFonts w:ascii="Arvo" w:hAnsi="Arvo"/>
+                  <w:sz w:val="20"/>
+                </w:rPr>
+                <w:t>R$ 9.500,00</w:t>
+              </w:r>
+            </w:p>
+          </w:tc>
+        </w:tr>
+      </w:tbl>
+      <w:p>
+        <w:r>
+          <w:rPr>
+            <w:rFonts w:ascii="Arvo" w:hAnsi="Arvo"/>
+            <w:sz w:val="20"/>
+          </w:rPr>
+        </w:r>
+      </w:p>
+      <w:r>
+        <w:t xml:space="preserve"/>
+      </w:r>
+    </w:p>
+    <w:p>
+      <w:pPr>
+        <w:spacing w:line="276" w:lineRule="auto"/>
+        <w:rPr>
+          <w:rFonts w:ascii="Arvo" w:hAnsi="Arvo"/>
+          <w:sz w:val="20"/>
+          <w:szCs w:val="20"/>
+        </w:rPr>
+        <w:jc w:val="both"/>
+      </w:pPr>
+      <w:r>
+        <w:rPr>
+          <w:rFonts w:ascii="Arvo" w:hAnsi="Arvo"/>
+          <w:sz w:val="20"/>
+          <w:szCs w:val="20"/>
+        </w:rPr>
+        <w:t xml:space="preserve"/>
+      </w:r>
+      <w:p>
+        <w:r>
+          <w:rPr>
+            <w:rFonts w:ascii="Arvo" w:hAnsi="Arvo"/>
+            <w:b/>
+            <w:sz w:val="20"/>
+          </w:rPr>
+          <w:t>Honorários — Escopo Contencioso B</w:t>
+        </w:r>
+      </w:p>
+      <w:p>
+        <w:pPr>
+          <w:jc w:val="both"/>
+        </w:pPr>
+        <w:r>
+          <w:rPr>
+            <w:rFonts w:ascii="Arvo" w:hAnsi="Arvo"/>
+            <w:sz w:val="20"/>
+          </w:rPr>
+          <w:t>Os honorários serão apurados por ato processual efetivamente praticado, conforme tabela:</w:t>
+        </w:r>
+      </w:p>
+      <w:tbl>
+        <w:tblPr>
+          <w:tblW w:type="auto" w:w="0"/>
+          <w:tblLook w:firstColumn="1" w:firstRow="1" w:lastColumn="0" w:lastRow="0" w:noHBand="0" w:noVBand="1" w:val="04A0"/>
+          <w:tblBorders>
+            <w:top w:val="single" w:sz="4" w:space="0" w:color="auto"/>
+            <w:left w:val="single" w:sz="4" w:space="0" w:color="auto"/>
+            <w:right w:val="single" w:sz="4" w:space="0" w:color="auto"/>
+            <w:insideH w:val="single" w:sz="4" w:space="0" w:color="auto"/>
+            <w:insideV w:val="single" w:sz="4" w:space="0" w:color="auto"/>
+          </w:tblBorders>
+        </w:tblPr>
+        <w:tblGrid>
+          <w:gridCol w:w="2880"/>
+          <w:gridCol w:w="2880"/>
+          <w:gridCol w:w="2880"/>
+        </w:tblGrid>
+        <w:tr>
+          <w:tc>
+            <w:tcPr>
+              <w:tcW w:type="dxa" w:w="2880"/>
+            </w:tcPr>
+            <w:p>
+              <w:pPr>
+                <w:jc w:val="left"/>
+              </w:pPr>
+              <w:r/>
+              <w:r>
+                <w:rPr>
+                  <w:rFonts w:ascii="Arvo" w:hAnsi="Arvo"/>
+                  <w:b/>
+                  <w:sz w:val="20"/>
+                </w:rPr>
+                <w:t>Ato processual</w:t>
+              </w:r>
+            </w:p>
+          </w:tc>
+          <w:tc>
+            <w:tcPr>
+              <w:tcW w:type="dxa" w:w="2880"/>
+            </w:tcPr>
+            <w:p>
+              <w:pPr>
+                <w:jc w:val="left"/>
+              </w:pPr>
+              <w:r/>
+              <w:r>
+                <w:rPr>
+                  <w:rFonts w:ascii="Arvo" w:hAnsi="Arvo"/>
+                  <w:b/>
+                  <w:sz w:val="20"/>
+                </w:rPr>
+                <w:t>Descrição</w:t>
+              </w:r>
+            </w:p>
+          </w:tc>
+          <w:tc>
+            <w:tcPr>
+              <w:tcW w:type="dxa" w:w="2880"/>
+            </w:tcPr>
+            <w:p>
+              <w:pPr>
+                <w:jc w:val="left"/>
+              </w:pPr>
+              <w:r/>
+              <w:r>
+                <w:rPr>
+                  <w:rFonts w:ascii="Arvo" w:hAnsi="Arvo"/>
+                  <w:b/>
+                  <w:sz w:val="20"/>
+                </w:rPr>
+                <w:t>Valor</w:t>
+              </w:r>
+            </w:p>
+          </w:tc>
+        </w:tr>
+        <w:tr>
+          <w:tc>
+            <w:tcPr>
+              <w:tcW w:type="dxa" w:w="2880"/>
+            </w:tcPr>
+            <w:p>
+              <w:pPr>
+                <w:jc w:val="left"/>
+              </w:pPr>
+              <w:r/>
+              <w:r>
+                <w:rPr>
+                  <w:rFonts w:ascii="Arvo" w:hAnsi="Arvo"/>
+                  <w:sz w:val="20"/>
+                </w:rPr>
+                <w:t>Petição Inicial</w:t>
+              </w:r>
+            </w:p>
+          </w:tc>
+          <w:tc>
+            <w:tcPr>
+              <w:tcW w:type="dxa" w:w="2880"/>
+            </w:tcPr>
+            <w:p>
+              <w:pPr>
+                <w:jc w:val="left"/>
+              </w:pPr>
+              <w:r/>
+              <w:r>
+                <w:rPr>
+                  <w:rFonts w:ascii="Arvo" w:hAnsi="Arvo"/>
+                  <w:sz w:val="20"/>
+                </w:rPr>
+                <w:t>Elaboração e protocolo da peça inaugural.</w:t>
+              </w:r>
+            </w:p>
+          </w:tc>
+          <w:tc>
+            <w:tcPr>
+              <w:tcW w:type="dxa" w:w="2880"/>
+            </w:tcPr>
+            <w:p>
+              <w:pPr>
+                <w:jc w:val="left"/>
+              </w:pPr>
+              <w:r/>
+              <w:r>
+                <w:rPr>
+                  <w:rFonts w:ascii="Arvo" w:hAnsi="Arvo"/>
+                  <w:sz w:val="20"/>
+                </w:rPr>
+                <w:t>R$ 2.500,00</w:t>
+              </w:r>
+            </w:p>
+          </w:tc>
+        </w:tr>
+        <w:tr>
+          <w:tc>
+            <w:tcPr>
+              <w:tcW w:type="dxa" w:w="2880"/>
+            </w:tcPr>
+            <w:p>
+              <w:pPr>
+                <w:jc w:val="left"/>
+              </w:pPr>
+              <w:r/>
+              <w:r>
+                <w:rPr>
+                  <w:rFonts w:ascii="Arvo" w:hAnsi="Arvo"/>
+                  <w:sz w:val="20"/>
+                </w:rPr>
+                <w:t>Contestação</w:t>
+              </w:r>
+            </w:p>
+          </w:tc>
+          <w:tc>
+            <w:tcPr>
+              <w:tcW w:type="dxa" w:w="2880"/>
+            </w:tcPr>
+            <w:p>
+              <w:pPr>
+                <w:jc w:val="left"/>
+              </w:pPr>
+              <w:r/>
+              <w:r>
+                <w:rPr>
+                  <w:rFonts w:ascii="Arvo" w:hAnsi="Arvo"/>
+                  <w:sz w:val="20"/>
+                </w:rPr>
+                <w:t>Elaboração e protocolo de defesa em processo judicial.</w:t>
+              </w:r>
+            </w:p>
+          </w:tc>
+          <w:tc>
+            <w:tcPr>
+              <w:tcW w:type="dxa" w:w="2880"/>
+            </w:tcPr>
+            <w:p>
+              <w:pPr>
+                <w:jc w:val="left"/>
+              </w:pPr>
+              <w:r/>
+              <w:r>
+                <w:rPr>
+                  <w:rFonts w:ascii="Arvo" w:hAnsi="Arvo"/>
+                  <w:sz w:val="20"/>
+                </w:rPr>
+                <w:t>R$ 2.200,00</w:t>
+              </w:r>
+            </w:p>
+          </w:tc>
+        </w:tr>
+        <w:tr>
+          <w:tc>
+            <w:tcPr>
+              <w:tcW w:type="dxa" w:w="2880"/>
+            </w:tcPr>
+            <w:p>
+              <w:pPr>
+                <w:jc w:val="left"/>
+              </w:pPr>
+              <w:r/>
+              <w:r>
+                <w:rPr>
+                  <w:rFonts w:ascii="Arvo" w:hAnsi="Arvo"/>
+                  <w:sz w:val="20"/>
+                </w:rPr>
+                <w:t>Recurso Ordinário</w:t>
+              </w:r>
+            </w:p>
+          </w:tc>
+          <w:tc>
+            <w:tcPr>
+              <w:tcW w:type="dxa" w:w="2880"/>
+            </w:tcPr>
+            <w:p>
+              <w:pPr>
+                <w:jc w:val="left"/>
+              </w:pPr>
+              <w:r/>
+              <w:r>
+                <w:rPr>
+                  <w:rFonts w:ascii="Arvo" w:hAnsi="Arvo"/>
+                  <w:sz w:val="20"/>
+                </w:rPr>
+                <w:t>Elaboração e protocolo de recurso ordinário na Justiça do Trabalho.</w:t>
+              </w:r>
+            </w:p>
+          </w:tc>
+          <w:tc>
+            <w:tcPr>
+              <w:tcW w:type="dxa" w:w="2880"/>
+            </w:tcPr>
+            <w:p>
+              <w:pPr>
+                <w:jc w:val="left"/>
+              </w:pPr>
+              <w:r/>
+              <w:r>
+                <w:rPr>
+                  <w:rFonts w:ascii="Arvo" w:hAnsi="Arvo"/>
+                  <w:sz w:val="20"/>
+                </w:rPr>
+                <w:t>R$ 3.000,00</w:t>
+              </w:r>
+            </w:p>
+          </w:tc>
+        </w:tr>
+        <w:tr>
+          <w:tc>
+            <w:tcPr>
+              <w:tcW w:type="dxa" w:w="2880"/>
+            </w:tcPr>
+            <w:p>
+              <w:pPr>
+                <w:jc w:val="left"/>
+              </w:pPr>
+              <w:r/>
+              <w:r>
+                <w:rPr>
+                  <w:rFonts w:ascii="Arvo" w:hAnsi="Arvo"/>
+                  <w:sz w:val="20"/>
+                </w:rPr>
+                <w:t>Agravo</w:t>
+              </w:r>
+            </w:p>
+          </w:tc>
+          <w:tc>
+            <w:tcPr>
+              <w:tcW w:type="dxa" w:w="2880"/>
+            </w:tcPr>
+            <w:p>
+              <w:pPr>
+                <w:jc w:val="left"/>
+              </w:pPr>
+              <w:r/>
+              <w:r>
+                <w:rPr>
+                  <w:rFonts w:ascii="Arvo" w:hAnsi="Arvo"/>
+                  <w:sz w:val="20"/>
+                </w:rPr>
+                <w:t>Elaboração e protocolo de agravo de instrumento ou agravo interno.</w:t>
+              </w:r>
+            </w:p>
+          </w:tc>
+          <w:tc>
+            <w:tcPr>
+              <w:tcW w:type="dxa" w:w="2880"/>
+            </w:tcPr>
+            <w:p>
+              <w:pPr>
+                <w:jc w:val="left"/>
+              </w:pPr>
+              <w:r/>
+              <w:r>
+                <w:rPr>
+                  <w:rFonts w:ascii="Arvo" w:hAnsi="Arvo"/>
+                  <w:sz w:val="20"/>
+                </w:rPr>
+                <w:t>R$ 1.800,00</w:t>
+              </w:r>
+            </w:p>
+          </w:tc>
+        </w:tr>
+        <w:tr>
+          <w:tc>
+            <w:tcPr>
+              <w:tcW w:type="dxa" w:w="2880"/>
+            </w:tcPr>
+            <w:p>
+              <w:pPr>
+                <w:jc w:val="left"/>
+              </w:pPr>
+              <w:r/>
+              <w:r>
+                <w:rPr>
+                  <w:rFonts w:ascii="Arvo" w:hAnsi="Arvo"/>
+                  <w:sz w:val="20"/>
+                </w:rPr>
+                <w:t>Apelação</w:t>
+              </w:r>
+            </w:p>
+          </w:tc>
+          <w:tc>
+            <w:tcPr>
+              <w:tcW w:type="dxa" w:w="2880"/>
+            </w:tcPr>
+            <w:p>
+              <w:pPr>
+                <w:jc w:val="left"/>
+              </w:pPr>
+              <w:r/>
+              <w:r>
+                <w:rPr>
+                  <w:rFonts w:ascii="Arvo" w:hAnsi="Arvo"/>
+                  <w:sz w:val="20"/>
+                </w:rPr>
+                <w:t>Elaboração e protocolo de apelação cível em 1º grau de jurisdição.</w:t>
+              </w:r>
+            </w:p>
+          </w:tc>
+          <w:tc>
+            <w:tcPr>
+              <w:tcW w:type="dxa" w:w="2880"/>
+            </w:tcPr>
+            <w:p>
+              <w:pPr>
+                <w:jc w:val="left"/>
+              </w:pPr>
+              <w:r/>
+              <w:r>
+                <w:rPr>
+                  <w:rFonts w:ascii="Arvo" w:hAnsi="Arvo"/>
+                  <w:sz w:val="20"/>
+                </w:rPr>
+                <w:t>R$ 3.500,00</w:t>
+              </w:r>
+            </w:p>
+          </w:tc>
+        </w:tr>
+        <w:tr>
+          <w:tc>
+            <w:tcPr>
+              <w:tcW w:type="dxa" w:w="2880"/>
+            </w:tcPr>
+            <w:p>
+              <w:pPr>
+                <w:jc w:val="left"/>
+              </w:pPr>
+              <w:r/>
+              <w:r>
+                <w:rPr>
+                  <w:rFonts w:ascii="Arvo" w:hAnsi="Arvo"/>
+                  <w:sz w:val="20"/>
+                </w:rPr>
+                <w:t>Recurso Especial / Extraordinário</w:t>
+              </w:r>
+            </w:p>
+          </w:tc>
+          <w:tc>
+            <w:tcPr>
+              <w:tcW w:type="dxa" w:w="2880"/>
+            </w:tcPr>
+            <w:p>
+              <w:pPr>
+                <w:jc w:val="left"/>
+              </w:pPr>
+              <w:r/>
+              <w:r>
+                <w:rPr>
+                  <w:rFonts w:ascii="Arvo" w:hAnsi="Arvo"/>
+                  <w:sz w:val="20"/>
+                </w:rPr>
+                <w:t>Elaboração e protocolo de recursos excepcionais ao STJ e STF, inclusive agravos correlatos.</w:t>
+              </w:r>
+            </w:p>
+          </w:tc>
+          <w:tc>
+            <w:tcPr>
+              <w:tcW w:type="dxa" w:w="2880"/>
+            </w:tcPr>
+            <w:p>
+              <w:pPr>
+                <w:jc w:val="left"/>
+              </w:pPr>
+              <w:r/>
+              <w:r>
+                <w:rPr>
+                  <w:rFonts w:ascii="Arvo" w:hAnsi="Arvo"/>
+                  <w:sz w:val="20"/>
+                </w:rPr>
+                <w:t>R$ 6.500,00</w:t>
+              </w:r>
+            </w:p>
+          </w:tc>
+        </w:tr>
+        <w:tr>
+          <w:tc>
+            <w:tcPr>
+              <w:tcW w:type="dxa" w:w="2880"/>
+            </w:tcPr>
+            <w:p>
+              <w:pPr>
+                <w:jc w:val="left"/>
+              </w:pPr>
+              <w:r/>
+              <w:r>
+                <w:rPr>
+                  <w:rFonts w:ascii="Arvo" w:hAnsi="Arvo"/>
+                  <w:sz w:val="20"/>
+                </w:rPr>
+                <w:t>Audiência</w:t>
+              </w:r>
+            </w:p>
+          </w:tc>
+          <w:tc>
+            <w:tcPr>
+              <w:tcW w:type="dxa" w:w="2880"/>
+            </w:tcPr>
+            <w:p>
+              <w:pPr>
+                <w:jc w:val="left"/>
+              </w:pPr>
+              <w:r/>
+              <w:r>
+                <w:rPr>
+                  <w:rFonts w:ascii="Arvo" w:hAnsi="Arvo"/>
+                  <w:sz w:val="20"/>
+                </w:rPr>
+                <w:t>Comparecimento, acompanhamento e atuação em audiência.</w:t>
+              </w:r>
+            </w:p>
+          </w:tc>
+          <w:tc>
+            <w:tcPr>
+              <w:tcW w:type="dxa" w:w="2880"/>
+            </w:tcPr>
+            <w:p>
+              <w:pPr>
+                <w:jc w:val="left"/>
+              </w:pPr>
+              <w:r/>
+              <w:r>
+                <w:rPr>
+                  <w:rFonts w:ascii="Arvo" w:hAnsi="Arvo"/>
+                  <w:sz w:val="20"/>
+                </w:rPr>
+                <w:t>R$ 1.500,00</w:t>
+              </w:r>
+            </w:p>
+          </w:tc>
+        </w:tr>
+        <w:tr>
+          <w:tc>
+            <w:tcPr>
+              <w:tcW w:type="dxa" w:w="2880"/>
+            </w:tcPr>
+            <w:p>
+              <w:pPr>
+                <w:jc w:val="left"/>
+              </w:pPr>
+              <w:r/>
+              <w:r>
+                <w:rPr>
+                  <w:rFonts w:ascii="Arvo" w:hAnsi="Arvo"/>
+                  <w:sz w:val="20"/>
+                </w:rPr>
+                <w:t>Diligência Externa</w:t>
+              </w:r>
+            </w:p>
+          </w:tc>
+          <w:tc>
+            <w:tcPr>
+              <w:tcW w:type="dxa" w:w="2880"/>
+            </w:tcPr>
+            <w:p>
+              <w:pPr>
+                <w:jc w:val="left"/>
+              </w:pPr>
+              <w:r/>
+              <w:r>
+                <w:rPr>
+                  <w:rFonts w:ascii="Arvo" w:hAnsi="Arvo"/>
+                  <w:sz w:val="20"/>
+                </w:rPr>
+                <w:t>Realização de diligência presencial em cartório, órgão público ou unidade do Contratante.</w:t>
+              </w:r>
+            </w:p>
+          </w:tc>
+          <w:tc>
+            <w:tcPr>
+              <w:tcW w:type="dxa" w:w="2880"/>
+            </w:tcPr>
+            <w:p>
+              <w:pPr>
+                <w:jc w:val="left"/>
+              </w:pPr>
+              <w:r/>
+              <w:r>
+                <w:rPr>
+                  <w:rFonts w:ascii="Arvo" w:hAnsi="Arvo"/>
+                  <w:sz w:val="20"/>
+                </w:rPr>
+                <w:t>R$ 850,00</w:t>
+              </w:r>
+            </w:p>
+          </w:tc>
+        </w:tr>
+      </w:tbl>
+      <w:p>
+        <w:r>
+          <w:rPr>
+            <w:rFonts w:ascii="Arvo" w:hAnsi="Arvo"/>
+            <w:sz w:val="20"/>
+          </w:rPr>
+        </w:r>
+      </w:p>
+      <w:r>
+        <w:t xml:space="preserve"/>
+      </w:r>
+    </w:p>
+    <w:p>
+      <w:pPr>
+        <w:spacing w:line="276" w:lineRule="auto"/>
+        <w:rPr>
+          <w:rFonts w:ascii="Arvo" w:hAnsi="Arvo"/>
+          <w:sz w:val="20"/>
+          <w:szCs w:val="20"/>
+        </w:rPr>
+        <w:jc w:val="both"/>
+      </w:pPr>
+      <w:r>
+        <w:rPr>
+          <w:rFonts w:ascii="Arvo" w:hAnsi="Arvo"/>
+          <w:sz w:val="20"/>
+          <w:szCs w:val="20"/>
+        </w:rPr>
+        <w:t xml:space="preserve"/>
+      </w:r>
+      <w:p>
+        <w:r>
+          <w:rPr>
+            <w:rFonts w:ascii="Arvo" w:hAnsi="Arvo"/>
+            <w:b/>
+            <w:sz w:val="20"/>
+          </w:rPr>
+          <w:t>Honorários — Escopo Contencioso C</w:t>
+        </w:r>
+      </w:p>
+      <w:p>
+        <w:pPr>
+          <w:jc w:val="both"/>
+        </w:pPr>
+        <w:r>
+          <w:rPr>
+            <w:rFonts w:ascii="Arvo" w:hAnsi="Arvo"/>
+            <w:sz w:val="20"/>
+          </w:rPr>
+          <w:t>Preço global para a condução integral do escopo delimitado: R$ 85.000,00.</w:t>
+        </w:r>
+      </w:p>
+      <w:p>
+        <w:pPr>
+          <w:jc w:val="both"/>
+        </w:pPr>
+        <w:r>
+          <w:rPr>
+            <w:rFonts w:ascii="Arvo" w:hAnsi="Arvo"/>
+            <w:sz w:val="20"/>
+          </w:rPr>
+          <w:t>Ações e fases cobertas: Conhecimento e Execução em primeira e segunda instâncias (TRT/TRF), incluindo embargos de declaração e demais incidentes.</w:t>
+        </w:r>
+      </w:p>
+      <w:p>
+        <w:pPr>
+          <w:jc w:val="both"/>
+        </w:pPr>
+        <w:r>
+          <w:rPr>
+            <w:rFonts w:ascii="Arvo" w:hAnsi="Arvo"/>
+            <w:sz w:val="20"/>
+          </w:rPr>
+          <w:t>Forma de pagamento: 40% no ato da assinatura da proposta; 30% após sentença de primeiro grau; 30% após trânsito em julgado.</w:t>
+        </w:r>
+      </w:p>
+      <w:p>
+        <w:r>
+          <w:rPr>
+            <w:rFonts w:ascii="Arvo" w:hAnsi="Arvo"/>
+            <w:sz w:val="20"/>
+          </w:rPr>
+        </w:r>
+      </w:p>
+      <w:r>
+        <w:t xml:space="preserve"/>
       </w:r>
     </w:p>
     <w:p>

--- a/Proposta_Demo_Multi_Escopo.docx
+++ b/Proposta_Demo_Multi_Escopo.docx
@@ -804,406 +804,340 @@
       </w:pPr>
     </w:p>
     <w:p>
-      <w:pPr>
-        <w:spacing w:line="276" w:lineRule="auto"/>
-        <w:rPr>
-          <w:rFonts w:ascii="Arvo" w:hAnsi="Arvo"/>
-          <w:sz w:val="20"/>
-          <w:szCs w:val="20"/>
-        </w:rPr>
+      <w:r>
+        <w:rPr>
+          <w:rFonts w:ascii="Arvo" w:hAnsi="Arvo"/>
+          <w:b/>
+          <w:sz w:val="20"/>
+        </w:rPr>
+        <w:t>Honorários — Escopo Consultivo A</w:t>
+      </w:r>
+    </w:p>
+    <w:p>
+      <w:pPr>
         <w:jc w:val="both"/>
       </w:pPr>
       <w:r>
         <w:rPr>
           <w:rFonts w:ascii="Arvo" w:hAnsi="Arvo"/>
           <w:sz w:val="20"/>
-          <w:szCs w:val="20"/>
-        </w:rPr>
-        <w:t xml:space="preserve"/>
-      </w:r>
-      <w:p>
-        <w:r>
-          <w:rPr>
-            <w:rFonts w:ascii="Arvo" w:hAnsi="Arvo"/>
-            <w:b/>
-            <w:sz w:val="20"/>
-          </w:rPr>
-          <w:t>Honorários — Escopo Consultivo A</w:t>
-        </w:r>
-      </w:p>
-      <w:p>
-        <w:pPr>
-          <w:jc w:val="both"/>
-        </w:pPr>
-        <w:r>
-          <w:rPr>
-            <w:rFonts w:ascii="Arvo" w:hAnsi="Arvo"/>
-            <w:sz w:val="20"/>
-          </w:rPr>
-          <w:t>Os honorários serão apurados conforme a tabela de senioridade abaixo, com base em relatório mensal de horas executadas.</w:t>
-        </w:r>
-      </w:p>
-      <w:tbl>
-        <w:tblPr>
-          <w:tblW w:type="auto" w:w="0"/>
-          <w:tblLook w:firstColumn="1" w:firstRow="1" w:lastColumn="0" w:lastRow="0" w:noHBand="0" w:noVBand="1" w:val="04A0"/>
-          <w:tblBorders>
-            <w:top w:val="single" w:sz="4" w:space="0" w:color="auto"/>
-            <w:left w:val="single" w:sz="4" w:space="0" w:color="auto"/>
-            <w:right w:val="single" w:sz="4" w:space="0" w:color="auto"/>
-            <w:insideH w:val="single" w:sz="4" w:space="0" w:color="auto"/>
-            <w:insideV w:val="single" w:sz="4" w:space="0" w:color="auto"/>
-          </w:tblBorders>
-        </w:tblPr>
-        <w:tblGrid>
-          <w:gridCol w:w="4320"/>
-          <w:gridCol w:w="4320"/>
-        </w:tblGrid>
-        <w:tr>
-          <w:tc>
-            <w:tcPr>
-              <w:tcW w:type="dxa" w:w="4320"/>
-            </w:tcPr>
-            <w:p>
-              <w:pPr>
-                <w:jc w:val="left"/>
-              </w:pPr>
-              <w:r/>
-              <w:r>
-                <w:rPr>
-                  <w:rFonts w:ascii="Arvo" w:hAnsi="Arvo"/>
-                  <w:b/>
-                  <w:sz w:val="20"/>
-                </w:rPr>
-                <w:t>Categoria</w:t>
-              </w:r>
-            </w:p>
-          </w:tc>
-          <w:tc>
-            <w:tcPr>
-              <w:tcW w:type="dxa" w:w="4320"/>
-            </w:tcPr>
-            <w:p>
-              <w:pPr>
-                <w:jc w:val="left"/>
-              </w:pPr>
-              <w:r/>
-              <w:r>
-                <w:rPr>
-                  <w:rFonts w:ascii="Arvo" w:hAnsi="Arvo"/>
-                  <w:b/>
-                  <w:sz w:val="20"/>
-                </w:rPr>
-                <w:t>Valor por hora</w:t>
-              </w:r>
-            </w:p>
-          </w:tc>
-        </w:tr>
-        <w:tr>
-          <w:tc>
-            <w:tcPr>
-              <w:tcW w:type="dxa" w:w="4320"/>
-            </w:tcPr>
-            <w:p>
-              <w:pPr>
-                <w:jc w:val="left"/>
-              </w:pPr>
-              <w:r/>
-              <w:r>
-                <w:rPr>
-                  <w:rFonts w:ascii="Arvo" w:hAnsi="Arvo"/>
-                  <w:sz w:val="20"/>
-                </w:rPr>
-                <w:t>Sócio</w:t>
-              </w:r>
-            </w:p>
-          </w:tc>
-          <w:tc>
-            <w:tcPr>
-              <w:tcW w:type="dxa" w:w="4320"/>
-            </w:tcPr>
-            <w:p>
-              <w:pPr>
-                <w:jc w:val="left"/>
-              </w:pPr>
-              <w:r/>
-              <w:r>
-                <w:rPr>
-                  <w:rFonts w:ascii="Arvo" w:hAnsi="Arvo"/>
-                  <w:sz w:val="20"/>
-                </w:rPr>
-                <w:t>R$ 1.200,00</w:t>
-              </w:r>
-            </w:p>
-          </w:tc>
-        </w:tr>
-        <w:tr>
-          <w:tc>
-            <w:tcPr>
-              <w:tcW w:type="dxa" w:w="4320"/>
-            </w:tcPr>
-            <w:p>
-              <w:pPr>
-                <w:jc w:val="left"/>
-              </w:pPr>
-              <w:r/>
-              <w:r>
-                <w:rPr>
-                  <w:rFonts w:ascii="Arvo" w:hAnsi="Arvo"/>
-                  <w:sz w:val="20"/>
-                </w:rPr>
-                <w:t>Associado Sênior</w:t>
-              </w:r>
-            </w:p>
-          </w:tc>
-          <w:tc>
-            <w:tcPr>
-              <w:tcW w:type="dxa" w:w="4320"/>
-            </w:tcPr>
-            <w:p>
-              <w:pPr>
-                <w:jc w:val="left"/>
-              </w:pPr>
-              <w:r/>
-              <w:r>
-                <w:rPr>
-                  <w:rFonts w:ascii="Arvo" w:hAnsi="Arvo"/>
-                  <w:sz w:val="20"/>
-                </w:rPr>
-                <w:t>R$ 950,00</w:t>
-              </w:r>
-            </w:p>
-          </w:tc>
-        </w:tr>
-        <w:tr>
-          <w:tc>
-            <w:tcPr>
-              <w:tcW w:type="dxa" w:w="4320"/>
-            </w:tcPr>
-            <w:p>
-              <w:pPr>
-                <w:jc w:val="left"/>
-              </w:pPr>
-              <w:r/>
-              <w:r>
-                <w:rPr>
-                  <w:rFonts w:ascii="Arvo" w:hAnsi="Arvo"/>
-                  <w:sz w:val="20"/>
-                </w:rPr>
-                <w:t>Associado Pleno</w:t>
-              </w:r>
-            </w:p>
-          </w:tc>
-          <w:tc>
-            <w:tcPr>
-              <w:tcW w:type="dxa" w:w="4320"/>
-            </w:tcPr>
-            <w:p>
-              <w:pPr>
-                <w:jc w:val="left"/>
-              </w:pPr>
-              <w:r/>
-              <w:r>
-                <w:rPr>
-                  <w:rFonts w:ascii="Arvo" w:hAnsi="Arvo"/>
-                  <w:sz w:val="20"/>
-                </w:rPr>
-                <w:t>R$ 750,00</w:t>
-              </w:r>
-            </w:p>
-          </w:tc>
-        </w:tr>
-        <w:tr>
-          <w:tc>
-            <w:tcPr>
-              <w:tcW w:type="dxa" w:w="4320"/>
-            </w:tcPr>
-            <w:p>
-              <w:pPr>
-                <w:jc w:val="left"/>
-              </w:pPr>
-              <w:r/>
-              <w:r>
-                <w:rPr>
-                  <w:rFonts w:ascii="Arvo" w:hAnsi="Arvo"/>
-                  <w:sz w:val="20"/>
-                </w:rPr>
-                <w:t>Associado Júnior</w:t>
-              </w:r>
-            </w:p>
-          </w:tc>
-          <w:tc>
-            <w:tcPr>
-              <w:tcW w:type="dxa" w:w="4320"/>
-            </w:tcPr>
-            <w:p>
-              <w:pPr>
-                <w:jc w:val="left"/>
-              </w:pPr>
-              <w:r/>
-              <w:r>
-                <w:rPr>
-                  <w:rFonts w:ascii="Arvo" w:hAnsi="Arvo"/>
-                  <w:sz w:val="20"/>
-                </w:rPr>
-                <w:t>R$ 500,00</w:t>
-              </w:r>
-            </w:p>
-          </w:tc>
-        </w:tr>
-        <w:tr>
-          <w:tc>
-            <w:tcPr>
-              <w:tcW w:type="dxa" w:w="4320"/>
-            </w:tcPr>
-            <w:p>
-              <w:pPr>
-                <w:jc w:val="left"/>
-              </w:pPr>
-              <w:r/>
-              <w:r>
-                <w:rPr>
-                  <w:rFonts w:ascii="Arvo" w:hAnsi="Arvo"/>
-                  <w:sz w:val="20"/>
-                </w:rPr>
-                <w:t>Estagiário/Paralegal</w:t>
-              </w:r>
-            </w:p>
-          </w:tc>
-          <w:tc>
-            <w:tcPr>
-              <w:tcW w:type="dxa" w:w="4320"/>
-            </w:tcPr>
-            <w:p>
-              <w:pPr>
-                <w:jc w:val="left"/>
-              </w:pPr>
-              <w:r/>
-              <w:r>
-                <w:rPr>
-                  <w:rFonts w:ascii="Arvo" w:hAnsi="Arvo"/>
-                  <w:sz w:val="20"/>
-                </w:rPr>
-                <w:t>R$ 280,00</w:t>
-              </w:r>
-            </w:p>
-          </w:tc>
-        </w:tr>
-      </w:tbl>
-      <w:p>
-        <w:r>
-          <w:rPr>
-            <w:rFonts w:ascii="Arvo" w:hAnsi="Arvo"/>
-            <w:sz w:val="20"/>
-          </w:rPr>
-        </w:r>
-      </w:p>
-      <w:r>
-        <w:t xml:space="preserve"/>
-      </w:r>
-    </w:p>
-    <w:p>
-      <w:pPr>
-        <w:spacing w:line="276" w:lineRule="auto"/>
-        <w:rPr>
-          <w:rFonts w:ascii="Arvo" w:hAnsi="Arvo"/>
-          <w:sz w:val="20"/>
-          <w:szCs w:val="20"/>
-        </w:rPr>
+        </w:rPr>
+        <w:t>Os honorários serão apurados conforme a tabela de senioridade abaixo, com base em relatório mensal de horas executadas.</w:t>
+      </w:r>
+    </w:p>
+    <w:tbl>
+      <w:tblPr>
+        <w:tblW w:type="auto" w:w="0"/>
+        <w:tblLook w:firstColumn="1" w:firstRow="1" w:lastColumn="0" w:lastRow="0" w:noHBand="0" w:noVBand="1" w:val="04A0"/>
+        <w:tblBorders>
+          <w:top w:val="single" w:sz="4" w:space="0" w:color="auto"/>
+          <w:left w:val="single" w:sz="4" w:space="0" w:color="auto"/>
+          <w:right w:val="single" w:sz="4" w:space="0" w:color="auto"/>
+          <w:insideH w:val="single" w:sz="4" w:space="0" w:color="auto"/>
+          <w:insideV w:val="single" w:sz="4" w:space="0" w:color="auto"/>
+        </w:tblBorders>
+      </w:tblPr>
+      <w:tblGrid>
+        <w:gridCol w:w="4320"/>
+        <w:gridCol w:w="4320"/>
+      </w:tblGrid>
+      <w:tr>
+        <w:tc>
+          <w:tcPr>
+            <w:tcW w:type="dxa" w:w="4320"/>
+          </w:tcPr>
+          <w:p>
+            <w:pPr>
+              <w:jc w:val="left"/>
+            </w:pPr>
+            <w:r/>
+            <w:r>
+              <w:rPr>
+                <w:rFonts w:ascii="Arvo" w:hAnsi="Arvo"/>
+                <w:b/>
+                <w:sz w:val="20"/>
+              </w:rPr>
+              <w:t>Categoria</w:t>
+            </w:r>
+          </w:p>
+        </w:tc>
+        <w:tc>
+          <w:tcPr>
+            <w:tcW w:type="dxa" w:w="4320"/>
+          </w:tcPr>
+          <w:p>
+            <w:pPr>
+              <w:jc w:val="left"/>
+            </w:pPr>
+            <w:r/>
+            <w:r>
+              <w:rPr>
+                <w:rFonts w:ascii="Arvo" w:hAnsi="Arvo"/>
+                <w:b/>
+                <w:sz w:val="20"/>
+              </w:rPr>
+              <w:t>Valor por hora</w:t>
+            </w:r>
+          </w:p>
+        </w:tc>
+      </w:tr>
+      <w:tr>
+        <w:tc>
+          <w:tcPr>
+            <w:tcW w:type="dxa" w:w="4320"/>
+          </w:tcPr>
+          <w:p>
+            <w:pPr>
+              <w:jc w:val="left"/>
+            </w:pPr>
+            <w:r/>
+            <w:r>
+              <w:rPr>
+                <w:rFonts w:ascii="Arvo" w:hAnsi="Arvo"/>
+                <w:sz w:val="20"/>
+              </w:rPr>
+              <w:t>Sócio</w:t>
+            </w:r>
+          </w:p>
+        </w:tc>
+        <w:tc>
+          <w:tcPr>
+            <w:tcW w:type="dxa" w:w="4320"/>
+          </w:tcPr>
+          <w:p>
+            <w:pPr>
+              <w:jc w:val="left"/>
+            </w:pPr>
+            <w:r/>
+            <w:r>
+              <w:rPr>
+                <w:rFonts w:ascii="Arvo" w:hAnsi="Arvo"/>
+                <w:sz w:val="20"/>
+              </w:rPr>
+              <w:t>R$ 1.200,00</w:t>
+            </w:r>
+          </w:p>
+        </w:tc>
+      </w:tr>
+      <w:tr>
+        <w:tc>
+          <w:tcPr>
+            <w:tcW w:type="dxa" w:w="4320"/>
+          </w:tcPr>
+          <w:p>
+            <w:pPr>
+              <w:jc w:val="left"/>
+            </w:pPr>
+            <w:r/>
+            <w:r>
+              <w:rPr>
+                <w:rFonts w:ascii="Arvo" w:hAnsi="Arvo"/>
+                <w:sz w:val="20"/>
+              </w:rPr>
+              <w:t>Associado Sênior</w:t>
+            </w:r>
+          </w:p>
+        </w:tc>
+        <w:tc>
+          <w:tcPr>
+            <w:tcW w:type="dxa" w:w="4320"/>
+          </w:tcPr>
+          <w:p>
+            <w:pPr>
+              <w:jc w:val="left"/>
+            </w:pPr>
+            <w:r/>
+            <w:r>
+              <w:rPr>
+                <w:rFonts w:ascii="Arvo" w:hAnsi="Arvo"/>
+                <w:sz w:val="20"/>
+              </w:rPr>
+              <w:t>R$ 950,00</w:t>
+            </w:r>
+          </w:p>
+        </w:tc>
+      </w:tr>
+      <w:tr>
+        <w:tc>
+          <w:tcPr>
+            <w:tcW w:type="dxa" w:w="4320"/>
+          </w:tcPr>
+          <w:p>
+            <w:pPr>
+              <w:jc w:val="left"/>
+            </w:pPr>
+            <w:r/>
+            <w:r>
+              <w:rPr>
+                <w:rFonts w:ascii="Arvo" w:hAnsi="Arvo"/>
+                <w:sz w:val="20"/>
+              </w:rPr>
+              <w:t>Associado Pleno</w:t>
+            </w:r>
+          </w:p>
+        </w:tc>
+        <w:tc>
+          <w:tcPr>
+            <w:tcW w:type="dxa" w:w="4320"/>
+          </w:tcPr>
+          <w:p>
+            <w:pPr>
+              <w:jc w:val="left"/>
+            </w:pPr>
+            <w:r/>
+            <w:r>
+              <w:rPr>
+                <w:rFonts w:ascii="Arvo" w:hAnsi="Arvo"/>
+                <w:sz w:val="20"/>
+              </w:rPr>
+              <w:t>R$ 750,00</w:t>
+            </w:r>
+          </w:p>
+        </w:tc>
+      </w:tr>
+      <w:tr>
+        <w:tc>
+          <w:tcPr>
+            <w:tcW w:type="dxa" w:w="4320"/>
+          </w:tcPr>
+          <w:p>
+            <w:pPr>
+              <w:jc w:val="left"/>
+            </w:pPr>
+            <w:r/>
+            <w:r>
+              <w:rPr>
+                <w:rFonts w:ascii="Arvo" w:hAnsi="Arvo"/>
+                <w:sz w:val="20"/>
+              </w:rPr>
+              <w:t>Associado Júnior</w:t>
+            </w:r>
+          </w:p>
+        </w:tc>
+        <w:tc>
+          <w:tcPr>
+            <w:tcW w:type="dxa" w:w="4320"/>
+          </w:tcPr>
+          <w:p>
+            <w:pPr>
+              <w:jc w:val="left"/>
+            </w:pPr>
+            <w:r/>
+            <w:r>
+              <w:rPr>
+                <w:rFonts w:ascii="Arvo" w:hAnsi="Arvo"/>
+                <w:sz w:val="20"/>
+              </w:rPr>
+              <w:t>R$ 500,00</w:t>
+            </w:r>
+          </w:p>
+        </w:tc>
+      </w:tr>
+      <w:tr>
+        <w:tc>
+          <w:tcPr>
+            <w:tcW w:type="dxa" w:w="4320"/>
+          </w:tcPr>
+          <w:p>
+            <w:pPr>
+              <w:jc w:val="left"/>
+            </w:pPr>
+            <w:r/>
+            <w:r>
+              <w:rPr>
+                <w:rFonts w:ascii="Arvo" w:hAnsi="Arvo"/>
+                <w:sz w:val="20"/>
+              </w:rPr>
+              <w:t>Estagiário/Paralegal</w:t>
+            </w:r>
+          </w:p>
+        </w:tc>
+        <w:tc>
+          <w:tcPr>
+            <w:tcW w:type="dxa" w:w="4320"/>
+          </w:tcPr>
+          <w:p>
+            <w:pPr>
+              <w:jc w:val="left"/>
+            </w:pPr>
+            <w:r/>
+            <w:r>
+              <w:rPr>
+                <w:rFonts w:ascii="Arvo" w:hAnsi="Arvo"/>
+                <w:sz w:val="20"/>
+              </w:rPr>
+              <w:t>R$ 280,00</w:t>
+            </w:r>
+          </w:p>
+        </w:tc>
+      </w:tr>
+    </w:tbl>
+    <w:p>
+      <w:r>
+        <w:rPr>
+          <w:rFonts w:ascii="Arvo" w:hAnsi="Arvo"/>
+          <w:sz w:val="20"/>
+        </w:rPr>
+      </w:r>
+    </w:p>
+    <w:p>
+      <w:r>
+        <w:rPr>
+          <w:rFonts w:ascii="Arvo" w:hAnsi="Arvo"/>
+          <w:b/>
+          <w:sz w:val="20"/>
+        </w:rPr>
+        <w:t>Honorários — Escopo Consultivo B</w:t>
+      </w:r>
+    </w:p>
+    <w:p>
+      <w:pPr>
         <w:jc w:val="both"/>
       </w:pPr>
       <w:r>
         <w:rPr>
           <w:rFonts w:ascii="Arvo" w:hAnsi="Arvo"/>
           <w:sz w:val="20"/>
-          <w:szCs w:val="20"/>
-        </w:rPr>
-        <w:t xml:space="preserve"/>
-      </w:r>
-      <w:p>
-        <w:r>
-          <w:rPr>
-            <w:rFonts w:ascii="Arvo" w:hAnsi="Arvo"/>
-            <w:b/>
-            <w:sz w:val="20"/>
-          </w:rPr>
-          <w:t>Honorários — Escopo Consultivo B</w:t>
-        </w:r>
-      </w:p>
-      <w:p>
-        <w:pPr>
-          <w:jc w:val="both"/>
-        </w:pPr>
-        <w:r>
-          <w:rPr>
-            <w:rFonts w:ascii="Arvo" w:hAnsi="Arvo"/>
-            <w:sz w:val="20"/>
-          </w:rPr>
-          <w:t>Os honorários serão apurados com base em valor horário único, aplicável indistintamente a qualquer profissional alocado na prestação dos serviços consultivos, ao valor de R$ 700,00 por hora.</w:t>
-        </w:r>
-      </w:p>
-      <w:p>
-        <w:r>
-          <w:rPr>
-            <w:rFonts w:ascii="Arvo" w:hAnsi="Arvo"/>
-            <w:sz w:val="20"/>
-          </w:rPr>
-        </w:r>
-      </w:p>
-      <w:r>
-        <w:t xml:space="preserve"/>
-      </w:r>
-    </w:p>
-    <w:p>
-      <w:pPr>
-        <w:spacing w:line="276" w:lineRule="auto"/>
-        <w:rPr>
-          <w:rFonts w:ascii="Arvo" w:hAnsi="Arvo"/>
-          <w:sz w:val="20"/>
-          <w:szCs w:val="20"/>
-        </w:rPr>
+        </w:rPr>
+        <w:t>Os honorários serão apurados com base em valor horário único, aplicável indistintamente a qualquer profissional alocado na prestação dos serviços consultivos, ao valor de R$ 700,00 por hora.</w:t>
+      </w:r>
+    </w:p>
+    <w:p>
+      <w:r>
+        <w:rPr>
+          <w:rFonts w:ascii="Arvo" w:hAnsi="Arvo"/>
+          <w:sz w:val="20"/>
+        </w:rPr>
+      </w:r>
+    </w:p>
+    <w:p>
+      <w:r>
+        <w:rPr>
+          <w:rFonts w:ascii="Arvo" w:hAnsi="Arvo"/>
+          <w:b/>
+          <w:sz w:val="20"/>
+        </w:rPr>
+        <w:t>Honorários — Escopo Consultivo C</w:t>
+      </w:r>
+    </w:p>
+    <w:p>
+      <w:pPr>
         <w:jc w:val="both"/>
       </w:pPr>
       <w:r>
         <w:rPr>
           <w:rFonts w:ascii="Arvo" w:hAnsi="Arvo"/>
           <w:sz w:val="20"/>
-          <w:szCs w:val="20"/>
-        </w:rPr>
-        <w:t xml:space="preserve"/>
-      </w:r>
-      <w:p>
-        <w:r>
-          <w:rPr>
-            <w:rFonts w:ascii="Arvo" w:hAnsi="Arvo"/>
-            <w:b/>
-            <w:sz w:val="20"/>
-          </w:rPr>
-          <w:t>Honorários — Escopo Consultivo C</w:t>
-        </w:r>
-      </w:p>
-      <w:p>
-        <w:pPr>
-          <w:jc w:val="both"/>
-        </w:pPr>
-        <w:r>
-          <w:rPr>
-            <w:rFonts w:ascii="Arvo" w:hAnsi="Arvo"/>
-            <w:sz w:val="20"/>
-          </w:rPr>
-          <w:t>Honorários fixos mensais de R$ 18.500,00, abrangendo até 35 horas de trabalho consultivo por mês. Horas excedentes ao cap serão cobradas a R$ 650,00 por hora.</w:t>
-        </w:r>
-      </w:p>
-      <w:p>
-        <w:r>
-          <w:rPr>
-            <w:rFonts w:ascii="Arvo" w:hAnsi="Arvo"/>
-            <w:sz w:val="20"/>
-          </w:rPr>
-        </w:r>
-      </w:p>
-      <w:r>
-        <w:t xml:space="preserve"/>
+        </w:rPr>
+        <w:t>Honorários fixos mensais de R$ 18.500,00, abrangendo até 35 horas de trabalho consultivo por mês. Horas excedentes ao cap serão cobradas a R$ 650,00 por hora.</w:t>
+      </w:r>
+    </w:p>
+    <w:p>
+      <w:r>
+        <w:rPr>
+          <w:rFonts w:ascii="Arvo" w:hAnsi="Arvo"/>
+          <w:sz w:val="20"/>
+        </w:rPr>
       </w:r>
     </w:p>
     <w:p>
@@ -2081,1009 +2015,943 @@
       </w:pPr>
     </w:p>
     <w:p>
-      <w:pPr>
-        <w:spacing w:line="276" w:lineRule="auto"/>
-        <w:rPr>
-          <w:rFonts w:ascii="Arvo" w:hAnsi="Arvo"/>
-          <w:sz w:val="20"/>
-          <w:szCs w:val="20"/>
-        </w:rPr>
+      <w:r>
+        <w:rPr>
+          <w:rFonts w:ascii="Arvo" w:hAnsi="Arvo"/>
+          <w:b/>
+          <w:sz w:val="20"/>
+        </w:rPr>
+        <w:t>Honorários — Escopo Contencioso A</w:t>
+      </w:r>
+    </w:p>
+    <w:p>
+      <w:pPr>
         <w:jc w:val="both"/>
       </w:pPr>
       <w:r>
         <w:rPr>
           <w:rFonts w:ascii="Arvo" w:hAnsi="Arvo"/>
           <w:sz w:val="20"/>
-          <w:szCs w:val="20"/>
-        </w:rPr>
-        <w:t xml:space="preserve"/>
-      </w:r>
-      <w:p>
-        <w:r>
-          <w:rPr>
-            <w:rFonts w:ascii="Arvo" w:hAnsi="Arvo"/>
-            <w:b/>
-            <w:sz w:val="20"/>
-          </w:rPr>
-          <w:t>Honorários — Escopo Contencioso A</w:t>
-        </w:r>
-      </w:p>
-      <w:p>
-        <w:pPr>
-          <w:jc w:val="both"/>
-        </w:pPr>
-        <w:r>
-          <w:rPr>
-            <w:rFonts w:ascii="Arvo" w:hAnsi="Arvo"/>
-            <w:sz w:val="20"/>
-          </w:rPr>
-          <w:t>Os honorários serão apurados em valor mensal por processo, conforme natureza e fase, de acordo com a tabela abaixo:</w:t>
-        </w:r>
-      </w:p>
-      <w:tbl>
-        <w:tblPr>
-          <w:tblW w:type="auto" w:w="0"/>
-          <w:tblLook w:firstColumn="1" w:firstRow="1" w:lastColumn="0" w:lastRow="0" w:noHBand="0" w:noVBand="1" w:val="04A0"/>
-          <w:tblBorders>
-            <w:top w:val="single" w:sz="4" w:space="0" w:color="auto"/>
-            <w:left w:val="single" w:sz="4" w:space="0" w:color="auto"/>
-            <w:right w:val="single" w:sz="4" w:space="0" w:color="auto"/>
-            <w:insideH w:val="single" w:sz="4" w:space="0" w:color="auto"/>
-            <w:insideV w:val="single" w:sz="4" w:space="0" w:color="auto"/>
-          </w:tblBorders>
-        </w:tblPr>
-        <w:tblGrid>
-          <w:gridCol w:w="2880"/>
-          <w:gridCol w:w="2880"/>
-          <w:gridCol w:w="2880"/>
-        </w:tblGrid>
-        <w:tr>
-          <w:tc>
-            <w:tcPr>
-              <w:tcW w:type="dxa" w:w="2880"/>
-            </w:tcPr>
-            <w:p>
-              <w:pPr>
-                <w:jc w:val="left"/>
-              </w:pPr>
-              <w:r/>
-              <w:r>
-                <w:rPr>
-                  <w:rFonts w:ascii="Arvo" w:hAnsi="Arvo"/>
-                  <w:b/>
-                  <w:sz w:val="20"/>
-                </w:rPr>
-                <w:t>Natureza da ação</w:t>
-              </w:r>
-            </w:p>
-          </w:tc>
-          <w:tc>
-            <w:tcPr>
-              <w:tcW w:type="dxa" w:w="2880"/>
-            </w:tcPr>
-            <w:p>
-              <w:pPr>
-                <w:jc w:val="left"/>
-              </w:pPr>
-              <w:r/>
-              <w:r>
-                <w:rPr>
-                  <w:rFonts w:ascii="Arvo" w:hAnsi="Arvo"/>
-                  <w:b/>
-                  <w:sz w:val="20"/>
-                </w:rPr>
-                <w:t>Instâncias de Atuação</w:t>
-              </w:r>
-            </w:p>
-          </w:tc>
-          <w:tc>
-            <w:tcPr>
-              <w:tcW w:type="dxa" w:w="2880"/>
-            </w:tcPr>
-            <w:p>
-              <w:pPr>
-                <w:jc w:val="left"/>
-              </w:pPr>
-              <w:r/>
-              <w:r>
-                <w:rPr>
-                  <w:rFonts w:ascii="Arvo" w:hAnsi="Arvo"/>
-                  <w:b/>
-                  <w:sz w:val="20"/>
-                </w:rPr>
-                <w:t>Valor</w:t>
-              </w:r>
-            </w:p>
-          </w:tc>
-        </w:tr>
-        <w:tr>
-          <w:tc>
-            <w:tcPr>
-              <w:tcW w:type="dxa" w:w="2880"/>
-            </w:tcPr>
-            <w:p>
-              <w:pPr>
-                <w:jc w:val="left"/>
-              </w:pPr>
-              <w:r/>
-              <w:r>
-                <w:rPr>
-                  <w:rFonts w:ascii="Arvo" w:hAnsi="Arvo"/>
-                  <w:sz w:val="20"/>
-                </w:rPr>
-                <w:t>Trabalhista</w:t>
-              </w:r>
-            </w:p>
-          </w:tc>
-          <w:tc>
-            <w:tcPr>
-              <w:tcW w:type="dxa" w:w="2880"/>
-            </w:tcPr>
-            <w:p>
-              <w:pPr>
-                <w:jc w:val="left"/>
-              </w:pPr>
-              <w:r/>
-              <w:r>
-                <w:rPr>
-                  <w:rFonts w:ascii="Arvo" w:hAnsi="Arvo"/>
-                  <w:sz w:val="20"/>
-                </w:rPr>
-                <w:t>Conhecimento</w:t>
-              </w:r>
-            </w:p>
-          </w:tc>
-          <w:tc>
-            <w:tcPr>
-              <w:tcW w:type="dxa" w:w="2880"/>
-            </w:tcPr>
-            <w:p>
-              <w:pPr>
-                <w:jc w:val="left"/>
-              </w:pPr>
-              <w:r/>
-              <w:r>
-                <w:rPr>
-                  <w:rFonts w:ascii="Arvo" w:hAnsi="Arvo"/>
-                  <w:sz w:val="20"/>
-                </w:rPr>
-                <w:t>R$ 5.500,00</w:t>
-              </w:r>
-            </w:p>
-          </w:tc>
-        </w:tr>
-        <w:tr>
-          <w:tc>
-            <w:tcPr>
-              <w:tcW w:type="dxa" w:w="2880"/>
-            </w:tcPr>
-            <w:p>
-              <w:pPr>
-                <w:jc w:val="left"/>
-              </w:pPr>
-              <w:r/>
-              <w:r>
-                <w:rPr>
-                  <w:rFonts w:ascii="Arvo" w:hAnsi="Arvo"/>
-                  <w:sz w:val="20"/>
-                </w:rPr>
-                <w:t>Trabalhista</w:t>
-              </w:r>
-            </w:p>
-          </w:tc>
-          <w:tc>
-            <w:tcPr>
-              <w:tcW w:type="dxa" w:w="2880"/>
-            </w:tcPr>
-            <w:p>
-              <w:pPr>
-                <w:jc w:val="left"/>
-              </w:pPr>
-              <w:r/>
-              <w:r>
-                <w:rPr>
-                  <w:rFonts w:ascii="Arvo" w:hAnsi="Arvo"/>
-                  <w:sz w:val="20"/>
-                </w:rPr>
-                <w:t>Execução</w:t>
-              </w:r>
-            </w:p>
-          </w:tc>
-          <w:tc>
-            <w:tcPr>
-              <w:tcW w:type="dxa" w:w="2880"/>
-            </w:tcPr>
-            <w:p>
-              <w:pPr>
-                <w:jc w:val="left"/>
-              </w:pPr>
-              <w:r/>
-              <w:r>
-                <w:rPr>
-                  <w:rFonts w:ascii="Arvo" w:hAnsi="Arvo"/>
-                  <w:sz w:val="20"/>
-                </w:rPr>
-                <w:t>R$ 3.800,00</w:t>
-              </w:r>
-            </w:p>
-          </w:tc>
-        </w:tr>
-        <w:tr>
-          <w:tc>
-            <w:tcPr>
-              <w:tcW w:type="dxa" w:w="2880"/>
-            </w:tcPr>
-            <w:p>
-              <w:pPr>
-                <w:jc w:val="left"/>
-              </w:pPr>
-              <w:r/>
-              <w:r>
-                <w:rPr>
-                  <w:rFonts w:ascii="Arvo" w:hAnsi="Arvo"/>
-                  <w:sz w:val="20"/>
-                </w:rPr>
-                <w:t>Cível</w:t>
-              </w:r>
-            </w:p>
-          </w:tc>
-          <w:tc>
-            <w:tcPr>
-              <w:tcW w:type="dxa" w:w="2880"/>
-            </w:tcPr>
-            <w:p>
-              <w:pPr>
-                <w:jc w:val="left"/>
-              </w:pPr>
-              <w:r/>
-              <w:r>
-                <w:rPr>
-                  <w:rFonts w:ascii="Arvo" w:hAnsi="Arvo"/>
-                  <w:sz w:val="20"/>
-                </w:rPr>
-                <w:t>Conhecimento</w:t>
-              </w:r>
-            </w:p>
-          </w:tc>
-          <w:tc>
-            <w:tcPr>
-              <w:tcW w:type="dxa" w:w="2880"/>
-            </w:tcPr>
-            <w:p>
-              <w:pPr>
-                <w:jc w:val="left"/>
-              </w:pPr>
-              <w:r/>
-              <w:r>
-                <w:rPr>
-                  <w:rFonts w:ascii="Arvo" w:hAnsi="Arvo"/>
-                  <w:sz w:val="20"/>
-                </w:rPr>
-                <w:t>R$ 7.200,00</w:t>
-              </w:r>
-            </w:p>
-          </w:tc>
-        </w:tr>
-        <w:tr>
-          <w:tc>
-            <w:tcPr>
-              <w:tcW w:type="dxa" w:w="2880"/>
-            </w:tcPr>
-            <w:p>
-              <w:pPr>
-                <w:jc w:val="left"/>
-              </w:pPr>
-              <w:r/>
-              <w:r>
-                <w:rPr>
-                  <w:rFonts w:ascii="Arvo" w:hAnsi="Arvo"/>
-                  <w:sz w:val="20"/>
-                </w:rPr>
-                <w:t>Tributária</w:t>
-              </w:r>
-            </w:p>
-          </w:tc>
-          <w:tc>
-            <w:tcPr>
-              <w:tcW w:type="dxa" w:w="2880"/>
-            </w:tcPr>
-            <w:p>
-              <w:pPr>
-                <w:jc w:val="left"/>
-              </w:pPr>
-              <w:r/>
-              <w:r>
-                <w:rPr>
-                  <w:rFonts w:ascii="Arvo" w:hAnsi="Arvo"/>
-                  <w:sz w:val="20"/>
-                </w:rPr>
-                <w:t>Conhecimento</w:t>
-              </w:r>
-            </w:p>
-          </w:tc>
-          <w:tc>
-            <w:tcPr>
-              <w:tcW w:type="dxa" w:w="2880"/>
-            </w:tcPr>
-            <w:p>
-              <w:pPr>
-                <w:jc w:val="left"/>
-              </w:pPr>
-              <w:r/>
-              <w:r>
-                <w:rPr>
-                  <w:rFonts w:ascii="Arvo" w:hAnsi="Arvo"/>
-                  <w:sz w:val="20"/>
-                </w:rPr>
-                <w:t>R$ 9.500,00</w:t>
-              </w:r>
-            </w:p>
-          </w:tc>
-        </w:tr>
-      </w:tbl>
-      <w:p>
-        <w:r>
-          <w:rPr>
-            <w:rFonts w:ascii="Arvo" w:hAnsi="Arvo"/>
-            <w:sz w:val="20"/>
-          </w:rPr>
-        </w:r>
-      </w:p>
-      <w:r>
-        <w:t xml:space="preserve"/>
-      </w:r>
-    </w:p>
-    <w:p>
-      <w:pPr>
-        <w:spacing w:line="276" w:lineRule="auto"/>
-        <w:rPr>
-          <w:rFonts w:ascii="Arvo" w:hAnsi="Arvo"/>
-          <w:sz w:val="20"/>
-          <w:szCs w:val="20"/>
-        </w:rPr>
+        </w:rPr>
+        <w:t>Os honorários serão apurados em valor mensal por processo, conforme natureza e fase, de acordo com a tabela abaixo:</w:t>
+      </w:r>
+    </w:p>
+    <w:tbl>
+      <w:tblPr>
+        <w:tblW w:type="auto" w:w="0"/>
+        <w:tblLook w:firstColumn="1" w:firstRow="1" w:lastColumn="0" w:lastRow="0" w:noHBand="0" w:noVBand="1" w:val="04A0"/>
+        <w:tblBorders>
+          <w:top w:val="single" w:sz="4" w:space="0" w:color="auto"/>
+          <w:left w:val="single" w:sz="4" w:space="0" w:color="auto"/>
+          <w:right w:val="single" w:sz="4" w:space="0" w:color="auto"/>
+          <w:insideH w:val="single" w:sz="4" w:space="0" w:color="auto"/>
+          <w:insideV w:val="single" w:sz="4" w:space="0" w:color="auto"/>
+        </w:tblBorders>
+      </w:tblPr>
+      <w:tblGrid>
+        <w:gridCol w:w="2880"/>
+        <w:gridCol w:w="2880"/>
+        <w:gridCol w:w="2880"/>
+      </w:tblGrid>
+      <w:tr>
+        <w:tc>
+          <w:tcPr>
+            <w:tcW w:type="dxa" w:w="2880"/>
+          </w:tcPr>
+          <w:p>
+            <w:pPr>
+              <w:jc w:val="left"/>
+            </w:pPr>
+            <w:r/>
+            <w:r>
+              <w:rPr>
+                <w:rFonts w:ascii="Arvo" w:hAnsi="Arvo"/>
+                <w:b/>
+                <w:sz w:val="20"/>
+              </w:rPr>
+              <w:t>Natureza da ação</w:t>
+            </w:r>
+          </w:p>
+        </w:tc>
+        <w:tc>
+          <w:tcPr>
+            <w:tcW w:type="dxa" w:w="2880"/>
+          </w:tcPr>
+          <w:p>
+            <w:pPr>
+              <w:jc w:val="left"/>
+            </w:pPr>
+            <w:r/>
+            <w:r>
+              <w:rPr>
+                <w:rFonts w:ascii="Arvo" w:hAnsi="Arvo"/>
+                <w:b/>
+                <w:sz w:val="20"/>
+              </w:rPr>
+              <w:t>Instâncias de Atuação</w:t>
+            </w:r>
+          </w:p>
+        </w:tc>
+        <w:tc>
+          <w:tcPr>
+            <w:tcW w:type="dxa" w:w="2880"/>
+          </w:tcPr>
+          <w:p>
+            <w:pPr>
+              <w:jc w:val="left"/>
+            </w:pPr>
+            <w:r/>
+            <w:r>
+              <w:rPr>
+                <w:rFonts w:ascii="Arvo" w:hAnsi="Arvo"/>
+                <w:b/>
+                <w:sz w:val="20"/>
+              </w:rPr>
+              <w:t>Valor</w:t>
+            </w:r>
+          </w:p>
+        </w:tc>
+      </w:tr>
+      <w:tr>
+        <w:tc>
+          <w:tcPr>
+            <w:tcW w:type="dxa" w:w="2880"/>
+          </w:tcPr>
+          <w:p>
+            <w:pPr>
+              <w:jc w:val="left"/>
+            </w:pPr>
+            <w:r/>
+            <w:r>
+              <w:rPr>
+                <w:rFonts w:ascii="Arvo" w:hAnsi="Arvo"/>
+                <w:sz w:val="20"/>
+              </w:rPr>
+              <w:t>Trabalhista</w:t>
+            </w:r>
+          </w:p>
+        </w:tc>
+        <w:tc>
+          <w:tcPr>
+            <w:tcW w:type="dxa" w:w="2880"/>
+          </w:tcPr>
+          <w:p>
+            <w:pPr>
+              <w:jc w:val="left"/>
+            </w:pPr>
+            <w:r/>
+            <w:r>
+              <w:rPr>
+                <w:rFonts w:ascii="Arvo" w:hAnsi="Arvo"/>
+                <w:sz w:val="20"/>
+              </w:rPr>
+              <w:t>Conhecimento</w:t>
+            </w:r>
+          </w:p>
+        </w:tc>
+        <w:tc>
+          <w:tcPr>
+            <w:tcW w:type="dxa" w:w="2880"/>
+          </w:tcPr>
+          <w:p>
+            <w:pPr>
+              <w:jc w:val="left"/>
+            </w:pPr>
+            <w:r/>
+            <w:r>
+              <w:rPr>
+                <w:rFonts w:ascii="Arvo" w:hAnsi="Arvo"/>
+                <w:sz w:val="20"/>
+              </w:rPr>
+              <w:t>R$ 5.500,00</w:t>
+            </w:r>
+          </w:p>
+        </w:tc>
+      </w:tr>
+      <w:tr>
+        <w:tc>
+          <w:tcPr>
+            <w:tcW w:type="dxa" w:w="2880"/>
+          </w:tcPr>
+          <w:p>
+            <w:pPr>
+              <w:jc w:val="left"/>
+            </w:pPr>
+            <w:r/>
+            <w:r>
+              <w:rPr>
+                <w:rFonts w:ascii="Arvo" w:hAnsi="Arvo"/>
+                <w:sz w:val="20"/>
+              </w:rPr>
+              <w:t>Trabalhista</w:t>
+            </w:r>
+          </w:p>
+        </w:tc>
+        <w:tc>
+          <w:tcPr>
+            <w:tcW w:type="dxa" w:w="2880"/>
+          </w:tcPr>
+          <w:p>
+            <w:pPr>
+              <w:jc w:val="left"/>
+            </w:pPr>
+            <w:r/>
+            <w:r>
+              <w:rPr>
+                <w:rFonts w:ascii="Arvo" w:hAnsi="Arvo"/>
+                <w:sz w:val="20"/>
+              </w:rPr>
+              <w:t>Execução</w:t>
+            </w:r>
+          </w:p>
+        </w:tc>
+        <w:tc>
+          <w:tcPr>
+            <w:tcW w:type="dxa" w:w="2880"/>
+          </w:tcPr>
+          <w:p>
+            <w:pPr>
+              <w:jc w:val="left"/>
+            </w:pPr>
+            <w:r/>
+            <w:r>
+              <w:rPr>
+                <w:rFonts w:ascii="Arvo" w:hAnsi="Arvo"/>
+                <w:sz w:val="20"/>
+              </w:rPr>
+              <w:t>R$ 3.800,00</w:t>
+            </w:r>
+          </w:p>
+        </w:tc>
+      </w:tr>
+      <w:tr>
+        <w:tc>
+          <w:tcPr>
+            <w:tcW w:type="dxa" w:w="2880"/>
+          </w:tcPr>
+          <w:p>
+            <w:pPr>
+              <w:jc w:val="left"/>
+            </w:pPr>
+            <w:r/>
+            <w:r>
+              <w:rPr>
+                <w:rFonts w:ascii="Arvo" w:hAnsi="Arvo"/>
+                <w:sz w:val="20"/>
+              </w:rPr>
+              <w:t>Cível</w:t>
+            </w:r>
+          </w:p>
+        </w:tc>
+        <w:tc>
+          <w:tcPr>
+            <w:tcW w:type="dxa" w:w="2880"/>
+          </w:tcPr>
+          <w:p>
+            <w:pPr>
+              <w:jc w:val="left"/>
+            </w:pPr>
+            <w:r/>
+            <w:r>
+              <w:rPr>
+                <w:rFonts w:ascii="Arvo" w:hAnsi="Arvo"/>
+                <w:sz w:val="20"/>
+              </w:rPr>
+              <w:t>Conhecimento</w:t>
+            </w:r>
+          </w:p>
+        </w:tc>
+        <w:tc>
+          <w:tcPr>
+            <w:tcW w:type="dxa" w:w="2880"/>
+          </w:tcPr>
+          <w:p>
+            <w:pPr>
+              <w:jc w:val="left"/>
+            </w:pPr>
+            <w:r/>
+            <w:r>
+              <w:rPr>
+                <w:rFonts w:ascii="Arvo" w:hAnsi="Arvo"/>
+                <w:sz w:val="20"/>
+              </w:rPr>
+              <w:t>R$ 7.200,00</w:t>
+            </w:r>
+          </w:p>
+        </w:tc>
+      </w:tr>
+      <w:tr>
+        <w:tc>
+          <w:tcPr>
+            <w:tcW w:type="dxa" w:w="2880"/>
+          </w:tcPr>
+          <w:p>
+            <w:pPr>
+              <w:jc w:val="left"/>
+            </w:pPr>
+            <w:r/>
+            <w:r>
+              <w:rPr>
+                <w:rFonts w:ascii="Arvo" w:hAnsi="Arvo"/>
+                <w:sz w:val="20"/>
+              </w:rPr>
+              <w:t>Tributária</w:t>
+            </w:r>
+          </w:p>
+        </w:tc>
+        <w:tc>
+          <w:tcPr>
+            <w:tcW w:type="dxa" w:w="2880"/>
+          </w:tcPr>
+          <w:p>
+            <w:pPr>
+              <w:jc w:val="left"/>
+            </w:pPr>
+            <w:r/>
+            <w:r>
+              <w:rPr>
+                <w:rFonts w:ascii="Arvo" w:hAnsi="Arvo"/>
+                <w:sz w:val="20"/>
+              </w:rPr>
+              <w:t>Conhecimento</w:t>
+            </w:r>
+          </w:p>
+        </w:tc>
+        <w:tc>
+          <w:tcPr>
+            <w:tcW w:type="dxa" w:w="2880"/>
+          </w:tcPr>
+          <w:p>
+            <w:pPr>
+              <w:jc w:val="left"/>
+            </w:pPr>
+            <w:r/>
+            <w:r>
+              <w:rPr>
+                <w:rFonts w:ascii="Arvo" w:hAnsi="Arvo"/>
+                <w:sz w:val="20"/>
+              </w:rPr>
+              <w:t>R$ 9.500,00</w:t>
+            </w:r>
+          </w:p>
+        </w:tc>
+      </w:tr>
+    </w:tbl>
+    <w:p>
+      <w:r>
+        <w:rPr>
+          <w:rFonts w:ascii="Arvo" w:hAnsi="Arvo"/>
+          <w:sz w:val="20"/>
+        </w:rPr>
+      </w:r>
+    </w:p>
+    <w:p>
+      <w:r>
+        <w:rPr>
+          <w:rFonts w:ascii="Arvo" w:hAnsi="Arvo"/>
+          <w:b/>
+          <w:sz w:val="20"/>
+        </w:rPr>
+        <w:t>Honorários — Escopo Contencioso B</w:t>
+      </w:r>
+    </w:p>
+    <w:p>
+      <w:pPr>
         <w:jc w:val="both"/>
       </w:pPr>
       <w:r>
         <w:rPr>
           <w:rFonts w:ascii="Arvo" w:hAnsi="Arvo"/>
           <w:sz w:val="20"/>
-          <w:szCs w:val="20"/>
-        </w:rPr>
-        <w:t xml:space="preserve"/>
-      </w:r>
-      <w:p>
-        <w:r>
-          <w:rPr>
-            <w:rFonts w:ascii="Arvo" w:hAnsi="Arvo"/>
-            <w:b/>
-            <w:sz w:val="20"/>
-          </w:rPr>
-          <w:t>Honorários — Escopo Contencioso B</w:t>
-        </w:r>
-      </w:p>
-      <w:p>
-        <w:pPr>
-          <w:jc w:val="both"/>
-        </w:pPr>
-        <w:r>
-          <w:rPr>
-            <w:rFonts w:ascii="Arvo" w:hAnsi="Arvo"/>
-            <w:sz w:val="20"/>
-          </w:rPr>
-          <w:t>Os honorários serão apurados por ato processual efetivamente praticado, conforme tabela:</w:t>
-        </w:r>
-      </w:p>
-      <w:tbl>
-        <w:tblPr>
-          <w:tblW w:type="auto" w:w="0"/>
-          <w:tblLook w:firstColumn="1" w:firstRow="1" w:lastColumn="0" w:lastRow="0" w:noHBand="0" w:noVBand="1" w:val="04A0"/>
-          <w:tblBorders>
-            <w:top w:val="single" w:sz="4" w:space="0" w:color="auto"/>
-            <w:left w:val="single" w:sz="4" w:space="0" w:color="auto"/>
-            <w:right w:val="single" w:sz="4" w:space="0" w:color="auto"/>
-            <w:insideH w:val="single" w:sz="4" w:space="0" w:color="auto"/>
-            <w:insideV w:val="single" w:sz="4" w:space="0" w:color="auto"/>
-          </w:tblBorders>
-        </w:tblPr>
-        <w:tblGrid>
-          <w:gridCol w:w="2880"/>
-          <w:gridCol w:w="2880"/>
-          <w:gridCol w:w="2880"/>
-        </w:tblGrid>
-        <w:tr>
-          <w:tc>
-            <w:tcPr>
-              <w:tcW w:type="dxa" w:w="2880"/>
-            </w:tcPr>
-            <w:p>
-              <w:pPr>
-                <w:jc w:val="left"/>
-              </w:pPr>
-              <w:r/>
-              <w:r>
-                <w:rPr>
-                  <w:rFonts w:ascii="Arvo" w:hAnsi="Arvo"/>
-                  <w:b/>
-                  <w:sz w:val="20"/>
-                </w:rPr>
-                <w:t>Ato processual</w:t>
-              </w:r>
-            </w:p>
-          </w:tc>
-          <w:tc>
-            <w:tcPr>
-              <w:tcW w:type="dxa" w:w="2880"/>
-            </w:tcPr>
-            <w:p>
-              <w:pPr>
-                <w:jc w:val="left"/>
-              </w:pPr>
-              <w:r/>
-              <w:r>
-                <w:rPr>
-                  <w:rFonts w:ascii="Arvo" w:hAnsi="Arvo"/>
-                  <w:b/>
-                  <w:sz w:val="20"/>
-                </w:rPr>
-                <w:t>Descrição</w:t>
-              </w:r>
-            </w:p>
-          </w:tc>
-          <w:tc>
-            <w:tcPr>
-              <w:tcW w:type="dxa" w:w="2880"/>
-            </w:tcPr>
-            <w:p>
-              <w:pPr>
-                <w:jc w:val="left"/>
-              </w:pPr>
-              <w:r/>
-              <w:r>
-                <w:rPr>
-                  <w:rFonts w:ascii="Arvo" w:hAnsi="Arvo"/>
-                  <w:b/>
-                  <w:sz w:val="20"/>
-                </w:rPr>
-                <w:t>Valor</w:t>
-              </w:r>
-            </w:p>
-          </w:tc>
-        </w:tr>
-        <w:tr>
-          <w:tc>
-            <w:tcPr>
-              <w:tcW w:type="dxa" w:w="2880"/>
-            </w:tcPr>
-            <w:p>
-              <w:pPr>
-                <w:jc w:val="left"/>
-              </w:pPr>
-              <w:r/>
-              <w:r>
-                <w:rPr>
-                  <w:rFonts w:ascii="Arvo" w:hAnsi="Arvo"/>
-                  <w:sz w:val="20"/>
-                </w:rPr>
-                <w:t>Petição Inicial</w:t>
-              </w:r>
-            </w:p>
-          </w:tc>
-          <w:tc>
-            <w:tcPr>
-              <w:tcW w:type="dxa" w:w="2880"/>
-            </w:tcPr>
-            <w:p>
-              <w:pPr>
-                <w:jc w:val="left"/>
-              </w:pPr>
-              <w:r/>
-              <w:r>
-                <w:rPr>
-                  <w:rFonts w:ascii="Arvo" w:hAnsi="Arvo"/>
-                  <w:sz w:val="20"/>
-                </w:rPr>
-                <w:t>Elaboração e protocolo da peça inaugural.</w:t>
-              </w:r>
-            </w:p>
-          </w:tc>
-          <w:tc>
-            <w:tcPr>
-              <w:tcW w:type="dxa" w:w="2880"/>
-            </w:tcPr>
-            <w:p>
-              <w:pPr>
-                <w:jc w:val="left"/>
-              </w:pPr>
-              <w:r/>
-              <w:r>
-                <w:rPr>
-                  <w:rFonts w:ascii="Arvo" w:hAnsi="Arvo"/>
-                  <w:sz w:val="20"/>
-                </w:rPr>
-                <w:t>R$ 2.500,00</w:t>
-              </w:r>
-            </w:p>
-          </w:tc>
-        </w:tr>
-        <w:tr>
-          <w:tc>
-            <w:tcPr>
-              <w:tcW w:type="dxa" w:w="2880"/>
-            </w:tcPr>
-            <w:p>
-              <w:pPr>
-                <w:jc w:val="left"/>
-              </w:pPr>
-              <w:r/>
-              <w:r>
-                <w:rPr>
-                  <w:rFonts w:ascii="Arvo" w:hAnsi="Arvo"/>
-                  <w:sz w:val="20"/>
-                </w:rPr>
-                <w:t>Contestação</w:t>
-              </w:r>
-            </w:p>
-          </w:tc>
-          <w:tc>
-            <w:tcPr>
-              <w:tcW w:type="dxa" w:w="2880"/>
-            </w:tcPr>
-            <w:p>
-              <w:pPr>
-                <w:jc w:val="left"/>
-              </w:pPr>
-              <w:r/>
-              <w:r>
-                <w:rPr>
-                  <w:rFonts w:ascii="Arvo" w:hAnsi="Arvo"/>
-                  <w:sz w:val="20"/>
-                </w:rPr>
-                <w:t>Elaboração e protocolo de defesa em processo judicial.</w:t>
-              </w:r>
-            </w:p>
-          </w:tc>
-          <w:tc>
-            <w:tcPr>
-              <w:tcW w:type="dxa" w:w="2880"/>
-            </w:tcPr>
-            <w:p>
-              <w:pPr>
-                <w:jc w:val="left"/>
-              </w:pPr>
-              <w:r/>
-              <w:r>
-                <w:rPr>
-                  <w:rFonts w:ascii="Arvo" w:hAnsi="Arvo"/>
-                  <w:sz w:val="20"/>
-                </w:rPr>
-                <w:t>R$ 2.200,00</w:t>
-              </w:r>
-            </w:p>
-          </w:tc>
-        </w:tr>
-        <w:tr>
-          <w:tc>
-            <w:tcPr>
-              <w:tcW w:type="dxa" w:w="2880"/>
-            </w:tcPr>
-            <w:p>
-              <w:pPr>
-                <w:jc w:val="left"/>
-              </w:pPr>
-              <w:r/>
-              <w:r>
-                <w:rPr>
-                  <w:rFonts w:ascii="Arvo" w:hAnsi="Arvo"/>
-                  <w:sz w:val="20"/>
-                </w:rPr>
-                <w:t>Recurso Ordinário</w:t>
-              </w:r>
-            </w:p>
-          </w:tc>
-          <w:tc>
-            <w:tcPr>
-              <w:tcW w:type="dxa" w:w="2880"/>
-            </w:tcPr>
-            <w:p>
-              <w:pPr>
-                <w:jc w:val="left"/>
-              </w:pPr>
-              <w:r/>
-              <w:r>
-                <w:rPr>
-                  <w:rFonts w:ascii="Arvo" w:hAnsi="Arvo"/>
-                  <w:sz w:val="20"/>
-                </w:rPr>
-                <w:t>Elaboração e protocolo de recurso ordinário na Justiça do Trabalho.</w:t>
-              </w:r>
-            </w:p>
-          </w:tc>
-          <w:tc>
-            <w:tcPr>
-              <w:tcW w:type="dxa" w:w="2880"/>
-            </w:tcPr>
-            <w:p>
-              <w:pPr>
-                <w:jc w:val="left"/>
-              </w:pPr>
-              <w:r/>
-              <w:r>
-                <w:rPr>
-                  <w:rFonts w:ascii="Arvo" w:hAnsi="Arvo"/>
-                  <w:sz w:val="20"/>
-                </w:rPr>
-                <w:t>R$ 3.000,00</w:t>
-              </w:r>
-            </w:p>
-          </w:tc>
-        </w:tr>
-        <w:tr>
-          <w:tc>
-            <w:tcPr>
-              <w:tcW w:type="dxa" w:w="2880"/>
-            </w:tcPr>
-            <w:p>
-              <w:pPr>
-                <w:jc w:val="left"/>
-              </w:pPr>
-              <w:r/>
-              <w:r>
-                <w:rPr>
-                  <w:rFonts w:ascii="Arvo" w:hAnsi="Arvo"/>
-                  <w:sz w:val="20"/>
-                </w:rPr>
-                <w:t>Agravo</w:t>
-              </w:r>
-            </w:p>
-          </w:tc>
-          <w:tc>
-            <w:tcPr>
-              <w:tcW w:type="dxa" w:w="2880"/>
-            </w:tcPr>
-            <w:p>
-              <w:pPr>
-                <w:jc w:val="left"/>
-              </w:pPr>
-              <w:r/>
-              <w:r>
-                <w:rPr>
-                  <w:rFonts w:ascii="Arvo" w:hAnsi="Arvo"/>
-                  <w:sz w:val="20"/>
-                </w:rPr>
-                <w:t>Elaboração e protocolo de agravo de instrumento ou agravo interno.</w:t>
-              </w:r>
-            </w:p>
-          </w:tc>
-          <w:tc>
-            <w:tcPr>
-              <w:tcW w:type="dxa" w:w="2880"/>
-            </w:tcPr>
-            <w:p>
-              <w:pPr>
-                <w:jc w:val="left"/>
-              </w:pPr>
-              <w:r/>
-              <w:r>
-                <w:rPr>
-                  <w:rFonts w:ascii="Arvo" w:hAnsi="Arvo"/>
-                  <w:sz w:val="20"/>
-                </w:rPr>
-                <w:t>R$ 1.800,00</w:t>
-              </w:r>
-            </w:p>
-          </w:tc>
-        </w:tr>
-        <w:tr>
-          <w:tc>
-            <w:tcPr>
-              <w:tcW w:type="dxa" w:w="2880"/>
-            </w:tcPr>
-            <w:p>
-              <w:pPr>
-                <w:jc w:val="left"/>
-              </w:pPr>
-              <w:r/>
-              <w:r>
-                <w:rPr>
-                  <w:rFonts w:ascii="Arvo" w:hAnsi="Arvo"/>
-                  <w:sz w:val="20"/>
-                </w:rPr>
-                <w:t>Apelação</w:t>
-              </w:r>
-            </w:p>
-          </w:tc>
-          <w:tc>
-            <w:tcPr>
-              <w:tcW w:type="dxa" w:w="2880"/>
-            </w:tcPr>
-            <w:p>
-              <w:pPr>
-                <w:jc w:val="left"/>
-              </w:pPr>
-              <w:r/>
-              <w:r>
-                <w:rPr>
-                  <w:rFonts w:ascii="Arvo" w:hAnsi="Arvo"/>
-                  <w:sz w:val="20"/>
-                </w:rPr>
-                <w:t>Elaboração e protocolo de apelação cível em 1º grau de jurisdição.</w:t>
-              </w:r>
-            </w:p>
-          </w:tc>
-          <w:tc>
-            <w:tcPr>
-              <w:tcW w:type="dxa" w:w="2880"/>
-            </w:tcPr>
-            <w:p>
-              <w:pPr>
-                <w:jc w:val="left"/>
-              </w:pPr>
-              <w:r/>
-              <w:r>
-                <w:rPr>
-                  <w:rFonts w:ascii="Arvo" w:hAnsi="Arvo"/>
-                  <w:sz w:val="20"/>
-                </w:rPr>
-                <w:t>R$ 3.500,00</w:t>
-              </w:r>
-            </w:p>
-          </w:tc>
-        </w:tr>
-        <w:tr>
-          <w:tc>
-            <w:tcPr>
-              <w:tcW w:type="dxa" w:w="2880"/>
-            </w:tcPr>
-            <w:p>
-              <w:pPr>
-                <w:jc w:val="left"/>
-              </w:pPr>
-              <w:r/>
-              <w:r>
-                <w:rPr>
-                  <w:rFonts w:ascii="Arvo" w:hAnsi="Arvo"/>
-                  <w:sz w:val="20"/>
-                </w:rPr>
-                <w:t>Recurso Especial / Extraordinário</w:t>
-              </w:r>
-            </w:p>
-          </w:tc>
-          <w:tc>
-            <w:tcPr>
-              <w:tcW w:type="dxa" w:w="2880"/>
-            </w:tcPr>
-            <w:p>
-              <w:pPr>
-                <w:jc w:val="left"/>
-              </w:pPr>
-              <w:r/>
-              <w:r>
-                <w:rPr>
-                  <w:rFonts w:ascii="Arvo" w:hAnsi="Arvo"/>
-                  <w:sz w:val="20"/>
-                </w:rPr>
-                <w:t>Elaboração e protocolo de recursos excepcionais ao STJ e STF, inclusive agravos correlatos.</w:t>
-              </w:r>
-            </w:p>
-          </w:tc>
-          <w:tc>
-            <w:tcPr>
-              <w:tcW w:type="dxa" w:w="2880"/>
-            </w:tcPr>
-            <w:p>
-              <w:pPr>
-                <w:jc w:val="left"/>
-              </w:pPr>
-              <w:r/>
-              <w:r>
-                <w:rPr>
-                  <w:rFonts w:ascii="Arvo" w:hAnsi="Arvo"/>
-                  <w:sz w:val="20"/>
-                </w:rPr>
-                <w:t>R$ 6.500,00</w:t>
-              </w:r>
-            </w:p>
-          </w:tc>
-        </w:tr>
-        <w:tr>
-          <w:tc>
-            <w:tcPr>
-              <w:tcW w:type="dxa" w:w="2880"/>
-            </w:tcPr>
-            <w:p>
-              <w:pPr>
-                <w:jc w:val="left"/>
-              </w:pPr>
-              <w:r/>
-              <w:r>
-                <w:rPr>
-                  <w:rFonts w:ascii="Arvo" w:hAnsi="Arvo"/>
-                  <w:sz w:val="20"/>
-                </w:rPr>
-                <w:t>Audiência</w:t>
-              </w:r>
-            </w:p>
-          </w:tc>
-          <w:tc>
-            <w:tcPr>
-              <w:tcW w:type="dxa" w:w="2880"/>
-            </w:tcPr>
-            <w:p>
-              <w:pPr>
-                <w:jc w:val="left"/>
-              </w:pPr>
-              <w:r/>
-              <w:r>
-                <w:rPr>
-                  <w:rFonts w:ascii="Arvo" w:hAnsi="Arvo"/>
-                  <w:sz w:val="20"/>
-                </w:rPr>
-                <w:t>Comparecimento, acompanhamento e atuação em audiência.</w:t>
-              </w:r>
-            </w:p>
-          </w:tc>
-          <w:tc>
-            <w:tcPr>
-              <w:tcW w:type="dxa" w:w="2880"/>
-            </w:tcPr>
-            <w:p>
-              <w:pPr>
-                <w:jc w:val="left"/>
-              </w:pPr>
-              <w:r/>
-              <w:r>
-                <w:rPr>
-                  <w:rFonts w:ascii="Arvo" w:hAnsi="Arvo"/>
-                  <w:sz w:val="20"/>
-                </w:rPr>
-                <w:t>R$ 1.500,00</w:t>
-              </w:r>
-            </w:p>
-          </w:tc>
-        </w:tr>
-        <w:tr>
-          <w:tc>
-            <w:tcPr>
-              <w:tcW w:type="dxa" w:w="2880"/>
-            </w:tcPr>
-            <w:p>
-              <w:pPr>
-                <w:jc w:val="left"/>
-              </w:pPr>
-              <w:r/>
-              <w:r>
-                <w:rPr>
-                  <w:rFonts w:ascii="Arvo" w:hAnsi="Arvo"/>
-                  <w:sz w:val="20"/>
-                </w:rPr>
-                <w:t>Diligência Externa</w:t>
-              </w:r>
-            </w:p>
-          </w:tc>
-          <w:tc>
-            <w:tcPr>
-              <w:tcW w:type="dxa" w:w="2880"/>
-            </w:tcPr>
-            <w:p>
-              <w:pPr>
-                <w:jc w:val="left"/>
-              </w:pPr>
-              <w:r/>
-              <w:r>
-                <w:rPr>
-                  <w:rFonts w:ascii="Arvo" w:hAnsi="Arvo"/>
-                  <w:sz w:val="20"/>
-                </w:rPr>
-                <w:t>Realização de diligência presencial em cartório, órgão público ou unidade do Contratante.</w:t>
-              </w:r>
-            </w:p>
-          </w:tc>
-          <w:tc>
-            <w:tcPr>
-              <w:tcW w:type="dxa" w:w="2880"/>
-            </w:tcPr>
-            <w:p>
-              <w:pPr>
-                <w:jc w:val="left"/>
-              </w:pPr>
-              <w:r/>
-              <w:r>
-                <w:rPr>
-                  <w:rFonts w:ascii="Arvo" w:hAnsi="Arvo"/>
-                  <w:sz w:val="20"/>
-                </w:rPr>
-                <w:t>R$ 850,00</w:t>
-              </w:r>
-            </w:p>
-          </w:tc>
-        </w:tr>
-      </w:tbl>
-      <w:p>
-        <w:r>
-          <w:rPr>
-            <w:rFonts w:ascii="Arvo" w:hAnsi="Arvo"/>
-            <w:sz w:val="20"/>
-          </w:rPr>
-        </w:r>
-      </w:p>
-      <w:r>
-        <w:t xml:space="preserve"/>
-      </w:r>
-    </w:p>
-    <w:p>
-      <w:pPr>
-        <w:spacing w:line="276" w:lineRule="auto"/>
-        <w:rPr>
-          <w:rFonts w:ascii="Arvo" w:hAnsi="Arvo"/>
-          <w:sz w:val="20"/>
-          <w:szCs w:val="20"/>
-        </w:rPr>
+        </w:rPr>
+        <w:t>Os honorários serão apurados por ato processual efetivamente praticado, conforme tabela:</w:t>
+      </w:r>
+    </w:p>
+    <w:tbl>
+      <w:tblPr>
+        <w:tblW w:type="auto" w:w="0"/>
+        <w:tblLook w:firstColumn="1" w:firstRow="1" w:lastColumn="0" w:lastRow="0" w:noHBand="0" w:noVBand="1" w:val="04A0"/>
+        <w:tblBorders>
+          <w:top w:val="single" w:sz="4" w:space="0" w:color="auto"/>
+          <w:left w:val="single" w:sz="4" w:space="0" w:color="auto"/>
+          <w:right w:val="single" w:sz="4" w:space="0" w:color="auto"/>
+          <w:insideH w:val="single" w:sz="4" w:space="0" w:color="auto"/>
+          <w:insideV w:val="single" w:sz="4" w:space="0" w:color="auto"/>
+        </w:tblBorders>
+      </w:tblPr>
+      <w:tblGrid>
+        <w:gridCol w:w="2880"/>
+        <w:gridCol w:w="2880"/>
+        <w:gridCol w:w="2880"/>
+      </w:tblGrid>
+      <w:tr>
+        <w:tc>
+          <w:tcPr>
+            <w:tcW w:type="dxa" w:w="2880"/>
+          </w:tcPr>
+          <w:p>
+            <w:pPr>
+              <w:jc w:val="left"/>
+            </w:pPr>
+            <w:r/>
+            <w:r>
+              <w:rPr>
+                <w:rFonts w:ascii="Arvo" w:hAnsi="Arvo"/>
+                <w:b/>
+                <w:sz w:val="20"/>
+              </w:rPr>
+              <w:t>Ato processual</w:t>
+            </w:r>
+          </w:p>
+        </w:tc>
+        <w:tc>
+          <w:tcPr>
+            <w:tcW w:type="dxa" w:w="2880"/>
+          </w:tcPr>
+          <w:p>
+            <w:pPr>
+              <w:jc w:val="left"/>
+            </w:pPr>
+            <w:r/>
+            <w:r>
+              <w:rPr>
+                <w:rFonts w:ascii="Arvo" w:hAnsi="Arvo"/>
+                <w:b/>
+                <w:sz w:val="20"/>
+              </w:rPr>
+              <w:t>Descrição</w:t>
+            </w:r>
+          </w:p>
+        </w:tc>
+        <w:tc>
+          <w:tcPr>
+            <w:tcW w:type="dxa" w:w="2880"/>
+          </w:tcPr>
+          <w:p>
+            <w:pPr>
+              <w:jc w:val="left"/>
+            </w:pPr>
+            <w:r/>
+            <w:r>
+              <w:rPr>
+                <w:rFonts w:ascii="Arvo" w:hAnsi="Arvo"/>
+                <w:b/>
+                <w:sz w:val="20"/>
+              </w:rPr>
+              <w:t>Valor</w:t>
+            </w:r>
+          </w:p>
+        </w:tc>
+      </w:tr>
+      <w:tr>
+        <w:tc>
+          <w:tcPr>
+            <w:tcW w:type="dxa" w:w="2880"/>
+          </w:tcPr>
+          <w:p>
+            <w:pPr>
+              <w:jc w:val="left"/>
+            </w:pPr>
+            <w:r/>
+            <w:r>
+              <w:rPr>
+                <w:rFonts w:ascii="Arvo" w:hAnsi="Arvo"/>
+                <w:sz w:val="20"/>
+              </w:rPr>
+              <w:t>Petição Inicial</w:t>
+            </w:r>
+          </w:p>
+        </w:tc>
+        <w:tc>
+          <w:tcPr>
+            <w:tcW w:type="dxa" w:w="2880"/>
+          </w:tcPr>
+          <w:p>
+            <w:pPr>
+              <w:jc w:val="left"/>
+            </w:pPr>
+            <w:r/>
+            <w:r>
+              <w:rPr>
+                <w:rFonts w:ascii="Arvo" w:hAnsi="Arvo"/>
+                <w:sz w:val="20"/>
+              </w:rPr>
+              <w:t>Elaboração e protocolo da peça inaugural.</w:t>
+            </w:r>
+          </w:p>
+        </w:tc>
+        <w:tc>
+          <w:tcPr>
+            <w:tcW w:type="dxa" w:w="2880"/>
+          </w:tcPr>
+          <w:p>
+            <w:pPr>
+              <w:jc w:val="left"/>
+            </w:pPr>
+            <w:r/>
+            <w:r>
+              <w:rPr>
+                <w:rFonts w:ascii="Arvo" w:hAnsi="Arvo"/>
+                <w:sz w:val="20"/>
+              </w:rPr>
+              <w:t>R$ 2.500,00</w:t>
+            </w:r>
+          </w:p>
+        </w:tc>
+      </w:tr>
+      <w:tr>
+        <w:tc>
+          <w:tcPr>
+            <w:tcW w:type="dxa" w:w="2880"/>
+          </w:tcPr>
+          <w:p>
+            <w:pPr>
+              <w:jc w:val="left"/>
+            </w:pPr>
+            <w:r/>
+            <w:r>
+              <w:rPr>
+                <w:rFonts w:ascii="Arvo" w:hAnsi="Arvo"/>
+                <w:sz w:val="20"/>
+              </w:rPr>
+              <w:t>Contestação</w:t>
+            </w:r>
+          </w:p>
+        </w:tc>
+        <w:tc>
+          <w:tcPr>
+            <w:tcW w:type="dxa" w:w="2880"/>
+          </w:tcPr>
+          <w:p>
+            <w:pPr>
+              <w:jc w:val="left"/>
+            </w:pPr>
+            <w:r/>
+            <w:r>
+              <w:rPr>
+                <w:rFonts w:ascii="Arvo" w:hAnsi="Arvo"/>
+                <w:sz w:val="20"/>
+              </w:rPr>
+              <w:t>Elaboração e protocolo de defesa em processo judicial.</w:t>
+            </w:r>
+          </w:p>
+        </w:tc>
+        <w:tc>
+          <w:tcPr>
+            <w:tcW w:type="dxa" w:w="2880"/>
+          </w:tcPr>
+          <w:p>
+            <w:pPr>
+              <w:jc w:val="left"/>
+            </w:pPr>
+            <w:r/>
+            <w:r>
+              <w:rPr>
+                <w:rFonts w:ascii="Arvo" w:hAnsi="Arvo"/>
+                <w:sz w:val="20"/>
+              </w:rPr>
+              <w:t>R$ 2.200,00</w:t>
+            </w:r>
+          </w:p>
+        </w:tc>
+      </w:tr>
+      <w:tr>
+        <w:tc>
+          <w:tcPr>
+            <w:tcW w:type="dxa" w:w="2880"/>
+          </w:tcPr>
+          <w:p>
+            <w:pPr>
+              <w:jc w:val="left"/>
+            </w:pPr>
+            <w:r/>
+            <w:r>
+              <w:rPr>
+                <w:rFonts w:ascii="Arvo" w:hAnsi="Arvo"/>
+                <w:sz w:val="20"/>
+              </w:rPr>
+              <w:t>Recurso Ordinário</w:t>
+            </w:r>
+          </w:p>
+        </w:tc>
+        <w:tc>
+          <w:tcPr>
+            <w:tcW w:type="dxa" w:w="2880"/>
+          </w:tcPr>
+          <w:p>
+            <w:pPr>
+              <w:jc w:val="left"/>
+            </w:pPr>
+            <w:r/>
+            <w:r>
+              <w:rPr>
+                <w:rFonts w:ascii="Arvo" w:hAnsi="Arvo"/>
+                <w:sz w:val="20"/>
+              </w:rPr>
+              <w:t>Elaboração e protocolo de recurso ordinário na Justiça do Trabalho.</w:t>
+            </w:r>
+          </w:p>
+        </w:tc>
+        <w:tc>
+          <w:tcPr>
+            <w:tcW w:type="dxa" w:w="2880"/>
+          </w:tcPr>
+          <w:p>
+            <w:pPr>
+              <w:jc w:val="left"/>
+            </w:pPr>
+            <w:r/>
+            <w:r>
+              <w:rPr>
+                <w:rFonts w:ascii="Arvo" w:hAnsi="Arvo"/>
+                <w:sz w:val="20"/>
+              </w:rPr>
+              <w:t>R$ 3.000,00</w:t>
+            </w:r>
+          </w:p>
+        </w:tc>
+      </w:tr>
+      <w:tr>
+        <w:tc>
+          <w:tcPr>
+            <w:tcW w:type="dxa" w:w="2880"/>
+          </w:tcPr>
+          <w:p>
+            <w:pPr>
+              <w:jc w:val="left"/>
+            </w:pPr>
+            <w:r/>
+            <w:r>
+              <w:rPr>
+                <w:rFonts w:ascii="Arvo" w:hAnsi="Arvo"/>
+                <w:sz w:val="20"/>
+              </w:rPr>
+              <w:t>Agravo</w:t>
+            </w:r>
+          </w:p>
+        </w:tc>
+        <w:tc>
+          <w:tcPr>
+            <w:tcW w:type="dxa" w:w="2880"/>
+          </w:tcPr>
+          <w:p>
+            <w:pPr>
+              <w:jc w:val="left"/>
+            </w:pPr>
+            <w:r/>
+            <w:r>
+              <w:rPr>
+                <w:rFonts w:ascii="Arvo" w:hAnsi="Arvo"/>
+                <w:sz w:val="20"/>
+              </w:rPr>
+              <w:t>Elaboração e protocolo de agravo de instrumento ou agravo interno.</w:t>
+            </w:r>
+          </w:p>
+        </w:tc>
+        <w:tc>
+          <w:tcPr>
+            <w:tcW w:type="dxa" w:w="2880"/>
+          </w:tcPr>
+          <w:p>
+            <w:pPr>
+              <w:jc w:val="left"/>
+            </w:pPr>
+            <w:r/>
+            <w:r>
+              <w:rPr>
+                <w:rFonts w:ascii="Arvo" w:hAnsi="Arvo"/>
+                <w:sz w:val="20"/>
+              </w:rPr>
+              <w:t>R$ 1.800,00</w:t>
+            </w:r>
+          </w:p>
+        </w:tc>
+      </w:tr>
+      <w:tr>
+        <w:tc>
+          <w:tcPr>
+            <w:tcW w:type="dxa" w:w="2880"/>
+          </w:tcPr>
+          <w:p>
+            <w:pPr>
+              <w:jc w:val="left"/>
+            </w:pPr>
+            <w:r/>
+            <w:r>
+              <w:rPr>
+                <w:rFonts w:ascii="Arvo" w:hAnsi="Arvo"/>
+                <w:sz w:val="20"/>
+              </w:rPr>
+              <w:t>Apelação</w:t>
+            </w:r>
+          </w:p>
+        </w:tc>
+        <w:tc>
+          <w:tcPr>
+            <w:tcW w:type="dxa" w:w="2880"/>
+          </w:tcPr>
+          <w:p>
+            <w:pPr>
+              <w:jc w:val="left"/>
+            </w:pPr>
+            <w:r/>
+            <w:r>
+              <w:rPr>
+                <w:rFonts w:ascii="Arvo" w:hAnsi="Arvo"/>
+                <w:sz w:val="20"/>
+              </w:rPr>
+              <w:t>Elaboração e protocolo de apelação cível em 1º grau de jurisdição.</w:t>
+            </w:r>
+          </w:p>
+        </w:tc>
+        <w:tc>
+          <w:tcPr>
+            <w:tcW w:type="dxa" w:w="2880"/>
+          </w:tcPr>
+          <w:p>
+            <w:pPr>
+              <w:jc w:val="left"/>
+            </w:pPr>
+            <w:r/>
+            <w:r>
+              <w:rPr>
+                <w:rFonts w:ascii="Arvo" w:hAnsi="Arvo"/>
+                <w:sz w:val="20"/>
+              </w:rPr>
+              <w:t>R$ 3.500,00</w:t>
+            </w:r>
+          </w:p>
+        </w:tc>
+      </w:tr>
+      <w:tr>
+        <w:tc>
+          <w:tcPr>
+            <w:tcW w:type="dxa" w:w="2880"/>
+          </w:tcPr>
+          <w:p>
+            <w:pPr>
+              <w:jc w:val="left"/>
+            </w:pPr>
+            <w:r/>
+            <w:r>
+              <w:rPr>
+                <w:rFonts w:ascii="Arvo" w:hAnsi="Arvo"/>
+                <w:sz w:val="20"/>
+              </w:rPr>
+              <w:t>Recurso Especial / Extraordinário</w:t>
+            </w:r>
+          </w:p>
+        </w:tc>
+        <w:tc>
+          <w:tcPr>
+            <w:tcW w:type="dxa" w:w="2880"/>
+          </w:tcPr>
+          <w:p>
+            <w:pPr>
+              <w:jc w:val="left"/>
+            </w:pPr>
+            <w:r/>
+            <w:r>
+              <w:rPr>
+                <w:rFonts w:ascii="Arvo" w:hAnsi="Arvo"/>
+                <w:sz w:val="20"/>
+              </w:rPr>
+              <w:t>Elaboração e protocolo de recursos excepcionais ao STJ e STF, inclusive agravos correlatos.</w:t>
+            </w:r>
+          </w:p>
+        </w:tc>
+        <w:tc>
+          <w:tcPr>
+            <w:tcW w:type="dxa" w:w="2880"/>
+          </w:tcPr>
+          <w:p>
+            <w:pPr>
+              <w:jc w:val="left"/>
+            </w:pPr>
+            <w:r/>
+            <w:r>
+              <w:rPr>
+                <w:rFonts w:ascii="Arvo" w:hAnsi="Arvo"/>
+                <w:sz w:val="20"/>
+              </w:rPr>
+              <w:t>R$ 6.500,00</w:t>
+            </w:r>
+          </w:p>
+        </w:tc>
+      </w:tr>
+      <w:tr>
+        <w:tc>
+          <w:tcPr>
+            <w:tcW w:type="dxa" w:w="2880"/>
+          </w:tcPr>
+          <w:p>
+            <w:pPr>
+              <w:jc w:val="left"/>
+            </w:pPr>
+            <w:r/>
+            <w:r>
+              <w:rPr>
+                <w:rFonts w:ascii="Arvo" w:hAnsi="Arvo"/>
+                <w:sz w:val="20"/>
+              </w:rPr>
+              <w:t>Audiência</w:t>
+            </w:r>
+          </w:p>
+        </w:tc>
+        <w:tc>
+          <w:tcPr>
+            <w:tcW w:type="dxa" w:w="2880"/>
+          </w:tcPr>
+          <w:p>
+            <w:pPr>
+              <w:jc w:val="left"/>
+            </w:pPr>
+            <w:r/>
+            <w:r>
+              <w:rPr>
+                <w:rFonts w:ascii="Arvo" w:hAnsi="Arvo"/>
+                <w:sz w:val="20"/>
+              </w:rPr>
+              <w:t>Comparecimento, acompanhamento e atuação em audiência.</w:t>
+            </w:r>
+          </w:p>
+        </w:tc>
+        <w:tc>
+          <w:tcPr>
+            <w:tcW w:type="dxa" w:w="2880"/>
+          </w:tcPr>
+          <w:p>
+            <w:pPr>
+              <w:jc w:val="left"/>
+            </w:pPr>
+            <w:r/>
+            <w:r>
+              <w:rPr>
+                <w:rFonts w:ascii="Arvo" w:hAnsi="Arvo"/>
+                <w:sz w:val="20"/>
+              </w:rPr>
+              <w:t>R$ 1.500,00</w:t>
+            </w:r>
+          </w:p>
+        </w:tc>
+      </w:tr>
+      <w:tr>
+        <w:tc>
+          <w:tcPr>
+            <w:tcW w:type="dxa" w:w="2880"/>
+          </w:tcPr>
+          <w:p>
+            <w:pPr>
+              <w:jc w:val="left"/>
+            </w:pPr>
+            <w:r/>
+            <w:r>
+              <w:rPr>
+                <w:rFonts w:ascii="Arvo" w:hAnsi="Arvo"/>
+                <w:sz w:val="20"/>
+              </w:rPr>
+              <w:t>Diligência Externa</w:t>
+            </w:r>
+          </w:p>
+        </w:tc>
+        <w:tc>
+          <w:tcPr>
+            <w:tcW w:type="dxa" w:w="2880"/>
+          </w:tcPr>
+          <w:p>
+            <w:pPr>
+              <w:jc w:val="left"/>
+            </w:pPr>
+            <w:r/>
+            <w:r>
+              <w:rPr>
+                <w:rFonts w:ascii="Arvo" w:hAnsi="Arvo"/>
+                <w:sz w:val="20"/>
+              </w:rPr>
+              <w:t>Realização de diligência presencial em cartório, órgão público ou unidade do Contratante.</w:t>
+            </w:r>
+          </w:p>
+        </w:tc>
+        <w:tc>
+          <w:tcPr>
+            <w:tcW w:type="dxa" w:w="2880"/>
+          </w:tcPr>
+          <w:p>
+            <w:pPr>
+              <w:jc w:val="left"/>
+            </w:pPr>
+            <w:r/>
+            <w:r>
+              <w:rPr>
+                <w:rFonts w:ascii="Arvo" w:hAnsi="Arvo"/>
+                <w:sz w:val="20"/>
+              </w:rPr>
+              <w:t>R$ 850,00</w:t>
+            </w:r>
+          </w:p>
+        </w:tc>
+      </w:tr>
+    </w:tbl>
+    <w:p>
+      <w:r>
+        <w:rPr>
+          <w:rFonts w:ascii="Arvo" w:hAnsi="Arvo"/>
+          <w:sz w:val="20"/>
+        </w:rPr>
+      </w:r>
+    </w:p>
+    <w:p>
+      <w:r>
+        <w:rPr>
+          <w:rFonts w:ascii="Arvo" w:hAnsi="Arvo"/>
+          <w:b/>
+          <w:sz w:val="20"/>
+        </w:rPr>
+        <w:t>Honorários — Escopo Contencioso C</w:t>
+      </w:r>
+    </w:p>
+    <w:p>
+      <w:pPr>
         <w:jc w:val="both"/>
       </w:pPr>
       <w:r>
         <w:rPr>
           <w:rFonts w:ascii="Arvo" w:hAnsi="Arvo"/>
           <w:sz w:val="20"/>
-          <w:szCs w:val="20"/>
-        </w:rPr>
-        <w:t xml:space="preserve"/>
-      </w:r>
-      <w:p>
-        <w:r>
-          <w:rPr>
-            <w:rFonts w:ascii="Arvo" w:hAnsi="Arvo"/>
-            <w:b/>
-            <w:sz w:val="20"/>
-          </w:rPr>
-          <w:t>Honorários — Escopo Contencioso C</w:t>
-        </w:r>
-      </w:p>
-      <w:p>
-        <w:pPr>
-          <w:jc w:val="both"/>
-        </w:pPr>
-        <w:r>
-          <w:rPr>
-            <w:rFonts w:ascii="Arvo" w:hAnsi="Arvo"/>
-            <w:sz w:val="20"/>
-          </w:rPr>
-          <w:t>Preço global para a condução integral do escopo delimitado: R$ 85.000,00.</w:t>
-        </w:r>
-      </w:p>
-      <w:p>
-        <w:pPr>
-          <w:jc w:val="both"/>
-        </w:pPr>
-        <w:r>
-          <w:rPr>
-            <w:rFonts w:ascii="Arvo" w:hAnsi="Arvo"/>
-            <w:sz w:val="20"/>
-          </w:rPr>
-          <w:t>Ações e fases cobertas: Conhecimento e Execução em primeira e segunda instâncias (TRT/TRF), incluindo embargos de declaração e demais incidentes.</w:t>
-        </w:r>
-      </w:p>
-      <w:p>
-        <w:pPr>
-          <w:jc w:val="both"/>
-        </w:pPr>
-        <w:r>
-          <w:rPr>
-            <w:rFonts w:ascii="Arvo" w:hAnsi="Arvo"/>
-            <w:sz w:val="20"/>
-          </w:rPr>
-          <w:t>Forma de pagamento: 40% no ato da assinatura da proposta; 30% após sentença de primeiro grau; 30% após trânsito em julgado.</w:t>
-        </w:r>
-      </w:p>
-      <w:p>
-        <w:r>
-          <w:rPr>
-            <w:rFonts w:ascii="Arvo" w:hAnsi="Arvo"/>
-            <w:sz w:val="20"/>
-          </w:rPr>
-        </w:r>
-      </w:p>
-      <w:r>
-        <w:t xml:space="preserve"/>
+        </w:rPr>
+        <w:t>Preço global para a condução integral do escopo delimitado: R$ 85.000,00.</w:t>
+      </w:r>
+    </w:p>
+    <w:p>
+      <w:pPr>
+        <w:jc w:val="both"/>
+      </w:pPr>
+      <w:r>
+        <w:rPr>
+          <w:rFonts w:ascii="Arvo" w:hAnsi="Arvo"/>
+          <w:sz w:val="20"/>
+        </w:rPr>
+        <w:t>Ações e fases cobertas: Conhecimento e Execução em primeira e segunda instâncias (TRT/TRF), incluindo embargos de declaração e demais incidentes.</w:t>
+      </w:r>
+    </w:p>
+    <w:p>
+      <w:pPr>
+        <w:jc w:val="both"/>
+      </w:pPr>
+      <w:r>
+        <w:rPr>
+          <w:rFonts w:ascii="Arvo" w:hAnsi="Arvo"/>
+          <w:sz w:val="20"/>
+        </w:rPr>
+        <w:t>Forma de pagamento: 40% no ato da assinatura da proposta; 30% após sentença de primeiro grau; 30% após trânsito em julgado.</w:t>
+      </w:r>
+    </w:p>
+    <w:p>
+      <w:r>
+        <w:rPr>
+          <w:rFonts w:ascii="Arvo" w:hAnsi="Arvo"/>
+          <w:sz w:val="20"/>
+        </w:rPr>
       </w:r>
     </w:p>
     <w:p>

--- a/Proposta_Demo_Multi_Escopo.docx
+++ b/Proposta_Demo_Multi_Escopo.docx
@@ -804,31 +804,49 @@
       </w:pPr>
     </w:p>
     <w:p>
-      <w:r>
+      <w:pPr>
+        <w:spacing w:line="276" w:lineRule="auto"/>
         <w:rPr>
           <w:rFonts w:ascii="Arvo" w:hAnsi="Arvo"/>
           <w:b/>
-          <w:sz w:val="20"/>
-        </w:rPr>
-        <w:t>Honorários — Escopo Consultivo A</w:t>
-      </w:r>
-    </w:p>
-    <w:p>
-      <w:pPr>
+          <w:bCs/>
+          <w:sz w:val="20"/>
+          <w:szCs w:val="20"/>
+        </w:rPr>
+      </w:pPr>
+      <w:r>
+        <w:rPr>
+          <w:rFonts w:ascii="Arvo" w:hAnsi="Arvo"/>
+          <w:b/>
+          <w:bCs/>
+          <w:sz w:val="20"/>
+          <w:szCs w:val="20"/>
+        </w:rPr>
+        <w:t xml:space="preserve">Honorários — Escopo Consultivo A</w:t>
+      </w:r>
+    </w:p>
+    <w:p>
+      <w:pPr>
+        <w:spacing w:line="276" w:lineRule="auto"/>
         <w:jc w:val="both"/>
-      </w:pPr>
-      <w:r>
-        <w:rPr>
-          <w:rFonts w:ascii="Arvo" w:hAnsi="Arvo"/>
-          <w:sz w:val="20"/>
-        </w:rPr>
-        <w:t>Os honorários serão apurados conforme a tabela de senioridade abaixo, com base em relatório mensal de horas executadas.</w:t>
+        <w:rPr>
+          <w:rFonts w:ascii="Arvo" w:hAnsi="Arvo"/>
+          <w:sz w:val="20"/>
+          <w:szCs w:val="20"/>
+        </w:rPr>
+      </w:pPr>
+      <w:r>
+        <w:rPr>
+          <w:rFonts w:ascii="Arvo" w:hAnsi="Arvo"/>
+          <w:sz w:val="20"/>
+          <w:szCs w:val="20"/>
+        </w:rPr>
+        <w:t xml:space="preserve">Os honorários serão apurados conforme a tabela de senioridade abaixo, com base em relatório mensal de horas executadas.</w:t>
       </w:r>
     </w:p>
     <w:tbl>
       <w:tblPr>
-        <w:tblW w:type="auto" w:w="0"/>
-        <w:tblLook w:firstColumn="1" w:firstRow="1" w:lastColumn="0" w:lastRow="0" w:noHBand="0" w:noVBand="1" w:val="04A0"/>
+        <w:tblW w:w="9634" w:type="dxa"/>
         <w:tblBorders>
           <w:top w:val="single" w:sz="4" w:space="0" w:color="auto"/>
           <w:left w:val="single" w:sz="4" w:space="0" w:color="auto"/>
@@ -836,47 +854,96 @@
           <w:insideH w:val="single" w:sz="4" w:space="0" w:color="auto"/>
           <w:insideV w:val="single" w:sz="4" w:space="0" w:color="auto"/>
         </w:tblBorders>
+        <w:tblCellMar>
+          <w:left w:w="10" w:type="dxa"/>
+          <w:right w:w="10" w:type="dxa"/>
+        </w:tblCellMar>
+        <w:tblLook w:val="04A0" w:firstRow="1" w:lastRow="0" w:firstColumn="1" w:lastColumn="0" w:noHBand="0" w:noVBand="1"/>
       </w:tblPr>
       <w:tblGrid>
-        <w:gridCol w:w="4320"/>
-        <w:gridCol w:w="4320"/>
+        <w:gridCol w:w="3208"/>
+        <w:gridCol w:w="6426"/>
       </w:tblGrid>
       <w:tr>
         <w:tc>
           <w:tcPr>
-            <w:tcW w:type="dxa" w:w="4320"/>
+            <w:tcW w:w="3208" w:type="dxa"/>
+            <w:tcBorders>
+              <w:top w:val="single" w:sz="4" w:space="0" w:color="1A3557"/>
+              <w:left w:val="single" w:sz="4" w:space="0" w:color="1A3557"/>
+              <w:bottom w:val="single" w:sz="4" w:space="0" w:color="1A3557"/>
+              <w:right w:val="single" w:sz="4" w:space="0" w:color="1A3557"/>
+            </w:tcBorders>
+            <w:shd w:val="clear" w:color="auto" w:fill="FAE2D5"/>
+            <w:tcMar>
+              <w:top w:w="100" w:type="dxa"/>
+              <w:left w:w="120" w:type="dxa"/>
+              <w:bottom w:w="100" w:type="dxa"/>
+              <w:right w:w="120" w:type="dxa"/>
+            </w:tcMar>
           </w:tcPr>
           <w:p>
             <w:pPr>
-              <w:jc w:val="left"/>
+              <w:spacing w:line="276" w:lineRule="auto"/>
+              <w:jc w:val="center"/>
+              <w:rPr>
+                <w:rFonts w:ascii="Arvo" w:hAnsi="Arvo"/>
+                <w:b/>
+                <w:bCs/>
+                <w:sz w:val="20"/>
+                <w:szCs w:val="20"/>
+              </w:rPr>
             </w:pPr>
-            <w:r/>
             <w:r>
               <w:rPr>
                 <w:rFonts w:ascii="Arvo" w:hAnsi="Arvo"/>
                 <w:b/>
-                <w:sz w:val="20"/>
-              </w:rPr>
-              <w:t>Categoria</w:t>
+                <w:bCs/>
+                <w:sz w:val="20"/>
+                <w:szCs w:val="20"/>
+              </w:rPr>
+              <w:t xml:space="preserve">Categoria</w:t>
             </w:r>
           </w:p>
         </w:tc>
         <w:tc>
           <w:tcPr>
-            <w:tcW w:type="dxa" w:w="4320"/>
+            <w:tcW w:w="6426" w:type="dxa"/>
+            <w:tcBorders>
+              <w:top w:val="single" w:sz="4" w:space="0" w:color="1A3557"/>
+              <w:left w:val="single" w:sz="4" w:space="0" w:color="1A3557"/>
+              <w:bottom w:val="single" w:sz="4" w:space="0" w:color="1A3557"/>
+              <w:right w:val="single" w:sz="4" w:space="0" w:color="1A3557"/>
+            </w:tcBorders>
+            <w:shd w:val="clear" w:color="auto" w:fill="FAE2D5"/>
+            <w:tcMar>
+              <w:top w:w="100" w:type="dxa"/>
+              <w:left w:w="120" w:type="dxa"/>
+              <w:bottom w:w="100" w:type="dxa"/>
+              <w:right w:w="120" w:type="dxa"/>
+            </w:tcMar>
           </w:tcPr>
           <w:p>
             <w:pPr>
-              <w:jc w:val="left"/>
+              <w:spacing w:line="276" w:lineRule="auto"/>
+              <w:jc w:val="center"/>
+              <w:rPr>
+                <w:rFonts w:ascii="Arvo" w:hAnsi="Arvo"/>
+                <w:b/>
+                <w:bCs/>
+                <w:sz w:val="20"/>
+                <w:szCs w:val="20"/>
+              </w:rPr>
             </w:pPr>
-            <w:r/>
             <w:r>
               <w:rPr>
                 <w:rFonts w:ascii="Arvo" w:hAnsi="Arvo"/>
                 <w:b/>
-                <w:sz w:val="20"/>
-              </w:rPr>
-              <w:t>Valor por hora</w:t>
+                <w:bCs/>
+                <w:sz w:val="20"/>
+                <w:szCs w:val="20"/>
+              </w:rPr>
+              <w:t xml:space="preserve">Valor por Hora (R$)</w:t>
             </w:r>
           </w:p>
         </w:tc>
@@ -884,37 +951,74 @@
       <w:tr>
         <w:tc>
           <w:tcPr>
-            <w:tcW w:type="dxa" w:w="4320"/>
+            <w:tcW w:w="3208" w:type="dxa"/>
+            <w:tcBorders>
+              <w:top w:val="single" w:sz="4" w:space="0" w:color="1A3557"/>
+              <w:left w:val="single" w:sz="4" w:space="0" w:color="1A3557"/>
+              <w:bottom w:val="single" w:sz="4" w:space="0" w:color="1A3557"/>
+              <w:right w:val="single" w:sz="4" w:space="0" w:color="1A3557"/>
+            </w:tcBorders>
+            <w:shd w:val="clear" w:color="auto" w:fill="FFF9F4"/>
+            <w:tcMar>
+              <w:top w:w="100" w:type="dxa"/>
+              <w:left w:w="120" w:type="dxa"/>
+              <w:bottom w:w="100" w:type="dxa"/>
+              <w:right w:w="120" w:type="dxa"/>
+            </w:tcMar>
           </w:tcPr>
           <w:p>
             <w:pPr>
-              <w:jc w:val="left"/>
+              <w:spacing w:line="276" w:lineRule="auto"/>
+              <w:jc w:val="both"/>
+              <w:rPr>
+                <w:rFonts w:ascii="Arvo" w:hAnsi="Arvo"/>
+                <w:sz w:val="20"/>
+                <w:szCs w:val="20"/>
+              </w:rPr>
             </w:pPr>
-            <w:r/>
             <w:r>
               <w:rPr>
                 <w:rFonts w:ascii="Arvo" w:hAnsi="Arvo"/>
                 <w:sz w:val="20"/>
-              </w:rPr>
-              <w:t>Sócio</w:t>
+                <w:szCs w:val="20"/>
+              </w:rPr>
+              <w:t xml:space="preserve">Sócio</w:t>
             </w:r>
           </w:p>
         </w:tc>
         <w:tc>
           <w:tcPr>
-            <w:tcW w:type="dxa" w:w="4320"/>
+            <w:tcW w:w="6426" w:type="dxa"/>
+            <w:tcBorders>
+              <w:top w:val="single" w:sz="4" w:space="0" w:color="1A3557"/>
+              <w:left w:val="single" w:sz="4" w:space="0" w:color="1A3557"/>
+              <w:bottom w:val="single" w:sz="4" w:space="0" w:color="1A3557"/>
+              <w:right w:val="single" w:sz="4" w:space="0" w:color="1A3557"/>
+            </w:tcBorders>
+            <w:tcMar>
+              <w:top w:w="100" w:type="dxa"/>
+              <w:left w:w="120" w:type="dxa"/>
+              <w:bottom w:w="100" w:type="dxa"/>
+              <w:right w:w="120" w:type="dxa"/>
+            </w:tcMar>
           </w:tcPr>
           <w:p>
             <w:pPr>
-              <w:jc w:val="left"/>
+              <w:spacing w:line="276" w:lineRule="auto"/>
+              <w:jc w:val="both"/>
+              <w:rPr>
+                <w:rFonts w:ascii="Arvo" w:hAnsi="Arvo"/>
+                <w:sz w:val="20"/>
+                <w:szCs w:val="20"/>
+              </w:rPr>
             </w:pPr>
-            <w:r/>
             <w:r>
               <w:rPr>
                 <w:rFonts w:ascii="Arvo" w:hAnsi="Arvo"/>
                 <w:sz w:val="20"/>
-              </w:rPr>
-              <w:t>R$ 1.200,00</w:t>
+                <w:szCs w:val="20"/>
+              </w:rPr>
+              <w:t xml:space="preserve">R$ 1.200,00</w:t>
             </w:r>
           </w:p>
         </w:tc>
@@ -922,37 +1026,74 @@
       <w:tr>
         <w:tc>
           <w:tcPr>
-            <w:tcW w:type="dxa" w:w="4320"/>
+            <w:tcW w:w="3208" w:type="dxa"/>
+            <w:tcBorders>
+              <w:top w:val="single" w:sz="4" w:space="0" w:color="1A3557"/>
+              <w:left w:val="single" w:sz="4" w:space="0" w:color="1A3557"/>
+              <w:bottom w:val="single" w:sz="4" w:space="0" w:color="1A3557"/>
+              <w:right w:val="single" w:sz="4" w:space="0" w:color="1A3557"/>
+            </w:tcBorders>
+            <w:shd w:val="clear" w:color="auto" w:fill="FFF9F4"/>
+            <w:tcMar>
+              <w:top w:w="100" w:type="dxa"/>
+              <w:left w:w="120" w:type="dxa"/>
+              <w:bottom w:w="100" w:type="dxa"/>
+              <w:right w:w="120" w:type="dxa"/>
+            </w:tcMar>
           </w:tcPr>
           <w:p>
             <w:pPr>
-              <w:jc w:val="left"/>
+              <w:spacing w:line="276" w:lineRule="auto"/>
+              <w:jc w:val="both"/>
+              <w:rPr>
+                <w:rFonts w:ascii="Arvo" w:hAnsi="Arvo"/>
+                <w:sz w:val="20"/>
+                <w:szCs w:val="20"/>
+              </w:rPr>
             </w:pPr>
-            <w:r/>
             <w:r>
               <w:rPr>
                 <w:rFonts w:ascii="Arvo" w:hAnsi="Arvo"/>
                 <w:sz w:val="20"/>
-              </w:rPr>
-              <w:t>Associado Sênior</w:t>
+                <w:szCs w:val="20"/>
+              </w:rPr>
+              <w:t xml:space="preserve">Associado Sênior</w:t>
             </w:r>
           </w:p>
         </w:tc>
         <w:tc>
           <w:tcPr>
-            <w:tcW w:type="dxa" w:w="4320"/>
+            <w:tcW w:w="6426" w:type="dxa"/>
+            <w:tcBorders>
+              <w:top w:val="single" w:sz="4" w:space="0" w:color="1A3557"/>
+              <w:left w:val="single" w:sz="4" w:space="0" w:color="1A3557"/>
+              <w:bottom w:val="single" w:sz="4" w:space="0" w:color="1A3557"/>
+              <w:right w:val="single" w:sz="4" w:space="0" w:color="1A3557"/>
+            </w:tcBorders>
+            <w:tcMar>
+              <w:top w:w="100" w:type="dxa"/>
+              <w:left w:w="120" w:type="dxa"/>
+              <w:bottom w:w="100" w:type="dxa"/>
+              <w:right w:w="120" w:type="dxa"/>
+            </w:tcMar>
           </w:tcPr>
           <w:p>
             <w:pPr>
-              <w:jc w:val="left"/>
+              <w:spacing w:line="276" w:lineRule="auto"/>
+              <w:jc w:val="both"/>
+              <w:rPr>
+                <w:rFonts w:ascii="Arvo" w:hAnsi="Arvo"/>
+                <w:sz w:val="20"/>
+                <w:szCs w:val="20"/>
+              </w:rPr>
             </w:pPr>
-            <w:r/>
             <w:r>
               <w:rPr>
                 <w:rFonts w:ascii="Arvo" w:hAnsi="Arvo"/>
                 <w:sz w:val="20"/>
-              </w:rPr>
-              <w:t>R$ 950,00</w:t>
+                <w:szCs w:val="20"/>
+              </w:rPr>
+              <w:t xml:space="preserve">R$ 950,00</w:t>
             </w:r>
           </w:p>
         </w:tc>
@@ -960,37 +1101,74 @@
       <w:tr>
         <w:tc>
           <w:tcPr>
-            <w:tcW w:type="dxa" w:w="4320"/>
+            <w:tcW w:w="3208" w:type="dxa"/>
+            <w:tcBorders>
+              <w:top w:val="single" w:sz="4" w:space="0" w:color="1A3557"/>
+              <w:left w:val="single" w:sz="4" w:space="0" w:color="1A3557"/>
+              <w:bottom w:val="single" w:sz="4" w:space="0" w:color="1A3557"/>
+              <w:right w:val="single" w:sz="4" w:space="0" w:color="1A3557"/>
+            </w:tcBorders>
+            <w:shd w:val="clear" w:color="auto" w:fill="FFF9F4"/>
+            <w:tcMar>
+              <w:top w:w="100" w:type="dxa"/>
+              <w:left w:w="120" w:type="dxa"/>
+              <w:bottom w:w="100" w:type="dxa"/>
+              <w:right w:w="120" w:type="dxa"/>
+            </w:tcMar>
           </w:tcPr>
           <w:p>
             <w:pPr>
-              <w:jc w:val="left"/>
+              <w:spacing w:line="276" w:lineRule="auto"/>
+              <w:jc w:val="both"/>
+              <w:rPr>
+                <w:rFonts w:ascii="Arvo" w:hAnsi="Arvo"/>
+                <w:sz w:val="20"/>
+                <w:szCs w:val="20"/>
+              </w:rPr>
             </w:pPr>
-            <w:r/>
             <w:r>
               <w:rPr>
                 <w:rFonts w:ascii="Arvo" w:hAnsi="Arvo"/>
                 <w:sz w:val="20"/>
-              </w:rPr>
-              <w:t>Associado Pleno</w:t>
+                <w:szCs w:val="20"/>
+              </w:rPr>
+              <w:t xml:space="preserve">Associado Pleno</w:t>
             </w:r>
           </w:p>
         </w:tc>
         <w:tc>
           <w:tcPr>
-            <w:tcW w:type="dxa" w:w="4320"/>
+            <w:tcW w:w="6426" w:type="dxa"/>
+            <w:tcBorders>
+              <w:top w:val="single" w:sz="4" w:space="0" w:color="1A3557"/>
+              <w:left w:val="single" w:sz="4" w:space="0" w:color="1A3557"/>
+              <w:bottom w:val="single" w:sz="4" w:space="0" w:color="1A3557"/>
+              <w:right w:val="single" w:sz="4" w:space="0" w:color="1A3557"/>
+            </w:tcBorders>
+            <w:tcMar>
+              <w:top w:w="100" w:type="dxa"/>
+              <w:left w:w="120" w:type="dxa"/>
+              <w:bottom w:w="100" w:type="dxa"/>
+              <w:right w:w="120" w:type="dxa"/>
+            </w:tcMar>
           </w:tcPr>
           <w:p>
             <w:pPr>
-              <w:jc w:val="left"/>
+              <w:spacing w:line="276" w:lineRule="auto"/>
+              <w:jc w:val="both"/>
+              <w:rPr>
+                <w:rFonts w:ascii="Arvo" w:hAnsi="Arvo"/>
+                <w:sz w:val="20"/>
+                <w:szCs w:val="20"/>
+              </w:rPr>
             </w:pPr>
-            <w:r/>
             <w:r>
               <w:rPr>
                 <w:rFonts w:ascii="Arvo" w:hAnsi="Arvo"/>
                 <w:sz w:val="20"/>
-              </w:rPr>
-              <w:t>R$ 750,00</w:t>
+                <w:szCs w:val="20"/>
+              </w:rPr>
+              <w:t xml:space="preserve">R$ 750,00</w:t>
             </w:r>
           </w:p>
         </w:tc>
@@ -998,37 +1176,74 @@
       <w:tr>
         <w:tc>
           <w:tcPr>
-            <w:tcW w:type="dxa" w:w="4320"/>
+            <w:tcW w:w="3208" w:type="dxa"/>
+            <w:tcBorders>
+              <w:top w:val="single" w:sz="4" w:space="0" w:color="1A3557"/>
+              <w:left w:val="single" w:sz="4" w:space="0" w:color="1A3557"/>
+              <w:bottom w:val="single" w:sz="4" w:space="0" w:color="1A3557"/>
+              <w:right w:val="single" w:sz="4" w:space="0" w:color="1A3557"/>
+            </w:tcBorders>
+            <w:shd w:val="clear" w:color="auto" w:fill="FFF9F4"/>
+            <w:tcMar>
+              <w:top w:w="100" w:type="dxa"/>
+              <w:left w:w="120" w:type="dxa"/>
+              <w:bottom w:w="100" w:type="dxa"/>
+              <w:right w:w="120" w:type="dxa"/>
+            </w:tcMar>
           </w:tcPr>
           <w:p>
             <w:pPr>
-              <w:jc w:val="left"/>
+              <w:spacing w:line="276" w:lineRule="auto"/>
+              <w:jc w:val="both"/>
+              <w:rPr>
+                <w:rFonts w:ascii="Arvo" w:hAnsi="Arvo"/>
+                <w:sz w:val="20"/>
+                <w:szCs w:val="20"/>
+              </w:rPr>
             </w:pPr>
-            <w:r/>
             <w:r>
               <w:rPr>
                 <w:rFonts w:ascii="Arvo" w:hAnsi="Arvo"/>
                 <w:sz w:val="20"/>
-              </w:rPr>
-              <w:t>Associado Júnior</w:t>
+                <w:szCs w:val="20"/>
+              </w:rPr>
+              <w:t xml:space="preserve">Associado Júnior</w:t>
             </w:r>
           </w:p>
         </w:tc>
         <w:tc>
           <w:tcPr>
-            <w:tcW w:type="dxa" w:w="4320"/>
+            <w:tcW w:w="6426" w:type="dxa"/>
+            <w:tcBorders>
+              <w:top w:val="single" w:sz="4" w:space="0" w:color="1A3557"/>
+              <w:left w:val="single" w:sz="4" w:space="0" w:color="1A3557"/>
+              <w:bottom w:val="single" w:sz="4" w:space="0" w:color="1A3557"/>
+              <w:right w:val="single" w:sz="4" w:space="0" w:color="1A3557"/>
+            </w:tcBorders>
+            <w:tcMar>
+              <w:top w:w="100" w:type="dxa"/>
+              <w:left w:w="120" w:type="dxa"/>
+              <w:bottom w:w="100" w:type="dxa"/>
+              <w:right w:w="120" w:type="dxa"/>
+            </w:tcMar>
           </w:tcPr>
           <w:p>
             <w:pPr>
-              <w:jc w:val="left"/>
+              <w:spacing w:line="276" w:lineRule="auto"/>
+              <w:jc w:val="both"/>
+              <w:rPr>
+                <w:rFonts w:ascii="Arvo" w:hAnsi="Arvo"/>
+                <w:sz w:val="20"/>
+                <w:szCs w:val="20"/>
+              </w:rPr>
             </w:pPr>
-            <w:r/>
             <w:r>
               <w:rPr>
                 <w:rFonts w:ascii="Arvo" w:hAnsi="Arvo"/>
                 <w:sz w:val="20"/>
-              </w:rPr>
-              <w:t>R$ 500,00</w:t>
+                <w:szCs w:val="20"/>
+              </w:rPr>
+              <w:t xml:space="preserve">R$ 500,00</w:t>
             </w:r>
           </w:p>
         </w:tc>
@@ -1036,109 +1251,190 @@
       <w:tr>
         <w:tc>
           <w:tcPr>
-            <w:tcW w:type="dxa" w:w="4320"/>
+            <w:tcW w:w="3208" w:type="dxa"/>
+            <w:tcBorders>
+              <w:top w:val="single" w:sz="4" w:space="0" w:color="1A3557"/>
+              <w:left w:val="single" w:sz="4" w:space="0" w:color="1A3557"/>
+              <w:bottom w:val="single" w:sz="4" w:space="0" w:color="1A3557"/>
+              <w:right w:val="single" w:sz="4" w:space="0" w:color="1A3557"/>
+            </w:tcBorders>
+            <w:shd w:val="clear" w:color="auto" w:fill="FFF9F4"/>
+            <w:tcMar>
+              <w:top w:w="100" w:type="dxa"/>
+              <w:left w:w="120" w:type="dxa"/>
+              <w:bottom w:w="100" w:type="dxa"/>
+              <w:right w:w="120" w:type="dxa"/>
+            </w:tcMar>
           </w:tcPr>
           <w:p>
             <w:pPr>
-              <w:jc w:val="left"/>
+              <w:spacing w:line="276" w:lineRule="auto"/>
+              <w:jc w:val="both"/>
+              <w:rPr>
+                <w:rFonts w:ascii="Arvo" w:hAnsi="Arvo"/>
+                <w:sz w:val="20"/>
+                <w:szCs w:val="20"/>
+              </w:rPr>
             </w:pPr>
-            <w:r/>
             <w:r>
               <w:rPr>
                 <w:rFonts w:ascii="Arvo" w:hAnsi="Arvo"/>
                 <w:sz w:val="20"/>
-              </w:rPr>
-              <w:t>Estagiário/Paralegal</w:t>
+                <w:szCs w:val="20"/>
+              </w:rPr>
+              <w:t xml:space="preserve">Estagiário/Paralegal</w:t>
             </w:r>
           </w:p>
         </w:tc>
         <w:tc>
           <w:tcPr>
-            <w:tcW w:type="dxa" w:w="4320"/>
+            <w:tcW w:w="6426" w:type="dxa"/>
+            <w:tcBorders>
+              <w:top w:val="single" w:sz="4" w:space="0" w:color="1A3557"/>
+              <w:left w:val="single" w:sz="4" w:space="0" w:color="1A3557"/>
+              <w:bottom w:val="single" w:sz="4" w:space="0" w:color="1A3557"/>
+              <w:right w:val="single" w:sz="4" w:space="0" w:color="1A3557"/>
+            </w:tcBorders>
+            <w:tcMar>
+              <w:top w:w="100" w:type="dxa"/>
+              <w:left w:w="120" w:type="dxa"/>
+              <w:bottom w:w="100" w:type="dxa"/>
+              <w:right w:w="120" w:type="dxa"/>
+            </w:tcMar>
           </w:tcPr>
           <w:p>
             <w:pPr>
-              <w:jc w:val="left"/>
+              <w:spacing w:line="276" w:lineRule="auto"/>
+              <w:jc w:val="both"/>
+              <w:rPr>
+                <w:rFonts w:ascii="Arvo" w:hAnsi="Arvo"/>
+                <w:sz w:val="20"/>
+                <w:szCs w:val="20"/>
+              </w:rPr>
             </w:pPr>
-            <w:r/>
             <w:r>
               <w:rPr>
                 <w:rFonts w:ascii="Arvo" w:hAnsi="Arvo"/>
                 <w:sz w:val="20"/>
-              </w:rPr>
-              <w:t>R$ 280,00</w:t>
+                <w:szCs w:val="20"/>
+              </w:rPr>
+              <w:t xml:space="preserve">R$ 280,00</w:t>
             </w:r>
           </w:p>
         </w:tc>
       </w:tr>
     </w:tbl>
     <w:p>
-      <w:r>
-        <w:rPr>
-          <w:rFonts w:ascii="Arvo" w:hAnsi="Arvo"/>
-          <w:sz w:val="20"/>
-        </w:rPr>
-      </w:r>
-    </w:p>
-    <w:p>
-      <w:r>
+      <w:pPr>
+        <w:spacing w:line="276" w:lineRule="auto"/>
+        <w:rPr>
+          <w:rFonts w:ascii="Arvo" w:hAnsi="Arvo"/>
+          <w:sz w:val="20"/>
+          <w:szCs w:val="20"/>
+        </w:rPr>
+      </w:pPr>
+    </w:p>
+    <w:p>
+      <w:pPr>
+        <w:spacing w:line="276" w:lineRule="auto"/>
         <w:rPr>
           <w:rFonts w:ascii="Arvo" w:hAnsi="Arvo"/>
           <w:b/>
-          <w:sz w:val="20"/>
-        </w:rPr>
-        <w:t>Honorários — Escopo Consultivo B</w:t>
-      </w:r>
-    </w:p>
-    <w:p>
-      <w:pPr>
+          <w:bCs/>
+          <w:sz w:val="20"/>
+          <w:szCs w:val="20"/>
+        </w:rPr>
+      </w:pPr>
+      <w:r>
+        <w:rPr>
+          <w:rFonts w:ascii="Arvo" w:hAnsi="Arvo"/>
+          <w:b/>
+          <w:bCs/>
+          <w:sz w:val="20"/>
+          <w:szCs w:val="20"/>
+        </w:rPr>
+        <w:t xml:space="preserve">Honorários — Escopo Consultivo B</w:t>
+      </w:r>
+    </w:p>
+    <w:p>
+      <w:pPr>
+        <w:spacing w:line="276" w:lineRule="auto"/>
         <w:jc w:val="both"/>
-      </w:pPr>
-      <w:r>
-        <w:rPr>
-          <w:rFonts w:ascii="Arvo" w:hAnsi="Arvo"/>
-          <w:sz w:val="20"/>
-        </w:rPr>
-        <w:t>Os honorários serão apurados com base em valor horário único, aplicável indistintamente a qualquer profissional alocado na prestação dos serviços consultivos, ao valor de R$ 700,00 por hora.</w:t>
-      </w:r>
-    </w:p>
-    <w:p>
-      <w:r>
-        <w:rPr>
-          <w:rFonts w:ascii="Arvo" w:hAnsi="Arvo"/>
-          <w:sz w:val="20"/>
-        </w:rPr>
-      </w:r>
-    </w:p>
-    <w:p>
-      <w:r>
+        <w:rPr>
+          <w:rFonts w:ascii="Arvo" w:hAnsi="Arvo"/>
+          <w:sz w:val="20"/>
+          <w:szCs w:val="20"/>
+        </w:rPr>
+      </w:pPr>
+      <w:r>
+        <w:rPr>
+          <w:rFonts w:ascii="Arvo" w:hAnsi="Arvo"/>
+          <w:sz w:val="20"/>
+          <w:szCs w:val="20"/>
+        </w:rPr>
+        <w:t xml:space="preserve">Os honorários serão apurados com base em valor horário único, aplicável indistintamente a qualquer profissional alocado na prestação dos serviços consultivos, ao valor de R$ 700,00 por hora.</w:t>
+      </w:r>
+    </w:p>
+    <w:p>
+      <w:pPr>
+        <w:spacing w:line="276" w:lineRule="auto"/>
+        <w:rPr>
+          <w:rFonts w:ascii="Arvo" w:hAnsi="Arvo"/>
+          <w:sz w:val="20"/>
+          <w:szCs w:val="20"/>
+        </w:rPr>
+      </w:pPr>
+    </w:p>
+    <w:p>
+      <w:pPr>
+        <w:spacing w:line="276" w:lineRule="auto"/>
         <w:rPr>
           <w:rFonts w:ascii="Arvo" w:hAnsi="Arvo"/>
           <w:b/>
-          <w:sz w:val="20"/>
-        </w:rPr>
-        <w:t>Honorários — Escopo Consultivo C</w:t>
-      </w:r>
-    </w:p>
-    <w:p>
-      <w:pPr>
+          <w:bCs/>
+          <w:sz w:val="20"/>
+          <w:szCs w:val="20"/>
+        </w:rPr>
+      </w:pPr>
+      <w:r>
+        <w:rPr>
+          <w:rFonts w:ascii="Arvo" w:hAnsi="Arvo"/>
+          <w:b/>
+          <w:bCs/>
+          <w:sz w:val="20"/>
+          <w:szCs w:val="20"/>
+        </w:rPr>
+        <w:t xml:space="preserve">Honorários — Escopo Consultivo C</w:t>
+      </w:r>
+    </w:p>
+    <w:p>
+      <w:pPr>
+        <w:spacing w:line="276" w:lineRule="auto"/>
         <w:jc w:val="both"/>
-      </w:pPr>
-      <w:r>
-        <w:rPr>
-          <w:rFonts w:ascii="Arvo" w:hAnsi="Arvo"/>
-          <w:sz w:val="20"/>
-        </w:rPr>
-        <w:t>Honorários fixos mensais de R$ 18.500,00, abrangendo até 35 horas de trabalho consultivo por mês. Horas excedentes ao cap serão cobradas a R$ 650,00 por hora.</w:t>
-      </w:r>
-    </w:p>
-    <w:p>
-      <w:r>
-        <w:rPr>
-          <w:rFonts w:ascii="Arvo" w:hAnsi="Arvo"/>
-          <w:sz w:val="20"/>
-        </w:rPr>
-      </w:r>
+        <w:rPr>
+          <w:rFonts w:ascii="Arvo" w:hAnsi="Arvo"/>
+          <w:sz w:val="20"/>
+          <w:szCs w:val="20"/>
+        </w:rPr>
+      </w:pPr>
+      <w:r>
+        <w:rPr>
+          <w:rFonts w:ascii="Arvo" w:hAnsi="Arvo"/>
+          <w:sz w:val="20"/>
+          <w:szCs w:val="20"/>
+        </w:rPr>
+        <w:t xml:space="preserve">Honorários fixos mensais de R$ 18.500,00, abrangendo até 35 horas de trabalho consultivo por mês. Horas excedentes ao cap serão cobradas a R$ 650,00 por hora.</w:t>
+      </w:r>
+    </w:p>
+    <w:p>
+      <w:pPr>
+        <w:spacing w:line="276" w:lineRule="auto"/>
+        <w:rPr>
+          <w:rFonts w:ascii="Arvo" w:hAnsi="Arvo"/>
+          <w:sz w:val="20"/>
+          <w:szCs w:val="20"/>
+        </w:rPr>
+      </w:pPr>
     </w:p>
     <w:p>
       <w:pPr>
@@ -2015,31 +2311,49 @@
       </w:pPr>
     </w:p>
     <w:p>
-      <w:r>
+      <w:pPr>
+        <w:spacing w:line="276" w:lineRule="auto"/>
         <w:rPr>
           <w:rFonts w:ascii="Arvo" w:hAnsi="Arvo"/>
           <w:b/>
-          <w:sz w:val="20"/>
-        </w:rPr>
-        <w:t>Honorários — Escopo Contencioso A</w:t>
-      </w:r>
-    </w:p>
-    <w:p>
-      <w:pPr>
+          <w:bCs/>
+          <w:sz w:val="20"/>
+          <w:szCs w:val="20"/>
+        </w:rPr>
+      </w:pPr>
+      <w:r>
+        <w:rPr>
+          <w:rFonts w:ascii="Arvo" w:hAnsi="Arvo"/>
+          <w:b/>
+          <w:bCs/>
+          <w:sz w:val="20"/>
+          <w:szCs w:val="20"/>
+        </w:rPr>
+        <w:t xml:space="preserve">Honorários — Escopo Contencioso A</w:t>
+      </w:r>
+    </w:p>
+    <w:p>
+      <w:pPr>
+        <w:spacing w:line="276" w:lineRule="auto"/>
         <w:jc w:val="both"/>
-      </w:pPr>
-      <w:r>
-        <w:rPr>
-          <w:rFonts w:ascii="Arvo" w:hAnsi="Arvo"/>
-          <w:sz w:val="20"/>
-        </w:rPr>
-        <w:t>Os honorários serão apurados em valor mensal por processo, conforme natureza e fase, de acordo com a tabela abaixo:</w:t>
+        <w:rPr>
+          <w:rFonts w:ascii="Arvo" w:hAnsi="Arvo"/>
+          <w:sz w:val="20"/>
+          <w:szCs w:val="20"/>
+        </w:rPr>
+      </w:pPr>
+      <w:r>
+        <w:rPr>
+          <w:rFonts w:ascii="Arvo" w:hAnsi="Arvo"/>
+          <w:sz w:val="20"/>
+          <w:szCs w:val="20"/>
+        </w:rPr>
+        <w:t xml:space="preserve">Os honorários serão apurados em valor mensal por processo, conforme natureza e fase, de acordo com a tabela abaixo:</w:t>
       </w:r>
     </w:p>
     <w:tbl>
       <w:tblPr>
-        <w:tblW w:type="auto" w:w="0"/>
-        <w:tblLook w:firstColumn="1" w:firstRow="1" w:lastColumn="0" w:lastRow="0" w:noHBand="0" w:noVBand="1" w:val="04A0"/>
+        <w:tblW w:w="9634" w:type="dxa"/>
         <w:tblBorders>
           <w:top w:val="single" w:sz="4" w:space="0" w:color="auto"/>
           <w:left w:val="single" w:sz="4" w:space="0" w:color="auto"/>
@@ -2047,67 +2361,138 @@
           <w:insideH w:val="single" w:sz="4" w:space="0" w:color="auto"/>
           <w:insideV w:val="single" w:sz="4" w:space="0" w:color="auto"/>
         </w:tblBorders>
+        <w:tblCellMar>
+          <w:left w:w="10" w:type="dxa"/>
+          <w:right w:w="10" w:type="dxa"/>
+        </w:tblCellMar>
+        <w:tblLook w:val="04A0" w:firstRow="1" w:lastRow="0" w:firstColumn="1" w:lastColumn="0" w:noHBand="0" w:noVBand="1"/>
       </w:tblPr>
       <w:tblGrid>
-        <w:gridCol w:w="2880"/>
-        <w:gridCol w:w="2880"/>
-        <w:gridCol w:w="2880"/>
+        <w:gridCol w:w="3400"/>
+        <w:gridCol w:w="3400"/>
+        <w:gridCol w:w="2834"/>
       </w:tblGrid>
       <w:tr>
         <w:tc>
           <w:tcPr>
-            <w:tcW w:type="dxa" w:w="2880"/>
+            <w:tcW w:w="3400" w:type="dxa"/>
+            <w:tcBorders>
+              <w:top w:val="single" w:sz="4" w:space="0" w:color="1A3557"/>
+              <w:left w:val="single" w:sz="4" w:space="0" w:color="1A3557"/>
+              <w:bottom w:val="single" w:sz="4" w:space="0" w:color="1A3557"/>
+              <w:right w:val="single" w:sz="4" w:space="0" w:color="1A3557"/>
+            </w:tcBorders>
+            <w:shd w:val="clear" w:color="auto" w:fill="FAE2D5"/>
+            <w:tcMar>
+              <w:top w:w="100" w:type="dxa"/>
+              <w:left w:w="120" w:type="dxa"/>
+              <w:bottom w:w="100" w:type="dxa"/>
+              <w:right w:w="120" w:type="dxa"/>
+            </w:tcMar>
           </w:tcPr>
           <w:p>
             <w:pPr>
-              <w:jc w:val="left"/>
+              <w:spacing w:line="276" w:lineRule="auto"/>
+              <w:jc w:val="center"/>
+              <w:rPr>
+                <w:rFonts w:ascii="Arvo" w:hAnsi="Arvo"/>
+                <w:b/>
+                <w:bCs/>
+                <w:sz w:val="20"/>
+                <w:szCs w:val="20"/>
+              </w:rPr>
             </w:pPr>
-            <w:r/>
             <w:r>
               <w:rPr>
                 <w:rFonts w:ascii="Arvo" w:hAnsi="Arvo"/>
                 <w:b/>
-                <w:sz w:val="20"/>
-              </w:rPr>
-              <w:t>Natureza da ação</w:t>
+                <w:bCs/>
+                <w:sz w:val="20"/>
+                <w:szCs w:val="20"/>
+              </w:rPr>
+              <w:t xml:space="preserve">Natureza da ação</w:t>
             </w:r>
           </w:p>
         </w:tc>
         <w:tc>
           <w:tcPr>
-            <w:tcW w:type="dxa" w:w="2880"/>
+            <w:tcW w:w="3400" w:type="dxa"/>
+            <w:tcBorders>
+              <w:top w:val="single" w:sz="4" w:space="0" w:color="1A3557"/>
+              <w:left w:val="single" w:sz="4" w:space="0" w:color="1A3557"/>
+              <w:bottom w:val="single" w:sz="4" w:space="0" w:color="1A3557"/>
+              <w:right w:val="single" w:sz="4" w:space="0" w:color="1A3557"/>
+            </w:tcBorders>
+            <w:shd w:val="clear" w:color="auto" w:fill="FAE2D5"/>
+            <w:tcMar>
+              <w:top w:w="100" w:type="dxa"/>
+              <w:left w:w="120" w:type="dxa"/>
+              <w:bottom w:w="100" w:type="dxa"/>
+              <w:right w:w="120" w:type="dxa"/>
+            </w:tcMar>
           </w:tcPr>
           <w:p>
             <w:pPr>
-              <w:jc w:val="left"/>
+              <w:spacing w:line="276" w:lineRule="auto"/>
+              <w:jc w:val="center"/>
+              <w:rPr>
+                <w:rFonts w:ascii="Arvo" w:hAnsi="Arvo"/>
+                <w:b/>
+                <w:bCs/>
+                <w:sz w:val="20"/>
+                <w:szCs w:val="20"/>
+              </w:rPr>
             </w:pPr>
-            <w:r/>
             <w:r>
               <w:rPr>
                 <w:rFonts w:ascii="Arvo" w:hAnsi="Arvo"/>
                 <w:b/>
-                <w:sz w:val="20"/>
-              </w:rPr>
-              <w:t>Instâncias de Atuação</w:t>
+                <w:bCs/>
+                <w:sz w:val="20"/>
+                <w:szCs w:val="20"/>
+              </w:rPr>
+              <w:t xml:space="preserve">Instâncias de Atuação</w:t>
             </w:r>
           </w:p>
         </w:tc>
         <w:tc>
           <w:tcPr>
-            <w:tcW w:type="dxa" w:w="2880"/>
+            <w:tcW w:w="2834" w:type="dxa"/>
+            <w:tcBorders>
+              <w:top w:val="single" w:sz="4" w:space="0" w:color="1A3557"/>
+              <w:left w:val="single" w:sz="4" w:space="0" w:color="1A3557"/>
+              <w:bottom w:val="single" w:sz="4" w:space="0" w:color="1A3557"/>
+              <w:right w:val="single" w:sz="4" w:space="0" w:color="1A3557"/>
+            </w:tcBorders>
+            <w:shd w:val="clear" w:color="auto" w:fill="FAE2D5"/>
+            <w:tcMar>
+              <w:top w:w="100" w:type="dxa"/>
+              <w:left w:w="120" w:type="dxa"/>
+              <w:bottom w:w="100" w:type="dxa"/>
+              <w:right w:w="120" w:type="dxa"/>
+            </w:tcMar>
           </w:tcPr>
           <w:p>
             <w:pPr>
-              <w:jc w:val="left"/>
+              <w:spacing w:line="276" w:lineRule="auto"/>
+              <w:jc w:val="center"/>
+              <w:rPr>
+                <w:rFonts w:ascii="Arvo" w:hAnsi="Arvo"/>
+                <w:b/>
+                <w:bCs/>
+                <w:sz w:val="20"/>
+                <w:szCs w:val="20"/>
+              </w:rPr>
             </w:pPr>
-            <w:r/>
             <w:r>
               <w:rPr>
                 <w:rFonts w:ascii="Arvo" w:hAnsi="Arvo"/>
                 <w:b/>
-                <w:sz w:val="20"/>
-              </w:rPr>
-              <w:t>Valor</w:t>
+                <w:bCs/>
+                <w:sz w:val="20"/>
+                <w:szCs w:val="20"/>
+              </w:rPr>
+              <w:t xml:space="preserve">Valor</w:t>
             </w:r>
           </w:p>
         </w:tc>
@@ -2115,55 +2500,110 @@
       <w:tr>
         <w:tc>
           <w:tcPr>
-            <w:tcW w:type="dxa" w:w="2880"/>
+            <w:tcW w:w="3400" w:type="dxa"/>
+            <w:tcBorders>
+              <w:top w:val="single" w:sz="4" w:space="0" w:color="1A3557"/>
+              <w:left w:val="single" w:sz="4" w:space="0" w:color="1A3557"/>
+              <w:bottom w:val="single" w:sz="4" w:space="0" w:color="1A3557"/>
+              <w:right w:val="single" w:sz="4" w:space="0" w:color="1A3557"/>
+            </w:tcBorders>
+            <w:shd w:val="clear" w:color="auto" w:fill="FFF9F4"/>
+            <w:tcMar>
+              <w:top w:w="100" w:type="dxa"/>
+              <w:left w:w="120" w:type="dxa"/>
+              <w:bottom w:w="100" w:type="dxa"/>
+              <w:right w:w="120" w:type="dxa"/>
+            </w:tcMar>
           </w:tcPr>
           <w:p>
             <w:pPr>
-              <w:jc w:val="left"/>
+              <w:spacing w:line="276" w:lineRule="auto"/>
+              <w:jc w:val="both"/>
+              <w:rPr>
+                <w:rFonts w:ascii="Arvo" w:hAnsi="Arvo"/>
+                <w:sz w:val="20"/>
+                <w:szCs w:val="20"/>
+              </w:rPr>
             </w:pPr>
-            <w:r/>
             <w:r>
               <w:rPr>
                 <w:rFonts w:ascii="Arvo" w:hAnsi="Arvo"/>
                 <w:sz w:val="20"/>
-              </w:rPr>
-              <w:t>Trabalhista</w:t>
+                <w:szCs w:val="20"/>
+              </w:rPr>
+              <w:t xml:space="preserve">Trabalhista</w:t>
             </w:r>
           </w:p>
         </w:tc>
         <w:tc>
           <w:tcPr>
-            <w:tcW w:type="dxa" w:w="2880"/>
+            <w:tcW w:w="3400" w:type="dxa"/>
+            <w:tcBorders>
+              <w:top w:val="single" w:sz="4" w:space="0" w:color="1A3557"/>
+              <w:left w:val="single" w:sz="4" w:space="0" w:color="1A3557"/>
+              <w:bottom w:val="single" w:sz="4" w:space="0" w:color="1A3557"/>
+              <w:right w:val="single" w:sz="4" w:space="0" w:color="1A3557"/>
+            </w:tcBorders>
+            <w:tcMar>
+              <w:top w:w="100" w:type="dxa"/>
+              <w:left w:w="120" w:type="dxa"/>
+              <w:bottom w:w="100" w:type="dxa"/>
+              <w:right w:w="120" w:type="dxa"/>
+            </w:tcMar>
           </w:tcPr>
           <w:p>
             <w:pPr>
-              <w:jc w:val="left"/>
+              <w:spacing w:line="276" w:lineRule="auto"/>
+              <w:jc w:val="both"/>
+              <w:rPr>
+                <w:rFonts w:ascii="Arvo" w:hAnsi="Arvo"/>
+                <w:sz w:val="20"/>
+                <w:szCs w:val="20"/>
+              </w:rPr>
             </w:pPr>
-            <w:r/>
             <w:r>
               <w:rPr>
                 <w:rFonts w:ascii="Arvo" w:hAnsi="Arvo"/>
                 <w:sz w:val="20"/>
-              </w:rPr>
-              <w:t>Conhecimento</w:t>
+                <w:szCs w:val="20"/>
+              </w:rPr>
+              <w:t xml:space="preserve">Conhecimento</w:t>
             </w:r>
           </w:p>
         </w:tc>
         <w:tc>
           <w:tcPr>
-            <w:tcW w:type="dxa" w:w="2880"/>
+            <w:tcW w:w="2834" w:type="dxa"/>
+            <w:tcBorders>
+              <w:top w:val="single" w:sz="4" w:space="0" w:color="1A3557"/>
+              <w:left w:val="single" w:sz="4" w:space="0" w:color="1A3557"/>
+              <w:bottom w:val="single" w:sz="4" w:space="0" w:color="1A3557"/>
+              <w:right w:val="single" w:sz="4" w:space="0" w:color="1A3557"/>
+            </w:tcBorders>
+            <w:tcMar>
+              <w:top w:w="100" w:type="dxa"/>
+              <w:left w:w="120" w:type="dxa"/>
+              <w:bottom w:w="100" w:type="dxa"/>
+              <w:right w:w="120" w:type="dxa"/>
+            </w:tcMar>
           </w:tcPr>
           <w:p>
             <w:pPr>
-              <w:jc w:val="left"/>
+              <w:spacing w:line="276" w:lineRule="auto"/>
+              <w:jc w:val="both"/>
+              <w:rPr>
+                <w:rFonts w:ascii="Arvo" w:hAnsi="Arvo"/>
+                <w:sz w:val="20"/>
+                <w:szCs w:val="20"/>
+              </w:rPr>
             </w:pPr>
-            <w:r/>
             <w:r>
               <w:rPr>
                 <w:rFonts w:ascii="Arvo" w:hAnsi="Arvo"/>
                 <w:sz w:val="20"/>
-              </w:rPr>
-              <w:t>R$ 5.500,00</w:t>
+                <w:szCs w:val="20"/>
+              </w:rPr>
+              <w:t xml:space="preserve">R$ 5.500,00</w:t>
             </w:r>
           </w:p>
         </w:tc>
@@ -2171,55 +2611,110 @@
       <w:tr>
         <w:tc>
           <w:tcPr>
-            <w:tcW w:type="dxa" w:w="2880"/>
+            <w:tcW w:w="3400" w:type="dxa"/>
+            <w:tcBorders>
+              <w:top w:val="single" w:sz="4" w:space="0" w:color="1A3557"/>
+              <w:left w:val="single" w:sz="4" w:space="0" w:color="1A3557"/>
+              <w:bottom w:val="single" w:sz="4" w:space="0" w:color="1A3557"/>
+              <w:right w:val="single" w:sz="4" w:space="0" w:color="1A3557"/>
+            </w:tcBorders>
+            <w:shd w:val="clear" w:color="auto" w:fill="FFF9F4"/>
+            <w:tcMar>
+              <w:top w:w="100" w:type="dxa"/>
+              <w:left w:w="120" w:type="dxa"/>
+              <w:bottom w:w="100" w:type="dxa"/>
+              <w:right w:w="120" w:type="dxa"/>
+            </w:tcMar>
           </w:tcPr>
           <w:p>
             <w:pPr>
-              <w:jc w:val="left"/>
+              <w:spacing w:line="276" w:lineRule="auto"/>
+              <w:jc w:val="both"/>
+              <w:rPr>
+                <w:rFonts w:ascii="Arvo" w:hAnsi="Arvo"/>
+                <w:sz w:val="20"/>
+                <w:szCs w:val="20"/>
+              </w:rPr>
             </w:pPr>
-            <w:r/>
             <w:r>
               <w:rPr>
                 <w:rFonts w:ascii="Arvo" w:hAnsi="Arvo"/>
                 <w:sz w:val="20"/>
-              </w:rPr>
-              <w:t>Trabalhista</w:t>
+                <w:szCs w:val="20"/>
+              </w:rPr>
+              <w:t xml:space="preserve">Trabalhista</w:t>
             </w:r>
           </w:p>
         </w:tc>
         <w:tc>
           <w:tcPr>
-            <w:tcW w:type="dxa" w:w="2880"/>
+            <w:tcW w:w="3400" w:type="dxa"/>
+            <w:tcBorders>
+              <w:top w:val="single" w:sz="4" w:space="0" w:color="1A3557"/>
+              <w:left w:val="single" w:sz="4" w:space="0" w:color="1A3557"/>
+              <w:bottom w:val="single" w:sz="4" w:space="0" w:color="1A3557"/>
+              <w:right w:val="single" w:sz="4" w:space="0" w:color="1A3557"/>
+            </w:tcBorders>
+            <w:tcMar>
+              <w:top w:w="100" w:type="dxa"/>
+              <w:left w:w="120" w:type="dxa"/>
+              <w:bottom w:w="100" w:type="dxa"/>
+              <w:right w:w="120" w:type="dxa"/>
+            </w:tcMar>
           </w:tcPr>
           <w:p>
             <w:pPr>
-              <w:jc w:val="left"/>
+              <w:spacing w:line="276" w:lineRule="auto"/>
+              <w:jc w:val="both"/>
+              <w:rPr>
+                <w:rFonts w:ascii="Arvo" w:hAnsi="Arvo"/>
+                <w:sz w:val="20"/>
+                <w:szCs w:val="20"/>
+              </w:rPr>
             </w:pPr>
-            <w:r/>
             <w:r>
               <w:rPr>
                 <w:rFonts w:ascii="Arvo" w:hAnsi="Arvo"/>
                 <w:sz w:val="20"/>
-              </w:rPr>
-              <w:t>Execução</w:t>
+                <w:szCs w:val="20"/>
+              </w:rPr>
+              <w:t xml:space="preserve">Execução</w:t>
             </w:r>
           </w:p>
         </w:tc>
         <w:tc>
           <w:tcPr>
-            <w:tcW w:type="dxa" w:w="2880"/>
+            <w:tcW w:w="2834" w:type="dxa"/>
+            <w:tcBorders>
+              <w:top w:val="single" w:sz="4" w:space="0" w:color="1A3557"/>
+              <w:left w:val="single" w:sz="4" w:space="0" w:color="1A3557"/>
+              <w:bottom w:val="single" w:sz="4" w:space="0" w:color="1A3557"/>
+              <w:right w:val="single" w:sz="4" w:space="0" w:color="1A3557"/>
+            </w:tcBorders>
+            <w:tcMar>
+              <w:top w:w="100" w:type="dxa"/>
+              <w:left w:w="120" w:type="dxa"/>
+              <w:bottom w:w="100" w:type="dxa"/>
+              <w:right w:w="120" w:type="dxa"/>
+            </w:tcMar>
           </w:tcPr>
           <w:p>
             <w:pPr>
-              <w:jc w:val="left"/>
+              <w:spacing w:line="276" w:lineRule="auto"/>
+              <w:jc w:val="both"/>
+              <w:rPr>
+                <w:rFonts w:ascii="Arvo" w:hAnsi="Arvo"/>
+                <w:sz w:val="20"/>
+                <w:szCs w:val="20"/>
+              </w:rPr>
             </w:pPr>
-            <w:r/>
             <w:r>
               <w:rPr>
                 <w:rFonts w:ascii="Arvo" w:hAnsi="Arvo"/>
                 <w:sz w:val="20"/>
-              </w:rPr>
-              <w:t>R$ 3.800,00</w:t>
+                <w:szCs w:val="20"/>
+              </w:rPr>
+              <w:t xml:space="preserve">R$ 3.800,00</w:t>
             </w:r>
           </w:p>
         </w:tc>
@@ -2227,55 +2722,110 @@
       <w:tr>
         <w:tc>
           <w:tcPr>
-            <w:tcW w:type="dxa" w:w="2880"/>
+            <w:tcW w:w="3400" w:type="dxa"/>
+            <w:tcBorders>
+              <w:top w:val="single" w:sz="4" w:space="0" w:color="1A3557"/>
+              <w:left w:val="single" w:sz="4" w:space="0" w:color="1A3557"/>
+              <w:bottom w:val="single" w:sz="4" w:space="0" w:color="1A3557"/>
+              <w:right w:val="single" w:sz="4" w:space="0" w:color="1A3557"/>
+            </w:tcBorders>
+            <w:shd w:val="clear" w:color="auto" w:fill="FFF9F4"/>
+            <w:tcMar>
+              <w:top w:w="100" w:type="dxa"/>
+              <w:left w:w="120" w:type="dxa"/>
+              <w:bottom w:w="100" w:type="dxa"/>
+              <w:right w:w="120" w:type="dxa"/>
+            </w:tcMar>
           </w:tcPr>
           <w:p>
             <w:pPr>
-              <w:jc w:val="left"/>
+              <w:spacing w:line="276" w:lineRule="auto"/>
+              <w:jc w:val="both"/>
+              <w:rPr>
+                <w:rFonts w:ascii="Arvo" w:hAnsi="Arvo"/>
+                <w:sz w:val="20"/>
+                <w:szCs w:val="20"/>
+              </w:rPr>
             </w:pPr>
-            <w:r/>
             <w:r>
               <w:rPr>
                 <w:rFonts w:ascii="Arvo" w:hAnsi="Arvo"/>
                 <w:sz w:val="20"/>
-              </w:rPr>
-              <w:t>Cível</w:t>
+                <w:szCs w:val="20"/>
+              </w:rPr>
+              <w:t xml:space="preserve">Cível</w:t>
             </w:r>
           </w:p>
         </w:tc>
         <w:tc>
           <w:tcPr>
-            <w:tcW w:type="dxa" w:w="2880"/>
+            <w:tcW w:w="3400" w:type="dxa"/>
+            <w:tcBorders>
+              <w:top w:val="single" w:sz="4" w:space="0" w:color="1A3557"/>
+              <w:left w:val="single" w:sz="4" w:space="0" w:color="1A3557"/>
+              <w:bottom w:val="single" w:sz="4" w:space="0" w:color="1A3557"/>
+              <w:right w:val="single" w:sz="4" w:space="0" w:color="1A3557"/>
+            </w:tcBorders>
+            <w:tcMar>
+              <w:top w:w="100" w:type="dxa"/>
+              <w:left w:w="120" w:type="dxa"/>
+              <w:bottom w:w="100" w:type="dxa"/>
+              <w:right w:w="120" w:type="dxa"/>
+            </w:tcMar>
           </w:tcPr>
           <w:p>
             <w:pPr>
-              <w:jc w:val="left"/>
+              <w:spacing w:line="276" w:lineRule="auto"/>
+              <w:jc w:val="both"/>
+              <w:rPr>
+                <w:rFonts w:ascii="Arvo" w:hAnsi="Arvo"/>
+                <w:sz w:val="20"/>
+                <w:szCs w:val="20"/>
+              </w:rPr>
             </w:pPr>
-            <w:r/>
             <w:r>
               <w:rPr>
                 <w:rFonts w:ascii="Arvo" w:hAnsi="Arvo"/>
                 <w:sz w:val="20"/>
-              </w:rPr>
-              <w:t>Conhecimento</w:t>
+                <w:szCs w:val="20"/>
+              </w:rPr>
+              <w:t xml:space="preserve">Conhecimento</w:t>
             </w:r>
           </w:p>
         </w:tc>
         <w:tc>
           <w:tcPr>
-            <w:tcW w:type="dxa" w:w="2880"/>
+            <w:tcW w:w="2834" w:type="dxa"/>
+            <w:tcBorders>
+              <w:top w:val="single" w:sz="4" w:space="0" w:color="1A3557"/>
+              <w:left w:val="single" w:sz="4" w:space="0" w:color="1A3557"/>
+              <w:bottom w:val="single" w:sz="4" w:space="0" w:color="1A3557"/>
+              <w:right w:val="single" w:sz="4" w:space="0" w:color="1A3557"/>
+            </w:tcBorders>
+            <w:tcMar>
+              <w:top w:w="100" w:type="dxa"/>
+              <w:left w:w="120" w:type="dxa"/>
+              <w:bottom w:w="100" w:type="dxa"/>
+              <w:right w:w="120" w:type="dxa"/>
+            </w:tcMar>
           </w:tcPr>
           <w:p>
             <w:pPr>
-              <w:jc w:val="left"/>
+              <w:spacing w:line="276" w:lineRule="auto"/>
+              <w:jc w:val="both"/>
+              <w:rPr>
+                <w:rFonts w:ascii="Arvo" w:hAnsi="Arvo"/>
+                <w:sz w:val="20"/>
+                <w:szCs w:val="20"/>
+              </w:rPr>
             </w:pPr>
-            <w:r/>
             <w:r>
               <w:rPr>
                 <w:rFonts w:ascii="Arvo" w:hAnsi="Arvo"/>
                 <w:sz w:val="20"/>
-              </w:rPr>
-              <w:t>R$ 7.200,00</w:t>
+                <w:szCs w:val="20"/>
+              </w:rPr>
+              <w:t xml:space="preserve">R$ 7.200,00</w:t>
             </w:r>
           </w:p>
         </w:tc>
@@ -2283,94 +2833,169 @@
       <w:tr>
         <w:tc>
           <w:tcPr>
-            <w:tcW w:type="dxa" w:w="2880"/>
+            <w:tcW w:w="3400" w:type="dxa"/>
+            <w:tcBorders>
+              <w:top w:val="single" w:sz="4" w:space="0" w:color="1A3557"/>
+              <w:left w:val="single" w:sz="4" w:space="0" w:color="1A3557"/>
+              <w:bottom w:val="single" w:sz="4" w:space="0" w:color="1A3557"/>
+              <w:right w:val="single" w:sz="4" w:space="0" w:color="1A3557"/>
+            </w:tcBorders>
+            <w:shd w:val="clear" w:color="auto" w:fill="FFF9F4"/>
+            <w:tcMar>
+              <w:top w:w="100" w:type="dxa"/>
+              <w:left w:w="120" w:type="dxa"/>
+              <w:bottom w:w="100" w:type="dxa"/>
+              <w:right w:w="120" w:type="dxa"/>
+            </w:tcMar>
           </w:tcPr>
           <w:p>
             <w:pPr>
-              <w:jc w:val="left"/>
+              <w:spacing w:line="276" w:lineRule="auto"/>
+              <w:jc w:val="both"/>
+              <w:rPr>
+                <w:rFonts w:ascii="Arvo" w:hAnsi="Arvo"/>
+                <w:sz w:val="20"/>
+                <w:szCs w:val="20"/>
+              </w:rPr>
             </w:pPr>
-            <w:r/>
             <w:r>
               <w:rPr>
                 <w:rFonts w:ascii="Arvo" w:hAnsi="Arvo"/>
                 <w:sz w:val="20"/>
-              </w:rPr>
-              <w:t>Tributária</w:t>
+                <w:szCs w:val="20"/>
+              </w:rPr>
+              <w:t xml:space="preserve">Tributária</w:t>
             </w:r>
           </w:p>
         </w:tc>
         <w:tc>
           <w:tcPr>
-            <w:tcW w:type="dxa" w:w="2880"/>
+            <w:tcW w:w="3400" w:type="dxa"/>
+            <w:tcBorders>
+              <w:top w:val="single" w:sz="4" w:space="0" w:color="1A3557"/>
+              <w:left w:val="single" w:sz="4" w:space="0" w:color="1A3557"/>
+              <w:bottom w:val="single" w:sz="4" w:space="0" w:color="1A3557"/>
+              <w:right w:val="single" w:sz="4" w:space="0" w:color="1A3557"/>
+            </w:tcBorders>
+            <w:tcMar>
+              <w:top w:w="100" w:type="dxa"/>
+              <w:left w:w="120" w:type="dxa"/>
+              <w:bottom w:w="100" w:type="dxa"/>
+              <w:right w:w="120" w:type="dxa"/>
+            </w:tcMar>
           </w:tcPr>
           <w:p>
             <w:pPr>
-              <w:jc w:val="left"/>
+              <w:spacing w:line="276" w:lineRule="auto"/>
+              <w:jc w:val="both"/>
+              <w:rPr>
+                <w:rFonts w:ascii="Arvo" w:hAnsi="Arvo"/>
+                <w:sz w:val="20"/>
+                <w:szCs w:val="20"/>
+              </w:rPr>
             </w:pPr>
-            <w:r/>
             <w:r>
               <w:rPr>
                 <w:rFonts w:ascii="Arvo" w:hAnsi="Arvo"/>
                 <w:sz w:val="20"/>
-              </w:rPr>
-              <w:t>Conhecimento</w:t>
+                <w:szCs w:val="20"/>
+              </w:rPr>
+              <w:t xml:space="preserve">Conhecimento</w:t>
             </w:r>
           </w:p>
         </w:tc>
         <w:tc>
           <w:tcPr>
-            <w:tcW w:type="dxa" w:w="2880"/>
+            <w:tcW w:w="2834" w:type="dxa"/>
+            <w:tcBorders>
+              <w:top w:val="single" w:sz="4" w:space="0" w:color="1A3557"/>
+              <w:left w:val="single" w:sz="4" w:space="0" w:color="1A3557"/>
+              <w:bottom w:val="single" w:sz="4" w:space="0" w:color="1A3557"/>
+              <w:right w:val="single" w:sz="4" w:space="0" w:color="1A3557"/>
+            </w:tcBorders>
+            <w:tcMar>
+              <w:top w:w="100" w:type="dxa"/>
+              <w:left w:w="120" w:type="dxa"/>
+              <w:bottom w:w="100" w:type="dxa"/>
+              <w:right w:w="120" w:type="dxa"/>
+            </w:tcMar>
           </w:tcPr>
           <w:p>
             <w:pPr>
-              <w:jc w:val="left"/>
+              <w:spacing w:line="276" w:lineRule="auto"/>
+              <w:jc w:val="both"/>
+              <w:rPr>
+                <w:rFonts w:ascii="Arvo" w:hAnsi="Arvo"/>
+                <w:sz w:val="20"/>
+                <w:szCs w:val="20"/>
+              </w:rPr>
             </w:pPr>
-            <w:r/>
             <w:r>
               <w:rPr>
                 <w:rFonts w:ascii="Arvo" w:hAnsi="Arvo"/>
                 <w:sz w:val="20"/>
-              </w:rPr>
-              <w:t>R$ 9.500,00</w:t>
+                <w:szCs w:val="20"/>
+              </w:rPr>
+              <w:t xml:space="preserve">R$ 9.500,00</w:t>
             </w:r>
           </w:p>
         </w:tc>
       </w:tr>
     </w:tbl>
     <w:p>
-      <w:r>
-        <w:rPr>
-          <w:rFonts w:ascii="Arvo" w:hAnsi="Arvo"/>
-          <w:sz w:val="20"/>
-        </w:rPr>
-      </w:r>
-    </w:p>
-    <w:p>
-      <w:r>
+      <w:pPr>
+        <w:spacing w:line="276" w:lineRule="auto"/>
+        <w:rPr>
+          <w:rFonts w:ascii="Arvo" w:hAnsi="Arvo"/>
+          <w:sz w:val="20"/>
+          <w:szCs w:val="20"/>
+        </w:rPr>
+      </w:pPr>
+    </w:p>
+    <w:p>
+      <w:pPr>
+        <w:spacing w:line="276" w:lineRule="auto"/>
         <w:rPr>
           <w:rFonts w:ascii="Arvo" w:hAnsi="Arvo"/>
           <w:b/>
-          <w:sz w:val="20"/>
-        </w:rPr>
-        <w:t>Honorários — Escopo Contencioso B</w:t>
-      </w:r>
-    </w:p>
-    <w:p>
-      <w:pPr>
+          <w:bCs/>
+          <w:sz w:val="20"/>
+          <w:szCs w:val="20"/>
+        </w:rPr>
+      </w:pPr>
+      <w:r>
+        <w:rPr>
+          <w:rFonts w:ascii="Arvo" w:hAnsi="Arvo"/>
+          <w:b/>
+          <w:bCs/>
+          <w:sz w:val="20"/>
+          <w:szCs w:val="20"/>
+        </w:rPr>
+        <w:t xml:space="preserve">Honorários — Escopo Contencioso B</w:t>
+      </w:r>
+    </w:p>
+    <w:p>
+      <w:pPr>
+        <w:spacing w:line="276" w:lineRule="auto"/>
         <w:jc w:val="both"/>
-      </w:pPr>
-      <w:r>
-        <w:rPr>
-          <w:rFonts w:ascii="Arvo" w:hAnsi="Arvo"/>
-          <w:sz w:val="20"/>
-        </w:rPr>
-        <w:t>Os honorários serão apurados por ato processual efetivamente praticado, conforme tabela:</w:t>
+        <w:rPr>
+          <w:rFonts w:ascii="Arvo" w:hAnsi="Arvo"/>
+          <w:sz w:val="20"/>
+          <w:szCs w:val="20"/>
+        </w:rPr>
+      </w:pPr>
+      <w:r>
+        <w:rPr>
+          <w:rFonts w:ascii="Arvo" w:hAnsi="Arvo"/>
+          <w:sz w:val="20"/>
+          <w:szCs w:val="20"/>
+        </w:rPr>
+        <w:t xml:space="preserve">Os honorários serão apurados por ato processual efetivamente praticado, conforme tabela:</w:t>
       </w:r>
     </w:p>
     <w:tbl>
       <w:tblPr>
-        <w:tblW w:type="auto" w:w="0"/>
-        <w:tblLook w:firstColumn="1" w:firstRow="1" w:lastColumn="0" w:lastRow="0" w:noHBand="0" w:noVBand="1" w:val="04A0"/>
+        <w:tblW w:w="9634" w:type="dxa"/>
         <w:tblBorders>
           <w:top w:val="single" w:sz="4" w:space="0" w:color="auto"/>
           <w:left w:val="single" w:sz="4" w:space="0" w:color="auto"/>
@@ -2378,67 +3003,138 @@
           <w:insideH w:val="single" w:sz="4" w:space="0" w:color="auto"/>
           <w:insideV w:val="single" w:sz="4" w:space="0" w:color="auto"/>
         </w:tblBorders>
+        <w:tblCellMar>
+          <w:left w:w="10" w:type="dxa"/>
+          <w:right w:w="10" w:type="dxa"/>
+        </w:tblCellMar>
+        <w:tblLook w:val="04A0" w:firstRow="1" w:lastRow="0" w:firstColumn="1" w:lastColumn="0" w:noHBand="0" w:noVBand="1"/>
       </w:tblPr>
       <w:tblGrid>
-        <w:gridCol w:w="2880"/>
-        <w:gridCol w:w="2880"/>
-        <w:gridCol w:w="2880"/>
+        <w:gridCol w:w="2800"/>
+        <w:gridCol w:w="4334"/>
+        <w:gridCol w:w="2500"/>
       </w:tblGrid>
       <w:tr>
         <w:tc>
           <w:tcPr>
-            <w:tcW w:type="dxa" w:w="2880"/>
+            <w:tcW w:w="2800" w:type="dxa"/>
+            <w:tcBorders>
+              <w:top w:val="single" w:sz="4" w:space="0" w:color="1A3557"/>
+              <w:left w:val="single" w:sz="4" w:space="0" w:color="1A3557"/>
+              <w:bottom w:val="single" w:sz="4" w:space="0" w:color="1A3557"/>
+              <w:right w:val="single" w:sz="4" w:space="0" w:color="1A3557"/>
+            </w:tcBorders>
+            <w:shd w:val="clear" w:color="auto" w:fill="FAE2D5"/>
+            <w:tcMar>
+              <w:top w:w="100" w:type="dxa"/>
+              <w:left w:w="120" w:type="dxa"/>
+              <w:bottom w:w="100" w:type="dxa"/>
+              <w:right w:w="120" w:type="dxa"/>
+            </w:tcMar>
           </w:tcPr>
           <w:p>
             <w:pPr>
-              <w:jc w:val="left"/>
+              <w:spacing w:line="276" w:lineRule="auto"/>
+              <w:jc w:val="center"/>
+              <w:rPr>
+                <w:rFonts w:ascii="Arvo" w:hAnsi="Arvo"/>
+                <w:b/>
+                <w:bCs/>
+                <w:sz w:val="20"/>
+                <w:szCs w:val="20"/>
+              </w:rPr>
             </w:pPr>
-            <w:r/>
             <w:r>
               <w:rPr>
                 <w:rFonts w:ascii="Arvo" w:hAnsi="Arvo"/>
                 <w:b/>
-                <w:sz w:val="20"/>
-              </w:rPr>
-              <w:t>Ato processual</w:t>
+                <w:bCs/>
+                <w:sz w:val="20"/>
+                <w:szCs w:val="20"/>
+              </w:rPr>
+              <w:t xml:space="preserve">Ato Processual</w:t>
             </w:r>
           </w:p>
         </w:tc>
         <w:tc>
           <w:tcPr>
-            <w:tcW w:type="dxa" w:w="2880"/>
+            <w:tcW w:w="4334" w:type="dxa"/>
+            <w:tcBorders>
+              <w:top w:val="single" w:sz="4" w:space="0" w:color="1A3557"/>
+              <w:left w:val="single" w:sz="4" w:space="0" w:color="1A3557"/>
+              <w:bottom w:val="single" w:sz="4" w:space="0" w:color="1A3557"/>
+              <w:right w:val="single" w:sz="4" w:space="0" w:color="1A3557"/>
+            </w:tcBorders>
+            <w:shd w:val="clear" w:color="auto" w:fill="FAE2D5"/>
+            <w:tcMar>
+              <w:top w:w="100" w:type="dxa"/>
+              <w:left w:w="120" w:type="dxa"/>
+              <w:bottom w:w="100" w:type="dxa"/>
+              <w:right w:w="120" w:type="dxa"/>
+            </w:tcMar>
           </w:tcPr>
           <w:p>
             <w:pPr>
-              <w:jc w:val="left"/>
+              <w:spacing w:line="276" w:lineRule="auto"/>
+              <w:jc w:val="center"/>
+              <w:rPr>
+                <w:rFonts w:ascii="Arvo" w:hAnsi="Arvo"/>
+                <w:b/>
+                <w:bCs/>
+                <w:sz w:val="20"/>
+                <w:szCs w:val="20"/>
+              </w:rPr>
             </w:pPr>
-            <w:r/>
             <w:r>
               <w:rPr>
                 <w:rFonts w:ascii="Arvo" w:hAnsi="Arvo"/>
                 <w:b/>
-                <w:sz w:val="20"/>
-              </w:rPr>
-              <w:t>Descrição</w:t>
+                <w:bCs/>
+                <w:sz w:val="20"/>
+                <w:szCs w:val="20"/>
+              </w:rPr>
+              <w:t xml:space="preserve">Descrição</w:t>
             </w:r>
           </w:p>
         </w:tc>
         <w:tc>
           <w:tcPr>
-            <w:tcW w:type="dxa" w:w="2880"/>
+            <w:tcW w:w="2500" w:type="dxa"/>
+            <w:tcBorders>
+              <w:top w:val="single" w:sz="4" w:space="0" w:color="1A3557"/>
+              <w:left w:val="single" w:sz="4" w:space="0" w:color="1A3557"/>
+              <w:bottom w:val="single" w:sz="4" w:space="0" w:color="1A3557"/>
+              <w:right w:val="single" w:sz="4" w:space="0" w:color="1A3557"/>
+            </w:tcBorders>
+            <w:shd w:val="clear" w:color="auto" w:fill="FAE2D5"/>
+            <w:tcMar>
+              <w:top w:w="100" w:type="dxa"/>
+              <w:left w:w="120" w:type="dxa"/>
+              <w:bottom w:w="100" w:type="dxa"/>
+              <w:right w:w="120" w:type="dxa"/>
+            </w:tcMar>
           </w:tcPr>
           <w:p>
             <w:pPr>
-              <w:jc w:val="left"/>
+              <w:spacing w:line="276" w:lineRule="auto"/>
+              <w:jc w:val="center"/>
+              <w:rPr>
+                <w:rFonts w:ascii="Arvo" w:hAnsi="Arvo"/>
+                <w:b/>
+                <w:bCs/>
+                <w:sz w:val="20"/>
+                <w:szCs w:val="20"/>
+              </w:rPr>
             </w:pPr>
-            <w:r/>
             <w:r>
               <w:rPr>
                 <w:rFonts w:ascii="Arvo" w:hAnsi="Arvo"/>
                 <w:b/>
-                <w:sz w:val="20"/>
-              </w:rPr>
-              <w:t>Valor</w:t>
+                <w:bCs/>
+                <w:sz w:val="20"/>
+                <w:szCs w:val="20"/>
+              </w:rPr>
+              <w:t xml:space="preserve">Valor</w:t>
             </w:r>
           </w:p>
         </w:tc>
@@ -2446,55 +3142,110 @@
       <w:tr>
         <w:tc>
           <w:tcPr>
-            <w:tcW w:type="dxa" w:w="2880"/>
+            <w:tcW w:w="2800" w:type="dxa"/>
+            <w:tcBorders>
+              <w:top w:val="single" w:sz="4" w:space="0" w:color="1A3557"/>
+              <w:left w:val="single" w:sz="4" w:space="0" w:color="1A3557"/>
+              <w:bottom w:val="single" w:sz="4" w:space="0" w:color="1A3557"/>
+              <w:right w:val="single" w:sz="4" w:space="0" w:color="1A3557"/>
+            </w:tcBorders>
+            <w:shd w:val="clear" w:color="auto" w:fill="FFF9F4"/>
+            <w:tcMar>
+              <w:top w:w="100" w:type="dxa"/>
+              <w:left w:w="120" w:type="dxa"/>
+              <w:bottom w:w="100" w:type="dxa"/>
+              <w:right w:w="120" w:type="dxa"/>
+            </w:tcMar>
           </w:tcPr>
           <w:p>
             <w:pPr>
-              <w:jc w:val="left"/>
+              <w:spacing w:line="276" w:lineRule="auto"/>
+              <w:jc w:val="both"/>
+              <w:rPr>
+                <w:rFonts w:ascii="Arvo" w:hAnsi="Arvo"/>
+                <w:sz w:val="20"/>
+                <w:szCs w:val="20"/>
+              </w:rPr>
             </w:pPr>
-            <w:r/>
             <w:r>
               <w:rPr>
                 <w:rFonts w:ascii="Arvo" w:hAnsi="Arvo"/>
                 <w:sz w:val="20"/>
-              </w:rPr>
-              <w:t>Petição Inicial</w:t>
+                <w:szCs w:val="20"/>
+              </w:rPr>
+              <w:t xml:space="preserve">Petição Inicial</w:t>
             </w:r>
           </w:p>
         </w:tc>
         <w:tc>
           <w:tcPr>
-            <w:tcW w:type="dxa" w:w="2880"/>
+            <w:tcW w:w="4334" w:type="dxa"/>
+            <w:tcBorders>
+              <w:top w:val="single" w:sz="4" w:space="0" w:color="1A3557"/>
+              <w:left w:val="single" w:sz="4" w:space="0" w:color="1A3557"/>
+              <w:bottom w:val="single" w:sz="4" w:space="0" w:color="1A3557"/>
+              <w:right w:val="single" w:sz="4" w:space="0" w:color="1A3557"/>
+            </w:tcBorders>
+            <w:tcMar>
+              <w:top w:w="100" w:type="dxa"/>
+              <w:left w:w="120" w:type="dxa"/>
+              <w:bottom w:w="100" w:type="dxa"/>
+              <w:right w:w="120" w:type="dxa"/>
+            </w:tcMar>
           </w:tcPr>
           <w:p>
             <w:pPr>
-              <w:jc w:val="left"/>
+              <w:spacing w:line="276" w:lineRule="auto"/>
+              <w:jc w:val="both"/>
+              <w:rPr>
+                <w:rFonts w:ascii="Arvo" w:hAnsi="Arvo"/>
+                <w:sz w:val="20"/>
+                <w:szCs w:val="20"/>
+              </w:rPr>
             </w:pPr>
-            <w:r/>
             <w:r>
               <w:rPr>
                 <w:rFonts w:ascii="Arvo" w:hAnsi="Arvo"/>
                 <w:sz w:val="20"/>
-              </w:rPr>
-              <w:t>Elaboração e protocolo da peça inaugural.</w:t>
+                <w:szCs w:val="20"/>
+              </w:rPr>
+              <w:t xml:space="preserve">Elaboração e protocolo da peça inaugural.</w:t>
             </w:r>
           </w:p>
         </w:tc>
         <w:tc>
           <w:tcPr>
-            <w:tcW w:type="dxa" w:w="2880"/>
+            <w:tcW w:w="2500" w:type="dxa"/>
+            <w:tcBorders>
+              <w:top w:val="single" w:sz="4" w:space="0" w:color="1A3557"/>
+              <w:left w:val="single" w:sz="4" w:space="0" w:color="1A3557"/>
+              <w:bottom w:val="single" w:sz="4" w:space="0" w:color="1A3557"/>
+              <w:right w:val="single" w:sz="4" w:space="0" w:color="1A3557"/>
+            </w:tcBorders>
+            <w:tcMar>
+              <w:top w:w="100" w:type="dxa"/>
+              <w:left w:w="120" w:type="dxa"/>
+              <w:bottom w:w="100" w:type="dxa"/>
+              <w:right w:w="120" w:type="dxa"/>
+            </w:tcMar>
           </w:tcPr>
           <w:p>
             <w:pPr>
-              <w:jc w:val="left"/>
+              <w:spacing w:line="276" w:lineRule="auto"/>
+              <w:jc w:val="both"/>
+              <w:rPr>
+                <w:rFonts w:ascii="Arvo" w:hAnsi="Arvo"/>
+                <w:sz w:val="20"/>
+                <w:szCs w:val="20"/>
+              </w:rPr>
             </w:pPr>
-            <w:r/>
             <w:r>
               <w:rPr>
                 <w:rFonts w:ascii="Arvo" w:hAnsi="Arvo"/>
                 <w:sz w:val="20"/>
-              </w:rPr>
-              <w:t>R$ 2.500,00</w:t>
+                <w:szCs w:val="20"/>
+              </w:rPr>
+              <w:t xml:space="preserve">R$ 2.500,00</w:t>
             </w:r>
           </w:p>
         </w:tc>
@@ -2502,55 +3253,110 @@
       <w:tr>
         <w:tc>
           <w:tcPr>
-            <w:tcW w:type="dxa" w:w="2880"/>
+            <w:tcW w:w="2800" w:type="dxa"/>
+            <w:tcBorders>
+              <w:top w:val="single" w:sz="4" w:space="0" w:color="1A3557"/>
+              <w:left w:val="single" w:sz="4" w:space="0" w:color="1A3557"/>
+              <w:bottom w:val="single" w:sz="4" w:space="0" w:color="1A3557"/>
+              <w:right w:val="single" w:sz="4" w:space="0" w:color="1A3557"/>
+            </w:tcBorders>
+            <w:shd w:val="clear" w:color="auto" w:fill="FFF9F4"/>
+            <w:tcMar>
+              <w:top w:w="100" w:type="dxa"/>
+              <w:left w:w="120" w:type="dxa"/>
+              <w:bottom w:w="100" w:type="dxa"/>
+              <w:right w:w="120" w:type="dxa"/>
+            </w:tcMar>
           </w:tcPr>
           <w:p>
             <w:pPr>
-              <w:jc w:val="left"/>
+              <w:spacing w:line="276" w:lineRule="auto"/>
+              <w:jc w:val="both"/>
+              <w:rPr>
+                <w:rFonts w:ascii="Arvo" w:hAnsi="Arvo"/>
+                <w:sz w:val="20"/>
+                <w:szCs w:val="20"/>
+              </w:rPr>
             </w:pPr>
-            <w:r/>
             <w:r>
               <w:rPr>
                 <w:rFonts w:ascii="Arvo" w:hAnsi="Arvo"/>
                 <w:sz w:val="20"/>
-              </w:rPr>
-              <w:t>Contestação</w:t>
+                <w:szCs w:val="20"/>
+              </w:rPr>
+              <w:t xml:space="preserve">Contestação</w:t>
             </w:r>
           </w:p>
         </w:tc>
         <w:tc>
           <w:tcPr>
-            <w:tcW w:type="dxa" w:w="2880"/>
+            <w:tcW w:w="4334" w:type="dxa"/>
+            <w:tcBorders>
+              <w:top w:val="single" w:sz="4" w:space="0" w:color="1A3557"/>
+              <w:left w:val="single" w:sz="4" w:space="0" w:color="1A3557"/>
+              <w:bottom w:val="single" w:sz="4" w:space="0" w:color="1A3557"/>
+              <w:right w:val="single" w:sz="4" w:space="0" w:color="1A3557"/>
+            </w:tcBorders>
+            <w:tcMar>
+              <w:top w:w="100" w:type="dxa"/>
+              <w:left w:w="120" w:type="dxa"/>
+              <w:bottom w:w="100" w:type="dxa"/>
+              <w:right w:w="120" w:type="dxa"/>
+            </w:tcMar>
           </w:tcPr>
           <w:p>
             <w:pPr>
-              <w:jc w:val="left"/>
+              <w:spacing w:line="276" w:lineRule="auto"/>
+              <w:jc w:val="both"/>
+              <w:rPr>
+                <w:rFonts w:ascii="Arvo" w:hAnsi="Arvo"/>
+                <w:sz w:val="20"/>
+                <w:szCs w:val="20"/>
+              </w:rPr>
             </w:pPr>
-            <w:r/>
             <w:r>
               <w:rPr>
                 <w:rFonts w:ascii="Arvo" w:hAnsi="Arvo"/>
                 <w:sz w:val="20"/>
-              </w:rPr>
-              <w:t>Elaboração e protocolo de defesa em processo judicial.</w:t>
+                <w:szCs w:val="20"/>
+              </w:rPr>
+              <w:t xml:space="preserve">Elaboração e protocolo de defesa em processo judicial.</w:t>
             </w:r>
           </w:p>
         </w:tc>
         <w:tc>
           <w:tcPr>
-            <w:tcW w:type="dxa" w:w="2880"/>
+            <w:tcW w:w="2500" w:type="dxa"/>
+            <w:tcBorders>
+              <w:top w:val="single" w:sz="4" w:space="0" w:color="1A3557"/>
+              <w:left w:val="single" w:sz="4" w:space="0" w:color="1A3557"/>
+              <w:bottom w:val="single" w:sz="4" w:space="0" w:color="1A3557"/>
+              <w:right w:val="single" w:sz="4" w:space="0" w:color="1A3557"/>
+            </w:tcBorders>
+            <w:tcMar>
+              <w:top w:w="100" w:type="dxa"/>
+              <w:left w:w="120" w:type="dxa"/>
+              <w:bottom w:w="100" w:type="dxa"/>
+              <w:right w:w="120" w:type="dxa"/>
+            </w:tcMar>
           </w:tcPr>
           <w:p>
             <w:pPr>
-              <w:jc w:val="left"/>
+              <w:spacing w:line="276" w:lineRule="auto"/>
+              <w:jc w:val="both"/>
+              <w:rPr>
+                <w:rFonts w:ascii="Arvo" w:hAnsi="Arvo"/>
+                <w:sz w:val="20"/>
+                <w:szCs w:val="20"/>
+              </w:rPr>
             </w:pPr>
-            <w:r/>
             <w:r>
               <w:rPr>
                 <w:rFonts w:ascii="Arvo" w:hAnsi="Arvo"/>
                 <w:sz w:val="20"/>
-              </w:rPr>
-              <w:t>R$ 2.200,00</w:t>
+                <w:szCs w:val="20"/>
+              </w:rPr>
+              <w:t xml:space="preserve">R$ 2.200,00</w:t>
             </w:r>
           </w:p>
         </w:tc>
@@ -2558,55 +3364,110 @@
       <w:tr>
         <w:tc>
           <w:tcPr>
-            <w:tcW w:type="dxa" w:w="2880"/>
+            <w:tcW w:w="2800" w:type="dxa"/>
+            <w:tcBorders>
+              <w:top w:val="single" w:sz="4" w:space="0" w:color="1A3557"/>
+              <w:left w:val="single" w:sz="4" w:space="0" w:color="1A3557"/>
+              <w:bottom w:val="single" w:sz="4" w:space="0" w:color="1A3557"/>
+              <w:right w:val="single" w:sz="4" w:space="0" w:color="1A3557"/>
+            </w:tcBorders>
+            <w:shd w:val="clear" w:color="auto" w:fill="FFF9F4"/>
+            <w:tcMar>
+              <w:top w:w="100" w:type="dxa"/>
+              <w:left w:w="120" w:type="dxa"/>
+              <w:bottom w:w="100" w:type="dxa"/>
+              <w:right w:w="120" w:type="dxa"/>
+            </w:tcMar>
           </w:tcPr>
           <w:p>
             <w:pPr>
-              <w:jc w:val="left"/>
+              <w:spacing w:line="276" w:lineRule="auto"/>
+              <w:jc w:val="both"/>
+              <w:rPr>
+                <w:rFonts w:ascii="Arvo" w:hAnsi="Arvo"/>
+                <w:sz w:val="20"/>
+                <w:szCs w:val="20"/>
+              </w:rPr>
             </w:pPr>
-            <w:r/>
             <w:r>
               <w:rPr>
                 <w:rFonts w:ascii="Arvo" w:hAnsi="Arvo"/>
                 <w:sz w:val="20"/>
-              </w:rPr>
-              <w:t>Recurso Ordinário</w:t>
+                <w:szCs w:val="20"/>
+              </w:rPr>
+              <w:t xml:space="preserve">Recurso Ordinário</w:t>
             </w:r>
           </w:p>
         </w:tc>
         <w:tc>
           <w:tcPr>
-            <w:tcW w:type="dxa" w:w="2880"/>
+            <w:tcW w:w="4334" w:type="dxa"/>
+            <w:tcBorders>
+              <w:top w:val="single" w:sz="4" w:space="0" w:color="1A3557"/>
+              <w:left w:val="single" w:sz="4" w:space="0" w:color="1A3557"/>
+              <w:bottom w:val="single" w:sz="4" w:space="0" w:color="1A3557"/>
+              <w:right w:val="single" w:sz="4" w:space="0" w:color="1A3557"/>
+            </w:tcBorders>
+            <w:tcMar>
+              <w:top w:w="100" w:type="dxa"/>
+              <w:left w:w="120" w:type="dxa"/>
+              <w:bottom w:w="100" w:type="dxa"/>
+              <w:right w:w="120" w:type="dxa"/>
+            </w:tcMar>
           </w:tcPr>
           <w:p>
             <w:pPr>
-              <w:jc w:val="left"/>
+              <w:spacing w:line="276" w:lineRule="auto"/>
+              <w:jc w:val="both"/>
+              <w:rPr>
+                <w:rFonts w:ascii="Arvo" w:hAnsi="Arvo"/>
+                <w:sz w:val="20"/>
+                <w:szCs w:val="20"/>
+              </w:rPr>
             </w:pPr>
-            <w:r/>
             <w:r>
               <w:rPr>
                 <w:rFonts w:ascii="Arvo" w:hAnsi="Arvo"/>
                 <w:sz w:val="20"/>
-              </w:rPr>
-              <w:t>Elaboração e protocolo de recurso ordinário na Justiça do Trabalho.</w:t>
+                <w:szCs w:val="20"/>
+              </w:rPr>
+              <w:t xml:space="preserve">Elaboração e protocolo de recurso ordinário na Justiça do Trabalho.</w:t>
             </w:r>
           </w:p>
         </w:tc>
         <w:tc>
           <w:tcPr>
-            <w:tcW w:type="dxa" w:w="2880"/>
+            <w:tcW w:w="2500" w:type="dxa"/>
+            <w:tcBorders>
+              <w:top w:val="single" w:sz="4" w:space="0" w:color="1A3557"/>
+              <w:left w:val="single" w:sz="4" w:space="0" w:color="1A3557"/>
+              <w:bottom w:val="single" w:sz="4" w:space="0" w:color="1A3557"/>
+              <w:right w:val="single" w:sz="4" w:space="0" w:color="1A3557"/>
+            </w:tcBorders>
+            <w:tcMar>
+              <w:top w:w="100" w:type="dxa"/>
+              <w:left w:w="120" w:type="dxa"/>
+              <w:bottom w:w="100" w:type="dxa"/>
+              <w:right w:w="120" w:type="dxa"/>
+            </w:tcMar>
           </w:tcPr>
           <w:p>
             <w:pPr>
-              <w:jc w:val="left"/>
+              <w:spacing w:line="276" w:lineRule="auto"/>
+              <w:jc w:val="both"/>
+              <w:rPr>
+                <w:rFonts w:ascii="Arvo" w:hAnsi="Arvo"/>
+                <w:sz w:val="20"/>
+                <w:szCs w:val="20"/>
+              </w:rPr>
             </w:pPr>
-            <w:r/>
             <w:r>
               <w:rPr>
                 <w:rFonts w:ascii="Arvo" w:hAnsi="Arvo"/>
                 <w:sz w:val="20"/>
-              </w:rPr>
-              <w:t>R$ 3.000,00</w:t>
+                <w:szCs w:val="20"/>
+              </w:rPr>
+              <w:t xml:space="preserve">R$ 3.000,00</w:t>
             </w:r>
           </w:p>
         </w:tc>
@@ -2614,55 +3475,110 @@
       <w:tr>
         <w:tc>
           <w:tcPr>
-            <w:tcW w:type="dxa" w:w="2880"/>
+            <w:tcW w:w="2800" w:type="dxa"/>
+            <w:tcBorders>
+              <w:top w:val="single" w:sz="4" w:space="0" w:color="1A3557"/>
+              <w:left w:val="single" w:sz="4" w:space="0" w:color="1A3557"/>
+              <w:bottom w:val="single" w:sz="4" w:space="0" w:color="1A3557"/>
+              <w:right w:val="single" w:sz="4" w:space="0" w:color="1A3557"/>
+            </w:tcBorders>
+            <w:shd w:val="clear" w:color="auto" w:fill="FFF9F4"/>
+            <w:tcMar>
+              <w:top w:w="100" w:type="dxa"/>
+              <w:left w:w="120" w:type="dxa"/>
+              <w:bottom w:w="100" w:type="dxa"/>
+              <w:right w:w="120" w:type="dxa"/>
+            </w:tcMar>
           </w:tcPr>
           <w:p>
             <w:pPr>
-              <w:jc w:val="left"/>
+              <w:spacing w:line="276" w:lineRule="auto"/>
+              <w:jc w:val="both"/>
+              <w:rPr>
+                <w:rFonts w:ascii="Arvo" w:hAnsi="Arvo"/>
+                <w:sz w:val="20"/>
+                <w:szCs w:val="20"/>
+              </w:rPr>
             </w:pPr>
-            <w:r/>
             <w:r>
               <w:rPr>
                 <w:rFonts w:ascii="Arvo" w:hAnsi="Arvo"/>
                 <w:sz w:val="20"/>
-              </w:rPr>
-              <w:t>Agravo</w:t>
+                <w:szCs w:val="20"/>
+              </w:rPr>
+              <w:t xml:space="preserve">Agravo</w:t>
             </w:r>
           </w:p>
         </w:tc>
         <w:tc>
           <w:tcPr>
-            <w:tcW w:type="dxa" w:w="2880"/>
+            <w:tcW w:w="4334" w:type="dxa"/>
+            <w:tcBorders>
+              <w:top w:val="single" w:sz="4" w:space="0" w:color="1A3557"/>
+              <w:left w:val="single" w:sz="4" w:space="0" w:color="1A3557"/>
+              <w:bottom w:val="single" w:sz="4" w:space="0" w:color="1A3557"/>
+              <w:right w:val="single" w:sz="4" w:space="0" w:color="1A3557"/>
+            </w:tcBorders>
+            <w:tcMar>
+              <w:top w:w="100" w:type="dxa"/>
+              <w:left w:w="120" w:type="dxa"/>
+              <w:bottom w:w="100" w:type="dxa"/>
+              <w:right w:w="120" w:type="dxa"/>
+            </w:tcMar>
           </w:tcPr>
           <w:p>
             <w:pPr>
-              <w:jc w:val="left"/>
+              <w:spacing w:line="276" w:lineRule="auto"/>
+              <w:jc w:val="both"/>
+              <w:rPr>
+                <w:rFonts w:ascii="Arvo" w:hAnsi="Arvo"/>
+                <w:sz w:val="20"/>
+                <w:szCs w:val="20"/>
+              </w:rPr>
             </w:pPr>
-            <w:r/>
             <w:r>
               <w:rPr>
                 <w:rFonts w:ascii="Arvo" w:hAnsi="Arvo"/>
                 <w:sz w:val="20"/>
-              </w:rPr>
-              <w:t>Elaboração e protocolo de agravo de instrumento ou agravo interno.</w:t>
+                <w:szCs w:val="20"/>
+              </w:rPr>
+              <w:t xml:space="preserve">Elaboração e protocolo de agravo de instrumento ou agravo interno.</w:t>
             </w:r>
           </w:p>
         </w:tc>
         <w:tc>
           <w:tcPr>
-            <w:tcW w:type="dxa" w:w="2880"/>
+            <w:tcW w:w="2500" w:type="dxa"/>
+            <w:tcBorders>
+              <w:top w:val="single" w:sz="4" w:space="0" w:color="1A3557"/>
+              <w:left w:val="single" w:sz="4" w:space="0" w:color="1A3557"/>
+              <w:bottom w:val="single" w:sz="4" w:space="0" w:color="1A3557"/>
+              <w:right w:val="single" w:sz="4" w:space="0" w:color="1A3557"/>
+            </w:tcBorders>
+            <w:tcMar>
+              <w:top w:w="100" w:type="dxa"/>
+              <w:left w:w="120" w:type="dxa"/>
+              <w:bottom w:w="100" w:type="dxa"/>
+              <w:right w:w="120" w:type="dxa"/>
+            </w:tcMar>
           </w:tcPr>
           <w:p>
             <w:pPr>
-              <w:jc w:val="left"/>
+              <w:spacing w:line="276" w:lineRule="auto"/>
+              <w:jc w:val="both"/>
+              <w:rPr>
+                <w:rFonts w:ascii="Arvo" w:hAnsi="Arvo"/>
+                <w:sz w:val="20"/>
+                <w:szCs w:val="20"/>
+              </w:rPr>
             </w:pPr>
-            <w:r/>
             <w:r>
               <w:rPr>
                 <w:rFonts w:ascii="Arvo" w:hAnsi="Arvo"/>
                 <w:sz w:val="20"/>
-              </w:rPr>
-              <w:t>R$ 1.800,00</w:t>
+                <w:szCs w:val="20"/>
+              </w:rPr>
+              <w:t xml:space="preserve">R$ 1.800,00</w:t>
             </w:r>
           </w:p>
         </w:tc>
@@ -2670,55 +3586,110 @@
       <w:tr>
         <w:tc>
           <w:tcPr>
-            <w:tcW w:type="dxa" w:w="2880"/>
+            <w:tcW w:w="2800" w:type="dxa"/>
+            <w:tcBorders>
+              <w:top w:val="single" w:sz="4" w:space="0" w:color="1A3557"/>
+              <w:left w:val="single" w:sz="4" w:space="0" w:color="1A3557"/>
+              <w:bottom w:val="single" w:sz="4" w:space="0" w:color="1A3557"/>
+              <w:right w:val="single" w:sz="4" w:space="0" w:color="1A3557"/>
+            </w:tcBorders>
+            <w:shd w:val="clear" w:color="auto" w:fill="FFF9F4"/>
+            <w:tcMar>
+              <w:top w:w="100" w:type="dxa"/>
+              <w:left w:w="120" w:type="dxa"/>
+              <w:bottom w:w="100" w:type="dxa"/>
+              <w:right w:w="120" w:type="dxa"/>
+            </w:tcMar>
           </w:tcPr>
           <w:p>
             <w:pPr>
-              <w:jc w:val="left"/>
+              <w:spacing w:line="276" w:lineRule="auto"/>
+              <w:jc w:val="both"/>
+              <w:rPr>
+                <w:rFonts w:ascii="Arvo" w:hAnsi="Arvo"/>
+                <w:sz w:val="20"/>
+                <w:szCs w:val="20"/>
+              </w:rPr>
             </w:pPr>
-            <w:r/>
             <w:r>
               <w:rPr>
                 <w:rFonts w:ascii="Arvo" w:hAnsi="Arvo"/>
                 <w:sz w:val="20"/>
-              </w:rPr>
-              <w:t>Apelação</w:t>
+                <w:szCs w:val="20"/>
+              </w:rPr>
+              <w:t xml:space="preserve">Apelação</w:t>
             </w:r>
           </w:p>
         </w:tc>
         <w:tc>
           <w:tcPr>
-            <w:tcW w:type="dxa" w:w="2880"/>
+            <w:tcW w:w="4334" w:type="dxa"/>
+            <w:tcBorders>
+              <w:top w:val="single" w:sz="4" w:space="0" w:color="1A3557"/>
+              <w:left w:val="single" w:sz="4" w:space="0" w:color="1A3557"/>
+              <w:bottom w:val="single" w:sz="4" w:space="0" w:color="1A3557"/>
+              <w:right w:val="single" w:sz="4" w:space="0" w:color="1A3557"/>
+            </w:tcBorders>
+            <w:tcMar>
+              <w:top w:w="100" w:type="dxa"/>
+              <w:left w:w="120" w:type="dxa"/>
+              <w:bottom w:w="100" w:type="dxa"/>
+              <w:right w:w="120" w:type="dxa"/>
+            </w:tcMar>
           </w:tcPr>
           <w:p>
             <w:pPr>
-              <w:jc w:val="left"/>
+              <w:spacing w:line="276" w:lineRule="auto"/>
+              <w:jc w:val="both"/>
+              <w:rPr>
+                <w:rFonts w:ascii="Arvo" w:hAnsi="Arvo"/>
+                <w:sz w:val="20"/>
+                <w:szCs w:val="20"/>
+              </w:rPr>
             </w:pPr>
-            <w:r/>
             <w:r>
               <w:rPr>
                 <w:rFonts w:ascii="Arvo" w:hAnsi="Arvo"/>
                 <w:sz w:val="20"/>
-              </w:rPr>
-              <w:t>Elaboração e protocolo de apelação cível em 1º grau de jurisdição.</w:t>
+                <w:szCs w:val="20"/>
+              </w:rPr>
+              <w:t xml:space="preserve">Elaboração e protocolo de apelação cível em 1º grau de jurisdição.</w:t>
             </w:r>
           </w:p>
         </w:tc>
         <w:tc>
           <w:tcPr>
-            <w:tcW w:type="dxa" w:w="2880"/>
+            <w:tcW w:w="2500" w:type="dxa"/>
+            <w:tcBorders>
+              <w:top w:val="single" w:sz="4" w:space="0" w:color="1A3557"/>
+              <w:left w:val="single" w:sz="4" w:space="0" w:color="1A3557"/>
+              <w:bottom w:val="single" w:sz="4" w:space="0" w:color="1A3557"/>
+              <w:right w:val="single" w:sz="4" w:space="0" w:color="1A3557"/>
+            </w:tcBorders>
+            <w:tcMar>
+              <w:top w:w="100" w:type="dxa"/>
+              <w:left w:w="120" w:type="dxa"/>
+              <w:bottom w:w="100" w:type="dxa"/>
+              <w:right w:w="120" w:type="dxa"/>
+            </w:tcMar>
           </w:tcPr>
           <w:p>
             <w:pPr>
-              <w:jc w:val="left"/>
+              <w:spacing w:line="276" w:lineRule="auto"/>
+              <w:jc w:val="both"/>
+              <w:rPr>
+                <w:rFonts w:ascii="Arvo" w:hAnsi="Arvo"/>
+                <w:sz w:val="20"/>
+                <w:szCs w:val="20"/>
+              </w:rPr>
             </w:pPr>
-            <w:r/>
             <w:r>
               <w:rPr>
                 <w:rFonts w:ascii="Arvo" w:hAnsi="Arvo"/>
                 <w:sz w:val="20"/>
-              </w:rPr>
-              <w:t>R$ 3.500,00</w:t>
+                <w:szCs w:val="20"/>
+              </w:rPr>
+              <w:t xml:space="preserve">R$ 3.500,00</w:t>
             </w:r>
           </w:p>
         </w:tc>
@@ -2726,55 +3697,110 @@
       <w:tr>
         <w:tc>
           <w:tcPr>
-            <w:tcW w:type="dxa" w:w="2880"/>
+            <w:tcW w:w="2800" w:type="dxa"/>
+            <w:tcBorders>
+              <w:top w:val="single" w:sz="4" w:space="0" w:color="1A3557"/>
+              <w:left w:val="single" w:sz="4" w:space="0" w:color="1A3557"/>
+              <w:bottom w:val="single" w:sz="4" w:space="0" w:color="1A3557"/>
+              <w:right w:val="single" w:sz="4" w:space="0" w:color="1A3557"/>
+            </w:tcBorders>
+            <w:shd w:val="clear" w:color="auto" w:fill="FFF9F4"/>
+            <w:tcMar>
+              <w:top w:w="100" w:type="dxa"/>
+              <w:left w:w="120" w:type="dxa"/>
+              <w:bottom w:w="100" w:type="dxa"/>
+              <w:right w:w="120" w:type="dxa"/>
+            </w:tcMar>
           </w:tcPr>
           <w:p>
             <w:pPr>
-              <w:jc w:val="left"/>
+              <w:spacing w:line="276" w:lineRule="auto"/>
+              <w:jc w:val="both"/>
+              <w:rPr>
+                <w:rFonts w:ascii="Arvo" w:hAnsi="Arvo"/>
+                <w:sz w:val="20"/>
+                <w:szCs w:val="20"/>
+              </w:rPr>
             </w:pPr>
-            <w:r/>
             <w:r>
               <w:rPr>
                 <w:rFonts w:ascii="Arvo" w:hAnsi="Arvo"/>
                 <w:sz w:val="20"/>
-              </w:rPr>
-              <w:t>Recurso Especial / Extraordinário</w:t>
+                <w:szCs w:val="20"/>
+              </w:rPr>
+              <w:t xml:space="preserve">Recurso Especial / Extraordinário</w:t>
             </w:r>
           </w:p>
         </w:tc>
         <w:tc>
           <w:tcPr>
-            <w:tcW w:type="dxa" w:w="2880"/>
+            <w:tcW w:w="4334" w:type="dxa"/>
+            <w:tcBorders>
+              <w:top w:val="single" w:sz="4" w:space="0" w:color="1A3557"/>
+              <w:left w:val="single" w:sz="4" w:space="0" w:color="1A3557"/>
+              <w:bottom w:val="single" w:sz="4" w:space="0" w:color="1A3557"/>
+              <w:right w:val="single" w:sz="4" w:space="0" w:color="1A3557"/>
+            </w:tcBorders>
+            <w:tcMar>
+              <w:top w:w="100" w:type="dxa"/>
+              <w:left w:w="120" w:type="dxa"/>
+              <w:bottom w:w="100" w:type="dxa"/>
+              <w:right w:w="120" w:type="dxa"/>
+            </w:tcMar>
           </w:tcPr>
           <w:p>
             <w:pPr>
-              <w:jc w:val="left"/>
+              <w:spacing w:line="276" w:lineRule="auto"/>
+              <w:jc w:val="both"/>
+              <w:rPr>
+                <w:rFonts w:ascii="Arvo" w:hAnsi="Arvo"/>
+                <w:sz w:val="20"/>
+                <w:szCs w:val="20"/>
+              </w:rPr>
             </w:pPr>
-            <w:r/>
             <w:r>
               <w:rPr>
                 <w:rFonts w:ascii="Arvo" w:hAnsi="Arvo"/>
                 <w:sz w:val="20"/>
-              </w:rPr>
-              <w:t>Elaboração e protocolo de recursos excepcionais ao STJ e STF, inclusive agravos correlatos.</w:t>
+                <w:szCs w:val="20"/>
+              </w:rPr>
+              <w:t xml:space="preserve">Elaboração e protocolo de recursos excepcionais ao STJ e STF, inclusive agravos correlatos.</w:t>
             </w:r>
           </w:p>
         </w:tc>
         <w:tc>
           <w:tcPr>
-            <w:tcW w:type="dxa" w:w="2880"/>
+            <w:tcW w:w="2500" w:type="dxa"/>
+            <w:tcBorders>
+              <w:top w:val="single" w:sz="4" w:space="0" w:color="1A3557"/>
+              <w:left w:val="single" w:sz="4" w:space="0" w:color="1A3557"/>
+              <w:bottom w:val="single" w:sz="4" w:space="0" w:color="1A3557"/>
+              <w:right w:val="single" w:sz="4" w:space="0" w:color="1A3557"/>
+            </w:tcBorders>
+            <w:tcMar>
+              <w:top w:w="100" w:type="dxa"/>
+              <w:left w:w="120" w:type="dxa"/>
+              <w:bottom w:w="100" w:type="dxa"/>
+              <w:right w:w="120" w:type="dxa"/>
+            </w:tcMar>
           </w:tcPr>
           <w:p>
             <w:pPr>
-              <w:jc w:val="left"/>
+              <w:spacing w:line="276" w:lineRule="auto"/>
+              <w:jc w:val="both"/>
+              <w:rPr>
+                <w:rFonts w:ascii="Arvo" w:hAnsi="Arvo"/>
+                <w:sz w:val="20"/>
+                <w:szCs w:val="20"/>
+              </w:rPr>
             </w:pPr>
-            <w:r/>
             <w:r>
               <w:rPr>
                 <w:rFonts w:ascii="Arvo" w:hAnsi="Arvo"/>
                 <w:sz w:val="20"/>
-              </w:rPr>
-              <w:t>R$ 6.500,00</w:t>
+                <w:szCs w:val="20"/>
+              </w:rPr>
+              <w:t xml:space="preserve">R$ 6.500,00</w:t>
             </w:r>
           </w:p>
         </w:tc>
@@ -2782,55 +3808,110 @@
       <w:tr>
         <w:tc>
           <w:tcPr>
-            <w:tcW w:type="dxa" w:w="2880"/>
+            <w:tcW w:w="2800" w:type="dxa"/>
+            <w:tcBorders>
+              <w:top w:val="single" w:sz="4" w:space="0" w:color="1A3557"/>
+              <w:left w:val="single" w:sz="4" w:space="0" w:color="1A3557"/>
+              <w:bottom w:val="single" w:sz="4" w:space="0" w:color="1A3557"/>
+              <w:right w:val="single" w:sz="4" w:space="0" w:color="1A3557"/>
+            </w:tcBorders>
+            <w:shd w:val="clear" w:color="auto" w:fill="FFF9F4"/>
+            <w:tcMar>
+              <w:top w:w="100" w:type="dxa"/>
+              <w:left w:w="120" w:type="dxa"/>
+              <w:bottom w:w="100" w:type="dxa"/>
+              <w:right w:w="120" w:type="dxa"/>
+            </w:tcMar>
           </w:tcPr>
           <w:p>
             <w:pPr>
-              <w:jc w:val="left"/>
+              <w:spacing w:line="276" w:lineRule="auto"/>
+              <w:jc w:val="both"/>
+              <w:rPr>
+                <w:rFonts w:ascii="Arvo" w:hAnsi="Arvo"/>
+                <w:sz w:val="20"/>
+                <w:szCs w:val="20"/>
+              </w:rPr>
             </w:pPr>
-            <w:r/>
             <w:r>
               <w:rPr>
                 <w:rFonts w:ascii="Arvo" w:hAnsi="Arvo"/>
                 <w:sz w:val="20"/>
-              </w:rPr>
-              <w:t>Audiência</w:t>
+                <w:szCs w:val="20"/>
+              </w:rPr>
+              <w:t xml:space="preserve">Audiência</w:t>
             </w:r>
           </w:p>
         </w:tc>
         <w:tc>
           <w:tcPr>
-            <w:tcW w:type="dxa" w:w="2880"/>
+            <w:tcW w:w="4334" w:type="dxa"/>
+            <w:tcBorders>
+              <w:top w:val="single" w:sz="4" w:space="0" w:color="1A3557"/>
+              <w:left w:val="single" w:sz="4" w:space="0" w:color="1A3557"/>
+              <w:bottom w:val="single" w:sz="4" w:space="0" w:color="1A3557"/>
+              <w:right w:val="single" w:sz="4" w:space="0" w:color="1A3557"/>
+            </w:tcBorders>
+            <w:tcMar>
+              <w:top w:w="100" w:type="dxa"/>
+              <w:left w:w="120" w:type="dxa"/>
+              <w:bottom w:w="100" w:type="dxa"/>
+              <w:right w:w="120" w:type="dxa"/>
+            </w:tcMar>
           </w:tcPr>
           <w:p>
             <w:pPr>
-              <w:jc w:val="left"/>
+              <w:spacing w:line="276" w:lineRule="auto"/>
+              <w:jc w:val="both"/>
+              <w:rPr>
+                <w:rFonts w:ascii="Arvo" w:hAnsi="Arvo"/>
+                <w:sz w:val="20"/>
+                <w:szCs w:val="20"/>
+              </w:rPr>
             </w:pPr>
-            <w:r/>
             <w:r>
               <w:rPr>
                 <w:rFonts w:ascii="Arvo" w:hAnsi="Arvo"/>
                 <w:sz w:val="20"/>
-              </w:rPr>
-              <w:t>Comparecimento, acompanhamento e atuação em audiência.</w:t>
+                <w:szCs w:val="20"/>
+              </w:rPr>
+              <w:t xml:space="preserve">Comparecimento, acompanhamento e atuação em audiência.</w:t>
             </w:r>
           </w:p>
         </w:tc>
         <w:tc>
           <w:tcPr>
-            <w:tcW w:type="dxa" w:w="2880"/>
+            <w:tcW w:w="2500" w:type="dxa"/>
+            <w:tcBorders>
+              <w:top w:val="single" w:sz="4" w:space="0" w:color="1A3557"/>
+              <w:left w:val="single" w:sz="4" w:space="0" w:color="1A3557"/>
+              <w:bottom w:val="single" w:sz="4" w:space="0" w:color="1A3557"/>
+              <w:right w:val="single" w:sz="4" w:space="0" w:color="1A3557"/>
+            </w:tcBorders>
+            <w:tcMar>
+              <w:top w:w="100" w:type="dxa"/>
+              <w:left w:w="120" w:type="dxa"/>
+              <w:bottom w:w="100" w:type="dxa"/>
+              <w:right w:w="120" w:type="dxa"/>
+            </w:tcMar>
           </w:tcPr>
           <w:p>
             <w:pPr>
-              <w:jc w:val="left"/>
+              <w:spacing w:line="276" w:lineRule="auto"/>
+              <w:jc w:val="both"/>
+              <w:rPr>
+                <w:rFonts w:ascii="Arvo" w:hAnsi="Arvo"/>
+                <w:sz w:val="20"/>
+                <w:szCs w:val="20"/>
+              </w:rPr>
             </w:pPr>
-            <w:r/>
             <w:r>
               <w:rPr>
                 <w:rFonts w:ascii="Arvo" w:hAnsi="Arvo"/>
                 <w:sz w:val="20"/>
-              </w:rPr>
-              <w:t>R$ 1.500,00</w:t>
+                <w:szCs w:val="20"/>
+              </w:rPr>
+              <w:t xml:space="preserve">R$ 1.500,00</w:t>
             </w:r>
           </w:p>
         </w:tc>
@@ -2838,121 +3919,213 @@
       <w:tr>
         <w:tc>
           <w:tcPr>
-            <w:tcW w:type="dxa" w:w="2880"/>
+            <w:tcW w:w="2800" w:type="dxa"/>
+            <w:tcBorders>
+              <w:top w:val="single" w:sz="4" w:space="0" w:color="1A3557"/>
+              <w:left w:val="single" w:sz="4" w:space="0" w:color="1A3557"/>
+              <w:bottom w:val="single" w:sz="4" w:space="0" w:color="1A3557"/>
+              <w:right w:val="single" w:sz="4" w:space="0" w:color="1A3557"/>
+            </w:tcBorders>
+            <w:shd w:val="clear" w:color="auto" w:fill="FFF9F4"/>
+            <w:tcMar>
+              <w:top w:w="100" w:type="dxa"/>
+              <w:left w:w="120" w:type="dxa"/>
+              <w:bottom w:w="100" w:type="dxa"/>
+              <w:right w:w="120" w:type="dxa"/>
+            </w:tcMar>
           </w:tcPr>
           <w:p>
             <w:pPr>
-              <w:jc w:val="left"/>
+              <w:spacing w:line="276" w:lineRule="auto"/>
+              <w:jc w:val="both"/>
+              <w:rPr>
+                <w:rFonts w:ascii="Arvo" w:hAnsi="Arvo"/>
+                <w:sz w:val="20"/>
+                <w:szCs w:val="20"/>
+              </w:rPr>
             </w:pPr>
-            <w:r/>
             <w:r>
               <w:rPr>
                 <w:rFonts w:ascii="Arvo" w:hAnsi="Arvo"/>
                 <w:sz w:val="20"/>
-              </w:rPr>
-              <w:t>Diligência Externa</w:t>
+                <w:szCs w:val="20"/>
+              </w:rPr>
+              <w:t xml:space="preserve">Diligência Externa</w:t>
             </w:r>
           </w:p>
         </w:tc>
         <w:tc>
           <w:tcPr>
-            <w:tcW w:type="dxa" w:w="2880"/>
+            <w:tcW w:w="4334" w:type="dxa"/>
+            <w:tcBorders>
+              <w:top w:val="single" w:sz="4" w:space="0" w:color="1A3557"/>
+              <w:left w:val="single" w:sz="4" w:space="0" w:color="1A3557"/>
+              <w:bottom w:val="single" w:sz="4" w:space="0" w:color="1A3557"/>
+              <w:right w:val="single" w:sz="4" w:space="0" w:color="1A3557"/>
+            </w:tcBorders>
+            <w:tcMar>
+              <w:top w:w="100" w:type="dxa"/>
+              <w:left w:w="120" w:type="dxa"/>
+              <w:bottom w:w="100" w:type="dxa"/>
+              <w:right w:w="120" w:type="dxa"/>
+            </w:tcMar>
           </w:tcPr>
           <w:p>
             <w:pPr>
-              <w:jc w:val="left"/>
+              <w:spacing w:line="276" w:lineRule="auto"/>
+              <w:jc w:val="both"/>
+              <w:rPr>
+                <w:rFonts w:ascii="Arvo" w:hAnsi="Arvo"/>
+                <w:sz w:val="20"/>
+                <w:szCs w:val="20"/>
+              </w:rPr>
             </w:pPr>
-            <w:r/>
             <w:r>
               <w:rPr>
                 <w:rFonts w:ascii="Arvo" w:hAnsi="Arvo"/>
                 <w:sz w:val="20"/>
-              </w:rPr>
-              <w:t>Realização de diligência presencial em cartório, órgão público ou unidade do Contratante.</w:t>
+                <w:szCs w:val="20"/>
+              </w:rPr>
+              <w:t xml:space="preserve">Realização de diligência presencial em cartório, órgão público ou unidade do Contratante.</w:t>
             </w:r>
           </w:p>
         </w:tc>
         <w:tc>
           <w:tcPr>
-            <w:tcW w:type="dxa" w:w="2880"/>
+            <w:tcW w:w="2500" w:type="dxa"/>
+            <w:tcBorders>
+              <w:top w:val="single" w:sz="4" w:space="0" w:color="1A3557"/>
+              <w:left w:val="single" w:sz="4" w:space="0" w:color="1A3557"/>
+              <w:bottom w:val="single" w:sz="4" w:space="0" w:color="1A3557"/>
+              <w:right w:val="single" w:sz="4" w:space="0" w:color="1A3557"/>
+            </w:tcBorders>
+            <w:tcMar>
+              <w:top w:w="100" w:type="dxa"/>
+              <w:left w:w="120" w:type="dxa"/>
+              <w:bottom w:w="100" w:type="dxa"/>
+              <w:right w:w="120" w:type="dxa"/>
+            </w:tcMar>
           </w:tcPr>
           <w:p>
             <w:pPr>
-              <w:jc w:val="left"/>
+              <w:spacing w:line="276" w:lineRule="auto"/>
+              <w:jc w:val="both"/>
+              <w:rPr>
+                <w:rFonts w:ascii="Arvo" w:hAnsi="Arvo"/>
+                <w:sz w:val="20"/>
+                <w:szCs w:val="20"/>
+              </w:rPr>
             </w:pPr>
-            <w:r/>
             <w:r>
               <w:rPr>
                 <w:rFonts w:ascii="Arvo" w:hAnsi="Arvo"/>
                 <w:sz w:val="20"/>
-              </w:rPr>
-              <w:t>R$ 850,00</w:t>
+                <w:szCs w:val="20"/>
+              </w:rPr>
+              <w:t xml:space="preserve">R$ 850,00</w:t>
             </w:r>
           </w:p>
         </w:tc>
       </w:tr>
     </w:tbl>
     <w:p>
-      <w:r>
-        <w:rPr>
-          <w:rFonts w:ascii="Arvo" w:hAnsi="Arvo"/>
-          <w:sz w:val="20"/>
-        </w:rPr>
-      </w:r>
-    </w:p>
-    <w:p>
-      <w:r>
+      <w:pPr>
+        <w:spacing w:line="276" w:lineRule="auto"/>
+        <w:rPr>
+          <w:rFonts w:ascii="Arvo" w:hAnsi="Arvo"/>
+          <w:sz w:val="20"/>
+          <w:szCs w:val="20"/>
+        </w:rPr>
+      </w:pPr>
+    </w:p>
+    <w:p>
+      <w:pPr>
+        <w:spacing w:line="276" w:lineRule="auto"/>
         <w:rPr>
           <w:rFonts w:ascii="Arvo" w:hAnsi="Arvo"/>
           <w:b/>
-          <w:sz w:val="20"/>
-        </w:rPr>
-        <w:t>Honorários — Escopo Contencioso C</w:t>
-      </w:r>
-    </w:p>
-    <w:p>
-      <w:pPr>
+          <w:bCs/>
+          <w:sz w:val="20"/>
+          <w:szCs w:val="20"/>
+        </w:rPr>
+      </w:pPr>
+      <w:r>
+        <w:rPr>
+          <w:rFonts w:ascii="Arvo" w:hAnsi="Arvo"/>
+          <w:b/>
+          <w:bCs/>
+          <w:sz w:val="20"/>
+          <w:szCs w:val="20"/>
+        </w:rPr>
+        <w:t xml:space="preserve">Honorários — Escopo Contencioso C</w:t>
+      </w:r>
+    </w:p>
+    <w:p>
+      <w:pPr>
+        <w:spacing w:line="276" w:lineRule="auto"/>
         <w:jc w:val="both"/>
-      </w:pPr>
-      <w:r>
-        <w:rPr>
-          <w:rFonts w:ascii="Arvo" w:hAnsi="Arvo"/>
-          <w:sz w:val="20"/>
-        </w:rPr>
-        <w:t>Preço global para a condução integral do escopo delimitado: R$ 85.000,00.</w:t>
-      </w:r>
-    </w:p>
-    <w:p>
-      <w:pPr>
+        <w:rPr>
+          <w:rFonts w:ascii="Arvo" w:hAnsi="Arvo"/>
+          <w:sz w:val="20"/>
+          <w:szCs w:val="20"/>
+        </w:rPr>
+      </w:pPr>
+      <w:r>
+        <w:rPr>
+          <w:rFonts w:ascii="Arvo" w:hAnsi="Arvo"/>
+          <w:sz w:val="20"/>
+          <w:szCs w:val="20"/>
+        </w:rPr>
+        <w:t xml:space="preserve">Preço global para a condução integral do escopo delimitado: R$ 85.000,00.</w:t>
+      </w:r>
+    </w:p>
+    <w:p>
+      <w:pPr>
+        <w:spacing w:line="276" w:lineRule="auto"/>
         <w:jc w:val="both"/>
-      </w:pPr>
-      <w:r>
-        <w:rPr>
-          <w:rFonts w:ascii="Arvo" w:hAnsi="Arvo"/>
-          <w:sz w:val="20"/>
-        </w:rPr>
-        <w:t>Ações e fases cobertas: Conhecimento e Execução em primeira e segunda instâncias (TRT/TRF), incluindo embargos de declaração e demais incidentes.</w:t>
-      </w:r>
-    </w:p>
-    <w:p>
-      <w:pPr>
+        <w:rPr>
+          <w:rFonts w:ascii="Arvo" w:hAnsi="Arvo"/>
+          <w:sz w:val="20"/>
+          <w:szCs w:val="20"/>
+        </w:rPr>
+      </w:pPr>
+      <w:r>
+        <w:rPr>
+          <w:rFonts w:ascii="Arvo" w:hAnsi="Arvo"/>
+          <w:sz w:val="20"/>
+          <w:szCs w:val="20"/>
+        </w:rPr>
+        <w:t xml:space="preserve">Ações e fases cobertas: Conhecimento e Execução em primeira e segunda instâncias (TRT/TRF), incluindo embargos de declaração e demais incidentes.</w:t>
+      </w:r>
+    </w:p>
+    <w:p>
+      <w:pPr>
+        <w:spacing w:line="276" w:lineRule="auto"/>
         <w:jc w:val="both"/>
-      </w:pPr>
-      <w:r>
-        <w:rPr>
-          <w:rFonts w:ascii="Arvo" w:hAnsi="Arvo"/>
-          <w:sz w:val="20"/>
-        </w:rPr>
-        <w:t>Forma de pagamento: 40% no ato da assinatura da proposta; 30% após sentença de primeiro grau; 30% após trânsito em julgado.</w:t>
-      </w:r>
-    </w:p>
-    <w:p>
-      <w:r>
-        <w:rPr>
-          <w:rFonts w:ascii="Arvo" w:hAnsi="Arvo"/>
-          <w:sz w:val="20"/>
-        </w:rPr>
-      </w:r>
+        <w:rPr>
+          <w:rFonts w:ascii="Arvo" w:hAnsi="Arvo"/>
+          <w:sz w:val="20"/>
+          <w:szCs w:val="20"/>
+        </w:rPr>
+      </w:pPr>
+      <w:r>
+        <w:rPr>
+          <w:rFonts w:ascii="Arvo" w:hAnsi="Arvo"/>
+          <w:sz w:val="20"/>
+          <w:szCs w:val="20"/>
+        </w:rPr>
+        <w:t xml:space="preserve">Forma de pagamento: 40% no ato da assinatura da proposta; 30% após sentença de primeiro grau; 30% após trânsito em julgado.</w:t>
+      </w:r>
+    </w:p>
+    <w:p>
+      <w:pPr>
+        <w:spacing w:line="276" w:lineRule="auto"/>
+        <w:rPr>
+          <w:rFonts w:ascii="Arvo" w:hAnsi="Arvo"/>
+          <w:sz w:val="20"/>
+          <w:szCs w:val="20"/>
+        </w:rPr>
+      </w:pPr>
     </w:p>
     <w:p>
       <w:pPr>

--- a/Proposta_Demo_Multi_Escopo.docx
+++ b/Proposta_Demo_Multi_Escopo.docx
@@ -843,6 +843,16 @@
         </w:rPr>
         <w:t xml:space="preserve">Os honorários serão apurados conforme a tabela de senioridade abaixo, com base em relatório mensal de horas executadas.</w:t>
       </w:r>
+    </w:p>
+    <w:p>
+      <w:pPr>
+        <w:spacing w:line="276" w:lineRule="auto"/>
+        <w:rPr>
+          <w:rFonts w:ascii="Arvo" w:hAnsi="Arvo"/>
+          <w:sz w:val="20"/>
+          <w:szCs w:val="20"/>
+        </w:rPr>
+      </w:pPr>
     </w:p>
     <w:tbl>
       <w:tblPr>
@@ -1423,9 +1433,274 @@
           <w:sz w:val="20"/>
           <w:szCs w:val="20"/>
         </w:rPr>
-        <w:t xml:space="preserve">Honorários fixos mensais de R$ 18.500,00, abrangendo até 35 horas de trabalho consultivo por mês. Horas excedentes ao cap serão cobradas a R$ 650,00 por hora.</w:t>
-      </w:r>
-    </w:p>
+        <w:t xml:space="preserve">Os honorários serão fixados em valor mensal pré-estabelecido, abrangendo um cap de horas inclusas. Horas excedentes ao cap serão cobradas separadamente.</w:t>
+      </w:r>
+    </w:p>
+    <w:p>
+      <w:pPr>
+        <w:spacing w:line="276" w:lineRule="auto"/>
+        <w:rPr>
+          <w:rFonts w:ascii="Arvo" w:hAnsi="Arvo"/>
+          <w:sz w:val="20"/>
+          <w:szCs w:val="20"/>
+        </w:rPr>
+      </w:pPr>
+    </w:p>
+    <w:tbl>
+      <w:tblPr>
+        <w:tblW w:w="9634" w:type="dxa"/>
+        <w:tblBorders>
+          <w:top w:val="single" w:sz="4" w:space="0" w:color="auto"/>
+          <w:left w:val="single" w:sz="4" w:space="0" w:color="auto"/>
+          <w:right w:val="single" w:sz="4" w:space="0" w:color="auto"/>
+          <w:insideH w:val="single" w:sz="4" w:space="0" w:color="auto"/>
+          <w:insideV w:val="single" w:sz="4" w:space="0" w:color="auto"/>
+        </w:tblBorders>
+        <w:tblCellMar>
+          <w:left w:w="10" w:type="dxa"/>
+          <w:right w:w="10" w:type="dxa"/>
+        </w:tblCellMar>
+        <w:tblLook w:val="04A0" w:firstRow="0" w:lastRow="0" w:firstColumn="1" w:lastColumn="0" w:noHBand="0" w:noVBand="1"/>
+      </w:tblPr>
+      <w:tblGrid>
+        <w:gridCol w:w="3256"/>
+        <w:gridCol w:w="6378"/>
+      </w:tblGrid>
+      <w:tr>
+        <w:tc>
+          <w:tcPr>
+            <w:tcW w:w="3256" w:type="dxa"/>
+            <w:tcBorders>
+              <w:top w:val="single" w:sz="4" w:space="0" w:color="1A3557"/>
+              <w:left w:val="single" w:sz="4" w:space="0" w:color="1A3557"/>
+              <w:bottom w:val="single" w:sz="4" w:space="0" w:color="1A3557"/>
+              <w:right w:val="single" w:sz="4" w:space="0" w:color="1A3557"/>
+            </w:tcBorders>
+            <w:shd w:val="clear" w:color="auto" w:fill="FFF9F4"/>
+            <w:tcMar>
+              <w:top w:w="100" w:type="dxa"/>
+              <w:left w:w="120" w:type="dxa"/>
+              <w:bottom w:w="100" w:type="dxa"/>
+              <w:right w:w="120" w:type="dxa"/>
+            </w:tcMar>
+          </w:tcPr>
+          <w:p>
+            <w:pPr>
+              <w:spacing w:line="276" w:lineRule="auto"/>
+              <w:rPr>
+                <w:rFonts w:ascii="Arvo" w:hAnsi="Arvo"/>
+                <w:b/>
+                <w:bCs/>
+                <w:sz w:val="20"/>
+                <w:szCs w:val="20"/>
+              </w:rPr>
+            </w:pPr>
+            <w:r>
+              <w:rPr>
+                <w:rFonts w:ascii="Arvo" w:hAnsi="Arvo"/>
+                <w:b/>
+                <w:bCs/>
+                <w:sz w:val="20"/>
+                <w:szCs w:val="20"/>
+              </w:rPr>
+              <w:t xml:space="preserve">Valor Mensal</w:t>
+            </w:r>
+          </w:p>
+        </w:tc>
+        <w:tc>
+          <w:tcPr>
+            <w:tcW w:w="6378" w:type="dxa"/>
+            <w:tcBorders>
+              <w:top w:val="single" w:sz="4" w:space="0" w:color="1A3557"/>
+              <w:left w:val="single" w:sz="4" w:space="0" w:color="1A3557"/>
+              <w:bottom w:val="single" w:sz="4" w:space="0" w:color="1A3557"/>
+              <w:right w:val="single" w:sz="4" w:space="0" w:color="1A3557"/>
+            </w:tcBorders>
+            <w:tcMar>
+              <w:top w:w="100" w:type="dxa"/>
+              <w:left w:w="120" w:type="dxa"/>
+              <w:bottom w:w="100" w:type="dxa"/>
+              <w:right w:w="120" w:type="dxa"/>
+            </w:tcMar>
+          </w:tcPr>
+          <w:p>
+            <w:pPr>
+              <w:spacing w:line="276" w:lineRule="auto"/>
+              <w:jc w:val="both"/>
+              <w:rPr>
+                <w:rFonts w:ascii="Arvo" w:hAnsi="Arvo"/>
+                <w:sz w:val="20"/>
+                <w:szCs w:val="20"/>
+              </w:rPr>
+            </w:pPr>
+            <w:r>
+              <w:rPr>
+                <w:rFonts w:ascii="Arvo" w:hAnsi="Arvo"/>
+                <w:sz w:val="20"/>
+                <w:szCs w:val="20"/>
+              </w:rPr>
+              <w:t xml:space="preserve">R$ 18.500,00</w:t>
+            </w:r>
+          </w:p>
+        </w:tc>
+      </w:tr>
+      <w:tr>
+        <w:tc>
+          <w:tcPr>
+            <w:tcW w:w="3256" w:type="dxa"/>
+            <w:tcBorders>
+              <w:top w:val="single" w:sz="4" w:space="0" w:color="1A3557"/>
+              <w:left w:val="single" w:sz="4" w:space="0" w:color="1A3557"/>
+              <w:bottom w:val="single" w:sz="4" w:space="0" w:color="1A3557"/>
+              <w:right w:val="single" w:sz="4" w:space="0" w:color="1A3557"/>
+            </w:tcBorders>
+            <w:shd w:val="clear" w:color="auto" w:fill="FFF9F4"/>
+            <w:tcMar>
+              <w:top w:w="100" w:type="dxa"/>
+              <w:left w:w="120" w:type="dxa"/>
+              <w:bottom w:w="100" w:type="dxa"/>
+              <w:right w:w="120" w:type="dxa"/>
+            </w:tcMar>
+          </w:tcPr>
+          <w:p>
+            <w:pPr>
+              <w:spacing w:line="276" w:lineRule="auto"/>
+              <w:rPr>
+                <w:rFonts w:ascii="Arvo" w:hAnsi="Arvo"/>
+                <w:b/>
+                <w:bCs/>
+                <w:sz w:val="20"/>
+                <w:szCs w:val="20"/>
+              </w:rPr>
+            </w:pPr>
+            <w:r>
+              <w:rPr>
+                <w:rFonts w:ascii="Arvo" w:hAnsi="Arvo"/>
+                <w:b/>
+                <w:bCs/>
+                <w:sz w:val="20"/>
+                <w:szCs w:val="20"/>
+              </w:rPr>
+              <w:t xml:space="preserve">Cap de Horas</w:t>
+            </w:r>
+          </w:p>
+        </w:tc>
+        <w:tc>
+          <w:tcPr>
+            <w:tcW w:w="6378" w:type="dxa"/>
+            <w:tcBorders>
+              <w:top w:val="single" w:sz="4" w:space="0" w:color="1A3557"/>
+              <w:left w:val="single" w:sz="4" w:space="0" w:color="1A3557"/>
+              <w:bottom w:val="single" w:sz="4" w:space="0" w:color="1A3557"/>
+              <w:right w:val="single" w:sz="4" w:space="0" w:color="1A3557"/>
+            </w:tcBorders>
+            <w:tcMar>
+              <w:top w:w="100" w:type="dxa"/>
+              <w:left w:w="120" w:type="dxa"/>
+              <w:bottom w:w="100" w:type="dxa"/>
+              <w:right w:w="120" w:type="dxa"/>
+            </w:tcMar>
+          </w:tcPr>
+          <w:p>
+            <w:pPr>
+              <w:spacing w:line="276" w:lineRule="auto"/>
+              <w:jc w:val="both"/>
+              <w:rPr>
+                <w:rFonts w:ascii="Arvo" w:hAnsi="Arvo"/>
+                <w:sz w:val="20"/>
+                <w:szCs w:val="20"/>
+              </w:rPr>
+            </w:pPr>
+            <w:r>
+              <w:rPr>
+                <w:rFonts w:ascii="Arvo" w:hAnsi="Arvo"/>
+                <w:sz w:val="20"/>
+                <w:szCs w:val="20"/>
+              </w:rPr>
+              <w:t xml:space="preserve">35 horas horas</w:t>
+            </w:r>
+          </w:p>
+        </w:tc>
+      </w:tr>
+      <w:tr>
+        <w:tc>
+          <w:tcPr>
+            <w:tcW w:w="3256" w:type="dxa"/>
+            <w:tcBorders>
+              <w:top w:val="single" w:sz="4" w:space="0" w:color="1A3557"/>
+              <w:left w:val="single" w:sz="4" w:space="0" w:color="1A3557"/>
+              <w:bottom w:val="single" w:sz="4" w:space="0" w:color="1A3557"/>
+              <w:right w:val="single" w:sz="4" w:space="0" w:color="1A3557"/>
+            </w:tcBorders>
+            <w:shd w:val="clear" w:color="auto" w:fill="FFF9F4"/>
+            <w:tcMar>
+              <w:top w:w="100" w:type="dxa"/>
+              <w:left w:w="120" w:type="dxa"/>
+              <w:bottom w:w="100" w:type="dxa"/>
+              <w:right w:w="120" w:type="dxa"/>
+            </w:tcMar>
+          </w:tcPr>
+          <w:p>
+            <w:pPr>
+              <w:spacing w:line="276" w:lineRule="auto"/>
+              <w:rPr>
+                <w:rFonts w:ascii="Arvo" w:hAnsi="Arvo"/>
+                <w:b/>
+                <w:bCs/>
+                <w:sz w:val="20"/>
+                <w:szCs w:val="20"/>
+              </w:rPr>
+            </w:pPr>
+            <w:r>
+              <w:rPr>
+                <w:rFonts w:ascii="Arvo" w:hAnsi="Arvo"/>
+                <w:b/>
+                <w:bCs/>
+                <w:sz w:val="20"/>
+                <w:szCs w:val="20"/>
+              </w:rPr>
+              <w:t xml:space="preserve">Valor da Hora Excedente</w:t>
+            </w:r>
+          </w:p>
+        </w:tc>
+        <w:tc>
+          <w:tcPr>
+            <w:tcW w:w="6378" w:type="dxa"/>
+            <w:tcBorders>
+              <w:top w:val="single" w:sz="4" w:space="0" w:color="1A3557"/>
+              <w:left w:val="single" w:sz="4" w:space="0" w:color="1A3557"/>
+              <w:bottom w:val="single" w:sz="4" w:space="0" w:color="1A3557"/>
+              <w:right w:val="single" w:sz="4" w:space="0" w:color="1A3557"/>
+            </w:tcBorders>
+            <w:tcMar>
+              <w:top w:w="100" w:type="dxa"/>
+              <w:left w:w="120" w:type="dxa"/>
+              <w:bottom w:w="100" w:type="dxa"/>
+              <w:right w:w="120" w:type="dxa"/>
+            </w:tcMar>
+          </w:tcPr>
+          <w:p>
+            <w:pPr>
+              <w:spacing w:line="276" w:lineRule="auto"/>
+              <w:jc w:val="both"/>
+              <w:rPr>
+                <w:rFonts w:ascii="Arvo" w:hAnsi="Arvo"/>
+                <w:sz w:val="20"/>
+                <w:szCs w:val="20"/>
+              </w:rPr>
+            </w:pPr>
+            <w:r>
+              <w:rPr>
+                <w:rFonts w:ascii="Arvo" w:hAnsi="Arvo"/>
+                <w:sz w:val="20"/>
+                <w:szCs w:val="20"/>
+              </w:rPr>
+              <w:t xml:space="preserve">R$ 650,00</w:t>
+            </w:r>
+          </w:p>
+        </w:tc>
+      </w:tr>
+    </w:tbl>
     <w:p>
       <w:pPr>
         <w:spacing w:line="276" w:lineRule="auto"/>
@@ -2348,8 +2623,18 @@
           <w:sz w:val="20"/>
           <w:szCs w:val="20"/>
         </w:rPr>
-        <w:t xml:space="preserve">Os honorários serão apurados em valor mensal por processo, conforme natureza e fase, de acordo com a tabela abaixo:</w:t>
-      </w:r>
+        <w:t xml:space="preserve">Os honorários serão apurados conforme valor mensal por processo em curso, conforme a natureza da ação e fase processual coberta pela atuação, nos termos abaixo.</w:t>
+      </w:r>
+    </w:p>
+    <w:p>
+      <w:pPr>
+        <w:spacing w:line="276" w:lineRule="auto"/>
+        <w:rPr>
+          <w:rFonts w:ascii="Arvo" w:hAnsi="Arvo"/>
+          <w:sz w:val="20"/>
+          <w:szCs w:val="20"/>
+        </w:rPr>
+      </w:pPr>
     </w:p>
     <w:tbl>
       <w:tblPr>
@@ -2410,7 +2695,7 @@
                 <w:sz w:val="20"/>
                 <w:szCs w:val="20"/>
               </w:rPr>
-              <w:t xml:space="preserve">Natureza da ação</w:t>
+              <w:t xml:space="preserve">Natureza da Ação</w:t>
             </w:r>
           </w:p>
         </w:tc>
@@ -2492,7 +2777,7 @@
                 <w:sz w:val="20"/>
                 <w:szCs w:val="20"/>
               </w:rPr>
-              <w:t xml:space="preserve">Valor</w:t>
+              <w:t xml:space="preserve">Valor por Ação (R$)</w:t>
             </w:r>
           </w:p>
         </w:tc>
@@ -2990,8 +3275,18 @@
           <w:sz w:val="20"/>
           <w:szCs w:val="20"/>
         </w:rPr>
-        <w:t xml:space="preserve">Os honorários serão apurados por ato processual efetivamente praticado, conforme tabela:</w:t>
-      </w:r>
+        <w:t xml:space="preserve">Os honorários serão apurados por ato processual efetivamente praticado pelo Contratado, conforme os valores abaixo.</w:t>
+      </w:r>
+    </w:p>
+    <w:p>
+      <w:pPr>
+        <w:spacing w:line="276" w:lineRule="auto"/>
+        <w:rPr>
+          <w:rFonts w:ascii="Arvo" w:hAnsi="Arvo"/>
+          <w:sz w:val="20"/>
+          <w:szCs w:val="20"/>
+        </w:rPr>
+      </w:pPr>
     </w:p>
     <w:tbl>
       <w:tblPr>
@@ -3134,7 +3429,7 @@
                 <w:sz w:val="20"/>
                 <w:szCs w:val="20"/>
               </w:rPr>
-              <w:t xml:space="preserve">Valor</w:t>
+              <w:t xml:space="preserve">Valor (R$)</w:t>
             </w:r>
           </w:p>
         </w:tc>
@@ -4076,47 +4371,274 @@
           <w:sz w:val="20"/>
           <w:szCs w:val="20"/>
         </w:rPr>
-        <w:t xml:space="preserve">Preço global para a condução integral do escopo delimitado: R$ 85.000,00.</w:t>
-      </w:r>
-    </w:p>
-    <w:p>
-      <w:pPr>
-        <w:spacing w:line="276" w:lineRule="auto"/>
-        <w:jc w:val="both"/>
-        <w:rPr>
-          <w:rFonts w:ascii="Arvo" w:hAnsi="Arvo"/>
-          <w:sz w:val="20"/>
-          <w:szCs w:val="20"/>
-        </w:rPr>
-      </w:pPr>
-      <w:r>
-        <w:rPr>
-          <w:rFonts w:ascii="Arvo" w:hAnsi="Arvo"/>
-          <w:sz w:val="20"/>
-          <w:szCs w:val="20"/>
-        </w:rPr>
-        <w:t xml:space="preserve">Ações e fases cobertas: Conhecimento e Execução em primeira e segunda instâncias (TRT/TRF), incluindo embargos de declaração e demais incidentes.</w:t>
-      </w:r>
-    </w:p>
-    <w:p>
-      <w:pPr>
-        <w:spacing w:line="276" w:lineRule="auto"/>
-        <w:jc w:val="both"/>
-        <w:rPr>
-          <w:rFonts w:ascii="Arvo" w:hAnsi="Arvo"/>
-          <w:sz w:val="20"/>
-          <w:szCs w:val="20"/>
-        </w:rPr>
-      </w:pPr>
-      <w:r>
-        <w:rPr>
-          <w:rFonts w:ascii="Arvo" w:hAnsi="Arvo"/>
-          <w:sz w:val="20"/>
-          <w:szCs w:val="20"/>
-        </w:rPr>
-        <w:t xml:space="preserve">Forma de pagamento: 40% no ato da assinatura da proposta; 30% após sentença de primeiro grau; 30% após trânsito em julgado.</w:t>
-      </w:r>
-    </w:p>
+        <w:t xml:space="preserve">Os honorários serão fixados em valor global fechado para a condução integral do escopo delimitado, distribuído conforme o cronograma de pagamento abaixo.</w:t>
+      </w:r>
+    </w:p>
+    <w:p>
+      <w:pPr>
+        <w:spacing w:line="276" w:lineRule="auto"/>
+        <w:rPr>
+          <w:rFonts w:ascii="Arvo" w:hAnsi="Arvo"/>
+          <w:sz w:val="20"/>
+          <w:szCs w:val="20"/>
+        </w:rPr>
+      </w:pPr>
+    </w:p>
+    <w:tbl>
+      <w:tblPr>
+        <w:tblW w:w="9634" w:type="dxa"/>
+        <w:tblBorders>
+          <w:top w:val="single" w:sz="4" w:space="0" w:color="auto"/>
+          <w:left w:val="single" w:sz="4" w:space="0" w:color="auto"/>
+          <w:right w:val="single" w:sz="4" w:space="0" w:color="auto"/>
+          <w:insideH w:val="single" w:sz="4" w:space="0" w:color="auto"/>
+          <w:insideV w:val="single" w:sz="4" w:space="0" w:color="auto"/>
+        </w:tblBorders>
+        <w:tblCellMar>
+          <w:left w:w="10" w:type="dxa"/>
+          <w:right w:w="10" w:type="dxa"/>
+        </w:tblCellMar>
+        <w:tblLook w:val="04A0" w:firstRow="0" w:lastRow="0" w:firstColumn="1" w:lastColumn="0" w:noHBand="0" w:noVBand="1"/>
+      </w:tblPr>
+      <w:tblGrid>
+        <w:gridCol w:w="3256"/>
+        <w:gridCol w:w="6378"/>
+      </w:tblGrid>
+      <w:tr>
+        <w:tc>
+          <w:tcPr>
+            <w:tcW w:w="3256" w:type="dxa"/>
+            <w:tcBorders>
+              <w:top w:val="single" w:sz="4" w:space="0" w:color="1A3557"/>
+              <w:left w:val="single" w:sz="4" w:space="0" w:color="1A3557"/>
+              <w:bottom w:val="single" w:sz="4" w:space="0" w:color="1A3557"/>
+              <w:right w:val="single" w:sz="4" w:space="0" w:color="1A3557"/>
+            </w:tcBorders>
+            <w:shd w:val="clear" w:color="auto" w:fill="FFF9F4"/>
+            <w:tcMar>
+              <w:top w:w="100" w:type="dxa"/>
+              <w:left w:w="120" w:type="dxa"/>
+              <w:bottom w:w="100" w:type="dxa"/>
+              <w:right w:w="120" w:type="dxa"/>
+            </w:tcMar>
+          </w:tcPr>
+          <w:p>
+            <w:pPr>
+              <w:spacing w:line="276" w:lineRule="auto"/>
+              <w:rPr>
+                <w:rFonts w:ascii="Arvo" w:hAnsi="Arvo"/>
+                <w:b/>
+                <w:bCs/>
+                <w:sz w:val="20"/>
+                <w:szCs w:val="20"/>
+              </w:rPr>
+            </w:pPr>
+            <w:r>
+              <w:rPr>
+                <w:rFonts w:ascii="Arvo" w:hAnsi="Arvo"/>
+                <w:b/>
+                <w:bCs/>
+                <w:sz w:val="20"/>
+                <w:szCs w:val="20"/>
+              </w:rPr>
+              <w:t xml:space="preserve">Valor Total</w:t>
+            </w:r>
+          </w:p>
+        </w:tc>
+        <w:tc>
+          <w:tcPr>
+            <w:tcW w:w="6378" w:type="dxa"/>
+            <w:tcBorders>
+              <w:top w:val="single" w:sz="4" w:space="0" w:color="1A3557"/>
+              <w:left w:val="single" w:sz="4" w:space="0" w:color="1A3557"/>
+              <w:bottom w:val="single" w:sz="4" w:space="0" w:color="1A3557"/>
+              <w:right w:val="single" w:sz="4" w:space="0" w:color="1A3557"/>
+            </w:tcBorders>
+            <w:tcMar>
+              <w:top w:w="100" w:type="dxa"/>
+              <w:left w:w="120" w:type="dxa"/>
+              <w:bottom w:w="100" w:type="dxa"/>
+              <w:right w:w="120" w:type="dxa"/>
+            </w:tcMar>
+          </w:tcPr>
+          <w:p>
+            <w:pPr>
+              <w:spacing w:line="276" w:lineRule="auto"/>
+              <w:jc w:val="both"/>
+              <w:rPr>
+                <w:rFonts w:ascii="Arvo" w:hAnsi="Arvo"/>
+                <w:sz w:val="20"/>
+                <w:szCs w:val="20"/>
+              </w:rPr>
+            </w:pPr>
+            <w:r>
+              <w:rPr>
+                <w:rFonts w:ascii="Arvo" w:hAnsi="Arvo"/>
+                <w:sz w:val="20"/>
+                <w:szCs w:val="20"/>
+              </w:rPr>
+              <w:t xml:space="preserve">R$ 85.000,00</w:t>
+            </w:r>
+          </w:p>
+        </w:tc>
+      </w:tr>
+      <w:tr>
+        <w:tc>
+          <w:tcPr>
+            <w:tcW w:w="3256" w:type="dxa"/>
+            <w:tcBorders>
+              <w:top w:val="single" w:sz="4" w:space="0" w:color="1A3557"/>
+              <w:left w:val="single" w:sz="4" w:space="0" w:color="1A3557"/>
+              <w:bottom w:val="single" w:sz="4" w:space="0" w:color="1A3557"/>
+              <w:right w:val="single" w:sz="4" w:space="0" w:color="1A3557"/>
+            </w:tcBorders>
+            <w:shd w:val="clear" w:color="auto" w:fill="FFF9F4"/>
+            <w:tcMar>
+              <w:top w:w="100" w:type="dxa"/>
+              <w:left w:w="120" w:type="dxa"/>
+              <w:bottom w:w="100" w:type="dxa"/>
+              <w:right w:w="120" w:type="dxa"/>
+            </w:tcMar>
+          </w:tcPr>
+          <w:p>
+            <w:pPr>
+              <w:spacing w:line="276" w:lineRule="auto"/>
+              <w:rPr>
+                <w:rFonts w:ascii="Arvo" w:hAnsi="Arvo"/>
+                <w:b/>
+                <w:bCs/>
+                <w:sz w:val="20"/>
+                <w:szCs w:val="20"/>
+              </w:rPr>
+            </w:pPr>
+            <w:r>
+              <w:rPr>
+                <w:rFonts w:ascii="Arvo" w:hAnsi="Arvo"/>
+                <w:b/>
+                <w:bCs/>
+                <w:sz w:val="20"/>
+                <w:szCs w:val="20"/>
+              </w:rPr>
+              <w:t xml:space="preserve">Ações e Fases Cobertas</w:t>
+            </w:r>
+          </w:p>
+        </w:tc>
+        <w:tc>
+          <w:tcPr>
+            <w:tcW w:w="6378" w:type="dxa"/>
+            <w:tcBorders>
+              <w:top w:val="single" w:sz="4" w:space="0" w:color="1A3557"/>
+              <w:left w:val="single" w:sz="4" w:space="0" w:color="1A3557"/>
+              <w:bottom w:val="single" w:sz="4" w:space="0" w:color="1A3557"/>
+              <w:right w:val="single" w:sz="4" w:space="0" w:color="1A3557"/>
+            </w:tcBorders>
+            <w:tcMar>
+              <w:top w:w="100" w:type="dxa"/>
+              <w:left w:w="120" w:type="dxa"/>
+              <w:bottom w:w="100" w:type="dxa"/>
+              <w:right w:w="120" w:type="dxa"/>
+            </w:tcMar>
+          </w:tcPr>
+          <w:p>
+            <w:pPr>
+              <w:spacing w:line="276" w:lineRule="auto"/>
+              <w:jc w:val="both"/>
+              <w:rPr>
+                <w:rFonts w:ascii="Arvo" w:hAnsi="Arvo"/>
+                <w:sz w:val="20"/>
+                <w:szCs w:val="20"/>
+              </w:rPr>
+            </w:pPr>
+            <w:r>
+              <w:rPr>
+                <w:rFonts w:ascii="Arvo" w:hAnsi="Arvo"/>
+                <w:sz w:val="20"/>
+                <w:szCs w:val="20"/>
+              </w:rPr>
+              <w:t xml:space="preserve">Conhecimento e Execução em primeira e segunda instâncias (TRT/TRF), incluindo embargos de declaração e demais incidentes.</w:t>
+            </w:r>
+          </w:p>
+        </w:tc>
+      </w:tr>
+      <w:tr>
+        <w:tc>
+          <w:tcPr>
+            <w:tcW w:w="3256" w:type="dxa"/>
+            <w:tcBorders>
+              <w:top w:val="single" w:sz="4" w:space="0" w:color="1A3557"/>
+              <w:left w:val="single" w:sz="4" w:space="0" w:color="1A3557"/>
+              <w:bottom w:val="single" w:sz="4" w:space="0" w:color="1A3557"/>
+              <w:right w:val="single" w:sz="4" w:space="0" w:color="1A3557"/>
+            </w:tcBorders>
+            <w:shd w:val="clear" w:color="auto" w:fill="FFF9F4"/>
+            <w:tcMar>
+              <w:top w:w="100" w:type="dxa"/>
+              <w:left w:w="120" w:type="dxa"/>
+              <w:bottom w:w="100" w:type="dxa"/>
+              <w:right w:w="120" w:type="dxa"/>
+            </w:tcMar>
+          </w:tcPr>
+          <w:p>
+            <w:pPr>
+              <w:spacing w:line="276" w:lineRule="auto"/>
+              <w:rPr>
+                <w:rFonts w:ascii="Arvo" w:hAnsi="Arvo"/>
+                <w:b/>
+                <w:bCs/>
+                <w:sz w:val="20"/>
+                <w:szCs w:val="20"/>
+              </w:rPr>
+            </w:pPr>
+            <w:r>
+              <w:rPr>
+                <w:rFonts w:ascii="Arvo" w:hAnsi="Arvo"/>
+                <w:b/>
+                <w:bCs/>
+                <w:sz w:val="20"/>
+                <w:szCs w:val="20"/>
+              </w:rPr>
+              <w:t xml:space="preserve">Cronograma de pagamento</w:t>
+            </w:r>
+          </w:p>
+        </w:tc>
+        <w:tc>
+          <w:tcPr>
+            <w:tcW w:w="6378" w:type="dxa"/>
+            <w:tcBorders>
+              <w:top w:val="single" w:sz="4" w:space="0" w:color="1A3557"/>
+              <w:left w:val="single" w:sz="4" w:space="0" w:color="1A3557"/>
+              <w:bottom w:val="single" w:sz="4" w:space="0" w:color="1A3557"/>
+              <w:right w:val="single" w:sz="4" w:space="0" w:color="1A3557"/>
+            </w:tcBorders>
+            <w:tcMar>
+              <w:top w:w="100" w:type="dxa"/>
+              <w:left w:w="120" w:type="dxa"/>
+              <w:bottom w:w="100" w:type="dxa"/>
+              <w:right w:w="120" w:type="dxa"/>
+            </w:tcMar>
+          </w:tcPr>
+          <w:p>
+            <w:pPr>
+              <w:spacing w:line="276" w:lineRule="auto"/>
+              <w:jc w:val="both"/>
+              <w:rPr>
+                <w:rFonts w:ascii="Arvo" w:hAnsi="Arvo"/>
+                <w:sz w:val="20"/>
+                <w:szCs w:val="20"/>
+              </w:rPr>
+            </w:pPr>
+            <w:r>
+              <w:rPr>
+                <w:rFonts w:ascii="Arvo" w:hAnsi="Arvo"/>
+                <w:sz w:val="20"/>
+                <w:szCs w:val="20"/>
+              </w:rPr>
+              <w:t xml:space="preserve">40% no ato da assinatura da proposta; 30% após sentença de primeiro grau; 30% após trânsito em julgado.</w:t>
+            </w:r>
+          </w:p>
+        </w:tc>
+      </w:tr>
+    </w:tbl>
     <w:p>
       <w:pPr>
         <w:spacing w:line="276" w:lineRule="auto"/>

--- a/Proposta_Demo_Multi_Escopo.docx
+++ b/Proposta_Demo_Multi_Escopo.docx
@@ -463,6 +463,16 @@
           <w:sz w:val="20"/>
           <w:szCs w:val="20"/>
         </w:rPr>
+      </w:pPr>
+    </w:p>
+    <w:p>
+      <w:pPr>
+        <w:spacing w:line="276" w:lineRule="auto"/>
+        <w:rPr>
+          <w:rFonts w:ascii="Arvo" w:hAnsi="Arvo"/>
+          <w:sz w:val="20"/>
+          <w:szCs w:val="20"/>
+        </w:rPr>
         <w:jc w:val="both"/>
       </w:pPr>
       <w:r>
@@ -513,6 +523,16 @@
           <w:sz w:val="20"/>
           <w:szCs w:val="20"/>
         </w:rPr>
+      </w:pPr>
+    </w:p>
+    <w:p>
+      <w:pPr>
+        <w:spacing w:line="276" w:lineRule="auto"/>
+        <w:rPr>
+          <w:rFonts w:ascii="Arvo" w:hAnsi="Arvo"/>
+          <w:sz w:val="20"/>
+          <w:szCs w:val="20"/>
+        </w:rPr>
         <w:jc w:val="both"/>
       </w:pPr>
       <w:r>
@@ -554,6 +574,16 @@
         </w:rPr>
         <w:t xml:space="preserve">Escopo Consultivo C:</w:t>
       </w:r>
+    </w:p>
+    <w:p>
+      <w:pPr>
+        <w:spacing w:line="276" w:lineRule="auto"/>
+        <w:rPr>
+          <w:rFonts w:ascii="Arvo" w:hAnsi="Arvo"/>
+          <w:sz w:val="20"/>
+          <w:szCs w:val="20"/>
+        </w:rPr>
+      </w:pPr>
     </w:p>
     <w:p>
       <w:pPr>
@@ -678,6 +708,16 @@
           <w:sz w:val="20"/>
           <w:szCs w:val="20"/>
         </w:rPr>
+      </w:pPr>
+    </w:p>
+    <w:p>
+      <w:pPr>
+        <w:spacing w:line="276" w:lineRule="auto"/>
+        <w:rPr>
+          <w:rFonts w:ascii="Arvo" w:hAnsi="Arvo"/>
+          <w:sz w:val="20"/>
+          <w:szCs w:val="20"/>
+        </w:rPr>
         <w:jc w:val="both"/>
       </w:pPr>
       <w:r>
@@ -730,6 +770,16 @@
           <w:sz w:val="20"/>
           <w:szCs w:val="20"/>
         </w:rPr>
+      </w:pPr>
+    </w:p>
+    <w:p>
+      <w:pPr>
+        <w:spacing w:line="276" w:lineRule="auto"/>
+        <w:rPr>
+          <w:rFonts w:ascii="Arvo" w:hAnsi="Arvo"/>
+          <w:sz w:val="20"/>
+          <w:szCs w:val="20"/>
+        </w:rPr>
         <w:jc w:val="both"/>
       </w:pPr>
       <w:r>
@@ -782,6 +832,16 @@
           <w:sz w:val="20"/>
           <w:szCs w:val="20"/>
         </w:rPr>
+      </w:pPr>
+    </w:p>
+    <w:p>
+      <w:pPr>
+        <w:spacing w:line="276" w:lineRule="auto"/>
+        <w:rPr>
+          <w:rFonts w:ascii="Arvo" w:hAnsi="Arvo"/>
+          <w:sz w:val="20"/>
+          <w:szCs w:val="20"/>
+        </w:rPr>
         <w:jc w:val="both"/>
       </w:pPr>
       <w:r>
@@ -824,6 +884,16 @@
         </w:rPr>
         <w:t xml:space="preserve">Honorários — Escopo Consultivo A</w:t>
       </w:r>
+    </w:p>
+    <w:p>
+      <w:pPr>
+        <w:spacing w:line="276" w:lineRule="auto"/>
+        <w:rPr>
+          <w:rFonts w:ascii="Arvo" w:hAnsi="Arvo"/>
+          <w:sz w:val="20"/>
+          <w:szCs w:val="20"/>
+        </w:rPr>
+      </w:pPr>
     </w:p>
     <w:p>
       <w:pPr>
@@ -1369,6 +1439,16 @@
     <w:p>
       <w:pPr>
         <w:spacing w:line="276" w:lineRule="auto"/>
+        <w:rPr>
+          <w:rFonts w:ascii="Arvo" w:hAnsi="Arvo"/>
+          <w:sz w:val="20"/>
+          <w:szCs w:val="20"/>
+        </w:rPr>
+      </w:pPr>
+    </w:p>
+    <w:p>
+      <w:pPr>
+        <w:spacing w:line="276" w:lineRule="auto"/>
         <w:jc w:val="both"/>
         <w:rPr>
           <w:rFonts w:ascii="Arvo" w:hAnsi="Arvo"/>
@@ -1416,6 +1496,16 @@
         </w:rPr>
         <w:t xml:space="preserve">Honorários — Escopo Consultivo C</w:t>
       </w:r>
+    </w:p>
+    <w:p>
+      <w:pPr>
+        <w:spacing w:line="276" w:lineRule="auto"/>
+        <w:rPr>
+          <w:rFonts w:ascii="Arvo" w:hAnsi="Arvo"/>
+          <w:sz w:val="20"/>
+          <w:szCs w:val="20"/>
+        </w:rPr>
+      </w:pPr>
     </w:p>
     <w:p>
       <w:pPr>
@@ -2610,6 +2700,16 @@
     <w:p>
       <w:pPr>
         <w:spacing w:line="276" w:lineRule="auto"/>
+        <w:rPr>
+          <w:rFonts w:ascii="Arvo" w:hAnsi="Arvo"/>
+          <w:sz w:val="20"/>
+          <w:szCs w:val="20"/>
+        </w:rPr>
+      </w:pPr>
+    </w:p>
+    <w:p>
+      <w:pPr>
+        <w:spacing w:line="276" w:lineRule="auto"/>
         <w:jc w:val="both"/>
         <w:rPr>
           <w:rFonts w:ascii="Arvo" w:hAnsi="Arvo"/>
@@ -3262,6 +3362,16 @@
     <w:p>
       <w:pPr>
         <w:spacing w:line="276" w:lineRule="auto"/>
+        <w:rPr>
+          <w:rFonts w:ascii="Arvo" w:hAnsi="Arvo"/>
+          <w:sz w:val="20"/>
+          <w:szCs w:val="20"/>
+        </w:rPr>
+      </w:pPr>
+    </w:p>
+    <w:p>
+      <w:pPr>
+        <w:spacing w:line="276" w:lineRule="auto"/>
         <w:jc w:val="both"/>
         <w:rPr>
           <w:rFonts w:ascii="Arvo" w:hAnsi="Arvo"/>
@@ -4354,6 +4464,16 @@
         </w:rPr>
         <w:t xml:space="preserve">Honorários — Escopo Contencioso C</w:t>
       </w:r>
+    </w:p>
+    <w:p>
+      <w:pPr>
+        <w:spacing w:line="276" w:lineRule="auto"/>
+        <w:rPr>
+          <w:rFonts w:ascii="Arvo" w:hAnsi="Arvo"/>
+          <w:sz w:val="20"/>
+          <w:szCs w:val="20"/>
+        </w:rPr>
+      </w:pPr>
     </w:p>
     <w:p>
       <w:pPr>

--- a/Proposta_Demo_Multi_Escopo.docx
+++ b/Proposta_Demo_Multi_Escopo.docx
@@ -626,17 +626,29 @@
           <w:sz w:val="20"/>
           <w:szCs w:val="20"/>
         </w:rPr>
+        <w:jc w:val="both"/>
       </w:pPr>
       <w:r>
         <w:rPr>
           <w:rFonts w:ascii="Arvo" w:hAnsi="Arvo"/>
           <w:b/>
           <w:bCs/>
-          <w:sz w:val="20"/>
-          <w:szCs w:val="20"/>
-        </w:rPr>
-        <w:t xml:space="preserve">Prazos de Entrega/SLA: </w:t>
-      </w:r>
+          <w:u w:val="single"/>
+          <w:sz w:val="20"/>
+          <w:szCs w:val="20"/>
+        </w:rPr>
+        <w:t xml:space="preserve">Prazos de Entrega/SLA dos Escopos Consultivos</w:t>
+      </w:r>
+    </w:p>
+    <w:p>
+      <w:pPr>
+        <w:spacing w:line="276" w:lineRule="auto"/>
+        <w:rPr>
+          <w:rFonts w:ascii="Arvo" w:hAnsi="Arvo"/>
+          <w:sz w:val="20"/>
+          <w:szCs w:val="20"/>
+        </w:rPr>
+      </w:pPr>
     </w:p>
     <w:p>
       <w:pPr>
@@ -851,6 +863,38 @@
           <w:szCs w:val="20"/>
         </w:rPr>
         <w:t xml:space="preserve">Litígio tributário projeto-único: condução integral de mandado de segurança e subsequente ação ordinária visando recuperação de créditos de PIS/COFINS sobre ICMS, com acompanhamento em todas as instâncias até o STF.</w:t>
+      </w:r>
+    </w:p>
+    <w:p>
+      <w:pPr>
+        <w:spacing w:line="276" w:lineRule="auto"/>
+        <w:rPr>
+          <w:rFonts w:ascii="Arvo" w:hAnsi="Arvo"/>
+          <w:sz w:val="20"/>
+          <w:szCs w:val="20"/>
+        </w:rPr>
+      </w:pPr>
+    </w:p>
+    <w:p>
+      <w:pPr>
+        <w:spacing w:line="276" w:lineRule="auto"/>
+        <w:rPr>
+          <w:rFonts w:ascii="Arvo" w:hAnsi="Arvo"/>
+          <w:sz w:val="20"/>
+          <w:szCs w:val="20"/>
+        </w:rPr>
+        <w:jc w:val="both"/>
+      </w:pPr>
+      <w:r>
+        <w:rPr>
+          <w:rFonts w:ascii="Arvo" w:hAnsi="Arvo"/>
+          <w:b/>
+          <w:bCs/>
+          <w:u w:val="single"/>
+          <w:sz w:val="20"/>
+          <w:szCs w:val="20"/>
+        </w:rPr>
+        <w:t xml:space="preserve">Honorários Propostos para os Escopos Consultivos</w:t>
       </w:r>
     </w:p>
     <w:p>
@@ -2667,6 +2711,40 @@
     <w:p>
       <w:pPr>
         <w:snapToGrid w:val="0"/>
+        <w:spacing w:line="276" w:lineRule="auto"/>
+        <w:rPr>
+          <w:rFonts w:ascii="Arvo" w:hAnsi="Arvo"/>
+          <w:sz w:val="20"/>
+          <w:szCs w:val="20"/>
+        </w:rPr>
+      </w:pPr>
+    </w:p>
+    <w:p>
+      <w:pPr>
+        <w:spacing w:line="276" w:lineRule="auto"/>
+        <w:rPr>
+          <w:rFonts w:ascii="Arvo" w:hAnsi="Arvo"/>
+          <w:b/>
+          <w:bCs/>
+          <w:sz w:val="20"/>
+          <w:szCs w:val="20"/>
+        </w:rPr>
+        <w:jc w:val="both"/>
+      </w:pPr>
+      <w:r>
+        <w:rPr>
+          <w:rFonts w:ascii="Arvo" w:hAnsi="Arvo"/>
+          <w:b/>
+          <w:bCs/>
+          <w:u w:val="single"/>
+          <w:sz w:val="20"/>
+          <w:szCs w:val="20"/>
+        </w:rPr>
+        <w:t xml:space="preserve">Honorários Propostos para os Escopos Contenciosos</w:t>
+      </w:r>
+    </w:p>
+    <w:p>
+      <w:pPr>
         <w:spacing w:line="276" w:lineRule="auto"/>
         <w:rPr>
           <w:rFonts w:ascii="Arvo" w:hAnsi="Arvo"/>

--- a/Proposta_Demo_Multi_Escopo.docx
+++ b/Proposta_Demo_Multi_Escopo.docx
@@ -5346,6 +5346,16 @@
         </w:rPr>
         <w:t>Condições Específicas</w:t>
       </w:r>
+    </w:p>
+    <w:p>
+      <w:pPr>
+        <w:spacing w:line="276" w:lineRule="auto"/>
+        <w:rPr>
+          <w:rFonts w:ascii="Arvo" w:hAnsi="Arvo"/>
+          <w:sz w:val="20"/>
+          <w:szCs w:val="20"/>
+        </w:rPr>
+      </w:pPr>
     </w:p>
     <w:p>
       <w:pPr>
